--- a/docs/ip-registration/03_Tai_lieu_ky_thuat.docx
+++ b/docs/ip-registration/03_Tai_lieu_ky_thuat.docx
@@ -35,7 +35,7 @@
         <w:t xml:space="preserve">3 lớp</w:t>
       </w:r>
       <w:r>
-        <w:t xml:space="preserve">: (1) khuôn mặt được so khớp bởi Face Authentication API; (2) toạ độ GPS đối soát bán kính geofence quanh điểm làm việc; (3) thông tin mạng Wi-Fi và dấu vân tay thiết bị gửi kèm. Khi mất kết nối, ứng dụng so khớp vector khuôn mặt 128 chiều trên thiết bị bằng độ tương đồng cosine (ngưỡng 0,85) và lưu vào hàng đợi mã hoá để đồng bộ sau.</w:t>
+        <w:t xml:space="preserve">: (1) khuôn mặt được so khớp bởi Face Authentication API; (2) toạ độ GPS đối soát bán kính geofence quanh điểm làm việc; (3) thông tin mạng Wi-Fi và dấu vân tay thiết bị gửi kèm. Ứng dụng chỉ ghi nhận lượt chấm công lên máy chủ sau khi khuôn mặt được xác thực khớp với hồ sơ nhân viên.</w:t>
       </w:r>
     </w:p>
     <w:p>
@@ -891,21 +891,21 @@
                 <w:sz w:val="18"/>
                 <w:szCs w:val="18"/>
               </w:rPr>
-              <w:t xml:space="preserve">lib/features/attendance/data/datasources/attendance_remote_datasource.dart  (dòng 67–106)</w:t>
-            </w:r>
-          </w:p>
-          <w:p>
-            <w:pPr>
-              <w:spacing w:after="0" w:line="228"/>
-            </w:pPr>
-            <w:r>
-              <w:rPr>
-                <w:rFonts w:ascii="Consolas" w:cs="Consolas" w:eastAsia="Consolas" w:hAnsi="Consolas"/>
-                <w:color w:val="94A3B8"/>
-                <w:sz w:val="16"/>
-                <w:szCs w:val="16"/>
-              </w:rPr>
-              <w:t xml:space="preserve"> 67  </w:t>
+              <w:t xml:space="preserve">lib/features/attendance/data/datasources/face_auth_remote_datasource.dart  (dòng 181–211)</w:t>
+            </w:r>
+          </w:p>
+          <w:p>
+            <w:pPr>
+              <w:spacing w:after="0" w:line="228"/>
+            </w:pPr>
+            <w:r>
+              <w:rPr>
+                <w:rFonts w:ascii="Consolas" w:cs="Consolas" w:eastAsia="Consolas" w:hAnsi="Consolas"/>
+                <w:color w:val="94A3B8"/>
+                <w:sz w:val="16"/>
+                <w:szCs w:val="16"/>
+              </w:rPr>
+              <w:t xml:space="preserve">181  </w:t>
             </w:r>
             <w:r>
               <w:rPr>
@@ -927,29 +927,117 @@
                 <w:sz w:val="16"/>
                 <w:szCs w:val="16"/>
               </w:rPr>
-              <w:t xml:space="preserve"> 68  </w:t>
-            </w:r>
-            <w:r>
-              <w:rPr>
-                <w:rFonts w:ascii="Consolas" w:cs="Consolas" w:eastAsia="Consolas" w:hAnsi="Consolas"/>
-                <w:sz w:val="16"/>
-                <w:szCs w:val="16"/>
-              </w:rPr>
-              <w:t xml:space="preserve">  Future&lt;AttendanceRecordModel&gt; checkIn(CheckInParams params) async {</w:t>
-            </w:r>
-          </w:p>
-          <w:p>
-            <w:pPr>
-              <w:spacing w:after="0" w:line="228"/>
-            </w:pPr>
-            <w:r>
-              <w:rPr>
-                <w:rFonts w:ascii="Consolas" w:cs="Consolas" w:eastAsia="Consolas" w:hAnsi="Consolas"/>
-                <w:color w:val="94A3B8"/>
-                <w:sz w:val="16"/>
-                <w:szCs w:val="16"/>
-              </w:rPr>
-              <w:t xml:space="preserve"> 69  </w:t>
+              <w:t xml:space="preserve">182  </w:t>
+            </w:r>
+            <w:r>
+              <w:rPr>
+                <w:rFonts w:ascii="Consolas" w:cs="Consolas" w:eastAsia="Consolas" w:hAnsi="Consolas"/>
+                <w:sz w:val="16"/>
+                <w:szCs w:val="16"/>
+              </w:rPr>
+              <w:t xml:space="preserve">  Future&lt;FaceVerifyResponseModel&gt; verifyFace(</w:t>
+            </w:r>
+          </w:p>
+          <w:p>
+            <w:pPr>
+              <w:spacing w:after="0" w:line="228"/>
+            </w:pPr>
+            <w:r>
+              <w:rPr>
+                <w:rFonts w:ascii="Consolas" w:cs="Consolas" w:eastAsia="Consolas" w:hAnsi="Consolas"/>
+                <w:color w:val="94A3B8"/>
+                <w:sz w:val="16"/>
+                <w:szCs w:val="16"/>
+              </w:rPr>
+              <w:t xml:space="preserve">183  </w:t>
+            </w:r>
+            <w:r>
+              <w:rPr>
+                <w:rFonts w:ascii="Consolas" w:cs="Consolas" w:eastAsia="Consolas" w:hAnsi="Consolas"/>
+                <w:sz w:val="16"/>
+                <w:szCs w:val="16"/>
+              </w:rPr>
+              <w:t xml:space="preserve">    String code,</w:t>
+            </w:r>
+          </w:p>
+          <w:p>
+            <w:pPr>
+              <w:spacing w:after="0" w:line="228"/>
+            </w:pPr>
+            <w:r>
+              <w:rPr>
+                <w:rFonts w:ascii="Consolas" w:cs="Consolas" w:eastAsia="Consolas" w:hAnsi="Consolas"/>
+                <w:color w:val="94A3B8"/>
+                <w:sz w:val="16"/>
+                <w:szCs w:val="16"/>
+              </w:rPr>
+              <w:t xml:space="preserve">184  </w:t>
+            </w:r>
+            <w:r>
+              <w:rPr>
+                <w:rFonts w:ascii="Consolas" w:cs="Consolas" w:eastAsia="Consolas" w:hAnsi="Consolas"/>
+                <w:sz w:val="16"/>
+                <w:szCs w:val="16"/>
+              </w:rPr>
+              <w:t xml:space="preserve">    String imagePath, {</w:t>
+            </w:r>
+          </w:p>
+          <w:p>
+            <w:pPr>
+              <w:spacing w:after="0" w:line="228"/>
+            </w:pPr>
+            <w:r>
+              <w:rPr>
+                <w:rFonts w:ascii="Consolas" w:cs="Consolas" w:eastAsia="Consolas" w:hAnsi="Consolas"/>
+                <w:color w:val="94A3B8"/>
+                <w:sz w:val="16"/>
+                <w:szCs w:val="16"/>
+              </w:rPr>
+              <w:t xml:space="preserve">185  </w:t>
+            </w:r>
+            <w:r>
+              <w:rPr>
+                <w:rFonts w:ascii="Consolas" w:cs="Consolas" w:eastAsia="Consolas" w:hAnsi="Consolas"/>
+                <w:sz w:val="16"/>
+                <w:szCs w:val="16"/>
+              </w:rPr>
+              <w:t xml:space="preserve">    String? appCode,</w:t>
+            </w:r>
+          </w:p>
+          <w:p>
+            <w:pPr>
+              <w:spacing w:after="0" w:line="228"/>
+            </w:pPr>
+            <w:r>
+              <w:rPr>
+                <w:rFonts w:ascii="Consolas" w:cs="Consolas" w:eastAsia="Consolas" w:hAnsi="Consolas"/>
+                <w:color w:val="94A3B8"/>
+                <w:sz w:val="16"/>
+                <w:szCs w:val="16"/>
+              </w:rPr>
+              <w:t xml:space="preserve">186  </w:t>
+            </w:r>
+            <w:r>
+              <w:rPr>
+                <w:rFonts w:ascii="Consolas" w:cs="Consolas" w:eastAsia="Consolas" w:hAnsi="Consolas"/>
+                <w:sz w:val="16"/>
+                <w:szCs w:val="16"/>
+              </w:rPr>
+              <w:t xml:space="preserve">  }) async {</w:t>
+            </w:r>
+          </w:p>
+          <w:p>
+            <w:pPr>
+              <w:spacing w:after="0" w:line="228"/>
+            </w:pPr>
+            <w:r>
+              <w:rPr>
+                <w:rFonts w:ascii="Consolas" w:cs="Consolas" w:eastAsia="Consolas" w:hAnsi="Consolas"/>
+                <w:color w:val="94A3B8"/>
+                <w:sz w:val="16"/>
+                <w:szCs w:val="16"/>
+              </w:rPr>
+              <w:t xml:space="preserve">187  </w:t>
             </w:r>
             <w:r>
               <w:rPr>
@@ -971,117 +1059,205 @@
                 <w:sz w:val="16"/>
                 <w:szCs w:val="16"/>
               </w:rPr>
-              <w:t xml:space="preserve"> 70  </w:t>
-            </w:r>
-            <w:r>
-              <w:rPr>
-                <w:rFonts w:ascii="Consolas" w:cs="Consolas" w:eastAsia="Consolas" w:hAnsi="Consolas"/>
-                <w:sz w:val="16"/>
-                <w:szCs w:val="16"/>
-              </w:rPr>
-              <w:t xml:space="preserve">      final enrollForm = &lt;String, dynamic&gt;{</w:t>
-            </w:r>
-          </w:p>
-          <w:p>
-            <w:pPr>
-              <w:spacing w:after="0" w:line="228"/>
-            </w:pPr>
-            <w:r>
-              <w:rPr>
-                <w:rFonts w:ascii="Consolas" w:cs="Consolas" w:eastAsia="Consolas" w:hAnsi="Consolas"/>
-                <w:color w:val="94A3B8"/>
-                <w:sz w:val="16"/>
-                <w:szCs w:val="16"/>
-              </w:rPr>
-              <w:t xml:space="preserve"> 71  </w:t>
-            </w:r>
-            <w:r>
-              <w:rPr>
-                <w:rFonts w:ascii="Consolas" w:cs="Consolas" w:eastAsia="Consolas" w:hAnsi="Consolas"/>
-                <w:sz w:val="16"/>
-                <w:szCs w:val="16"/>
-              </w:rPr>
-              <w:t xml:space="preserve">        'coordinate': '${params.lat},${params.lng}',</w:t>
-            </w:r>
-          </w:p>
-          <w:p>
-            <w:pPr>
-              <w:spacing w:after="0" w:line="228"/>
-            </w:pPr>
-            <w:r>
-              <w:rPr>
-                <w:rFonts w:ascii="Consolas" w:cs="Consolas" w:eastAsia="Consolas" w:hAnsi="Consolas"/>
-                <w:color w:val="94A3B8"/>
-                <w:sz w:val="16"/>
-                <w:szCs w:val="16"/>
-              </w:rPr>
-              <w:t xml:space="preserve"> 72  </w:t>
-            </w:r>
-            <w:r>
-              <w:rPr>
-                <w:rFonts w:ascii="Consolas" w:cs="Consolas" w:eastAsia="Consolas" w:hAnsi="Consolas"/>
-                <w:sz w:val="16"/>
-                <w:szCs w:val="16"/>
-              </w:rPr>
-              <w:t xml:space="preserve">        'local': params.bssid,</w:t>
-            </w:r>
-          </w:p>
-          <w:p>
-            <w:pPr>
-              <w:spacing w:after="0" w:line="228"/>
-            </w:pPr>
-            <w:r>
-              <w:rPr>
-                <w:rFonts w:ascii="Consolas" w:cs="Consolas" w:eastAsia="Consolas" w:hAnsi="Consolas"/>
-                <w:color w:val="94A3B8"/>
-                <w:sz w:val="16"/>
-                <w:szCs w:val="16"/>
-              </w:rPr>
-              <w:t xml:space="preserve"> 73  </w:t>
-            </w:r>
-            <w:r>
-              <w:rPr>
-                <w:rFonts w:ascii="Consolas" w:cs="Consolas" w:eastAsia="Consolas" w:hAnsi="Consolas"/>
-                <w:sz w:val="16"/>
-                <w:szCs w:val="16"/>
-              </w:rPr>
-              <w:t xml:space="preserve">        'fingerprint': 'device_fingerprint_01',</w:t>
-            </w:r>
-          </w:p>
-          <w:p>
-            <w:pPr>
-              <w:spacing w:after="0" w:line="228"/>
-            </w:pPr>
-            <w:r>
-              <w:rPr>
-                <w:rFonts w:ascii="Consolas" w:cs="Consolas" w:eastAsia="Consolas" w:hAnsi="Consolas"/>
-                <w:color w:val="94A3B8"/>
-                <w:sz w:val="16"/>
-                <w:szCs w:val="16"/>
-              </w:rPr>
-              <w:t xml:space="preserve"> 74  </w:t>
-            </w:r>
-            <w:r>
-              <w:rPr>
-                <w:rFonts w:ascii="Consolas" w:cs="Consolas" w:eastAsia="Consolas" w:hAnsi="Consolas"/>
-                <w:sz w:val="16"/>
-                <w:szCs w:val="16"/>
-              </w:rPr>
-              <w:t xml:space="preserve">      };</w:t>
-            </w:r>
-          </w:p>
-          <w:p>
-            <w:pPr>
-              <w:spacing w:after="0" w:line="228"/>
-            </w:pPr>
-            <w:r>
-              <w:rPr>
-                <w:rFonts w:ascii="Consolas" w:cs="Consolas" w:eastAsia="Consolas" w:hAnsi="Consolas"/>
-                <w:color w:val="94A3B8"/>
-                <w:sz w:val="16"/>
-                <w:szCs w:val="16"/>
-              </w:rPr>
-              <w:t xml:space="preserve"> 75  </w:t>
+              <w:t xml:space="preserve">188  </w:t>
+            </w:r>
+            <w:r>
+              <w:rPr>
+                <w:rFonts w:ascii="Consolas" w:cs="Consolas" w:eastAsia="Consolas" w:hAnsi="Consolas"/>
+                <w:sz w:val="16"/>
+                <w:szCs w:val="16"/>
+              </w:rPr>
+              <w:t xml:space="preserve">      final multipartFile = await MultipartFile.fromFile(</w:t>
+            </w:r>
+          </w:p>
+          <w:p>
+            <w:pPr>
+              <w:spacing w:after="0" w:line="228"/>
+            </w:pPr>
+            <w:r>
+              <w:rPr>
+                <w:rFonts w:ascii="Consolas" w:cs="Consolas" w:eastAsia="Consolas" w:hAnsi="Consolas"/>
+                <w:color w:val="94A3B8"/>
+                <w:sz w:val="16"/>
+                <w:szCs w:val="16"/>
+              </w:rPr>
+              <w:t xml:space="preserve">189  </w:t>
+            </w:r>
+            <w:r>
+              <w:rPr>
+                <w:rFonts w:ascii="Consolas" w:cs="Consolas" w:eastAsia="Consolas" w:hAnsi="Consolas"/>
+                <w:sz w:val="16"/>
+                <w:szCs w:val="16"/>
+              </w:rPr>
+              <w:t xml:space="preserve">        imagePath,</w:t>
+            </w:r>
+          </w:p>
+          <w:p>
+            <w:pPr>
+              <w:spacing w:after="0" w:line="228"/>
+            </w:pPr>
+            <w:r>
+              <w:rPr>
+                <w:rFonts w:ascii="Consolas" w:cs="Consolas" w:eastAsia="Consolas" w:hAnsi="Consolas"/>
+                <w:color w:val="94A3B8"/>
+                <w:sz w:val="16"/>
+                <w:szCs w:val="16"/>
+              </w:rPr>
+              <w:t xml:space="preserve">190  </w:t>
+            </w:r>
+            <w:r>
+              <w:rPr>
+                <w:rFonts w:ascii="Consolas" w:cs="Consolas" w:eastAsia="Consolas" w:hAnsi="Consolas"/>
+                <w:sz w:val="16"/>
+                <w:szCs w:val="16"/>
+              </w:rPr>
+              <w:t xml:space="preserve">        filename: 'verify_face.jpg',</w:t>
+            </w:r>
+          </w:p>
+          <w:p>
+            <w:pPr>
+              <w:spacing w:after="0" w:line="228"/>
+            </w:pPr>
+            <w:r>
+              <w:rPr>
+                <w:rFonts w:ascii="Consolas" w:cs="Consolas" w:eastAsia="Consolas" w:hAnsi="Consolas"/>
+                <w:color w:val="94A3B8"/>
+                <w:sz w:val="16"/>
+                <w:szCs w:val="16"/>
+              </w:rPr>
+              <w:t xml:space="preserve">191  </w:t>
+            </w:r>
+            <w:r>
+              <w:rPr>
+                <w:rFonts w:ascii="Consolas" w:cs="Consolas" w:eastAsia="Consolas" w:hAnsi="Consolas"/>
+                <w:sz w:val="16"/>
+                <w:szCs w:val="16"/>
+              </w:rPr>
+              <w:t xml:space="preserve">      );</w:t>
+            </w:r>
+          </w:p>
+          <w:p>
+            <w:pPr>
+              <w:spacing w:after="0" w:line="228"/>
+            </w:pPr>
+            <w:r>
+              <w:rPr>
+                <w:rFonts w:ascii="Consolas" w:cs="Consolas" w:eastAsia="Consolas" w:hAnsi="Consolas"/>
+                <w:color w:val="94A3B8"/>
+                <w:sz w:val="16"/>
+                <w:szCs w:val="16"/>
+              </w:rPr>
+              <w:t xml:space="preserve">192  </w:t>
+            </w:r>
+            <w:r>
+              <w:rPr>
+                <w:rFonts w:ascii="Consolas" w:cs="Consolas" w:eastAsia="Consolas" w:hAnsi="Consolas"/>
+                <w:sz w:val="16"/>
+                <w:szCs w:val="16"/>
+              </w:rPr>
+              <w:t xml:space="preserve">      final formData = FormData.fromMap({</w:t>
+            </w:r>
+          </w:p>
+          <w:p>
+            <w:pPr>
+              <w:spacing w:after="0" w:line="228"/>
+            </w:pPr>
+            <w:r>
+              <w:rPr>
+                <w:rFonts w:ascii="Consolas" w:cs="Consolas" w:eastAsia="Consolas" w:hAnsi="Consolas"/>
+                <w:color w:val="94A3B8"/>
+                <w:sz w:val="16"/>
+                <w:szCs w:val="16"/>
+              </w:rPr>
+              <w:t xml:space="preserve">193  </w:t>
+            </w:r>
+            <w:r>
+              <w:rPr>
+                <w:rFonts w:ascii="Consolas" w:cs="Consolas" w:eastAsia="Consolas" w:hAnsi="Consolas"/>
+                <w:sz w:val="16"/>
+                <w:szCs w:val="16"/>
+              </w:rPr>
+              <w:t xml:space="preserve">        'Code': code,</w:t>
+            </w:r>
+          </w:p>
+          <w:p>
+            <w:pPr>
+              <w:spacing w:after="0" w:line="228"/>
+            </w:pPr>
+            <w:r>
+              <w:rPr>
+                <w:rFonts w:ascii="Consolas" w:cs="Consolas" w:eastAsia="Consolas" w:hAnsi="Consolas"/>
+                <w:color w:val="94A3B8"/>
+                <w:sz w:val="16"/>
+                <w:szCs w:val="16"/>
+              </w:rPr>
+              <w:t xml:space="preserve">194  </w:t>
+            </w:r>
+            <w:r>
+              <w:rPr>
+                <w:rFonts w:ascii="Consolas" w:cs="Consolas" w:eastAsia="Consolas" w:hAnsi="Consolas"/>
+                <w:sz w:val="16"/>
+                <w:szCs w:val="16"/>
+              </w:rPr>
+              <w:t xml:space="preserve">        'AppCode': _resolveAppCode(appCode),</w:t>
+            </w:r>
+          </w:p>
+          <w:p>
+            <w:pPr>
+              <w:spacing w:after="0" w:line="228"/>
+            </w:pPr>
+            <w:r>
+              <w:rPr>
+                <w:rFonts w:ascii="Consolas" w:cs="Consolas" w:eastAsia="Consolas" w:hAnsi="Consolas"/>
+                <w:color w:val="94A3B8"/>
+                <w:sz w:val="16"/>
+                <w:szCs w:val="16"/>
+              </w:rPr>
+              <w:t xml:space="preserve">195  </w:t>
+            </w:r>
+            <w:r>
+              <w:rPr>
+                <w:rFonts w:ascii="Consolas" w:cs="Consolas" w:eastAsia="Consolas" w:hAnsi="Consolas"/>
+                <w:sz w:val="16"/>
+                <w:szCs w:val="16"/>
+              </w:rPr>
+              <w:t xml:space="preserve">        'file': multipartFile,</w:t>
+            </w:r>
+          </w:p>
+          <w:p>
+            <w:pPr>
+              <w:spacing w:after="0" w:line="228"/>
+            </w:pPr>
+            <w:r>
+              <w:rPr>
+                <w:rFonts w:ascii="Consolas" w:cs="Consolas" w:eastAsia="Consolas" w:hAnsi="Consolas"/>
+                <w:color w:val="94A3B8"/>
+                <w:sz w:val="16"/>
+                <w:szCs w:val="16"/>
+              </w:rPr>
+              <w:t xml:space="preserve">196  </w:t>
+            </w:r>
+            <w:r>
+              <w:rPr>
+                <w:rFonts w:ascii="Consolas" w:cs="Consolas" w:eastAsia="Consolas" w:hAnsi="Consolas"/>
+                <w:sz w:val="16"/>
+                <w:szCs w:val="16"/>
+              </w:rPr>
+              <w:t xml:space="preserve">      });</w:t>
+            </w:r>
+          </w:p>
+          <w:p>
+            <w:pPr>
+              <w:spacing w:after="0" w:line="228"/>
+            </w:pPr>
+            <w:r>
+              <w:rPr>
+                <w:rFonts w:ascii="Consolas" w:cs="Consolas" w:eastAsia="Consolas" w:hAnsi="Consolas"/>
+                <w:color w:val="94A3B8"/>
+                <w:sz w:val="16"/>
+                <w:szCs w:val="16"/>
+              </w:rPr>
+              <w:t xml:space="preserve">197  </w:t>
             </w:r>
             <w:r>
               <w:rPr>
@@ -1103,73 +1279,73 @@
                 <w:sz w:val="16"/>
                 <w:szCs w:val="16"/>
               </w:rPr>
-              <w:t xml:space="preserve"> 76  </w:t>
-            </w:r>
-            <w:r>
-              <w:rPr>
-                <w:rFonts w:ascii="Consolas" w:cs="Consolas" w:eastAsia="Consolas" w:hAnsi="Consolas"/>
-                <w:sz w:val="16"/>
-                <w:szCs w:val="16"/>
-              </w:rPr>
-              <w:t xml:space="preserve">      final response = await _dioClient.post&lt;dynamic&gt;(</w:t>
-            </w:r>
-          </w:p>
-          <w:p>
-            <w:pPr>
-              <w:spacing w:after="0" w:line="228"/>
-            </w:pPr>
-            <w:r>
-              <w:rPr>
-                <w:rFonts w:ascii="Consolas" w:cs="Consolas" w:eastAsia="Consolas" w:hAnsi="Consolas"/>
-                <w:color w:val="94A3B8"/>
-                <w:sz w:val="16"/>
-                <w:szCs w:val="16"/>
-              </w:rPr>
-              <w:t xml:space="preserve"> 77  </w:t>
-            </w:r>
-            <w:r>
-              <w:rPr>
-                <w:rFonts w:ascii="Consolas" w:cs="Consolas" w:eastAsia="Consolas" w:hAnsi="Consolas"/>
-                <w:sz w:val="16"/>
-                <w:szCs w:val="16"/>
-              </w:rPr>
-              <w:t xml:space="preserve">        ApiEndpoints.attendanceCheckIn,</w:t>
-            </w:r>
-          </w:p>
-          <w:p>
-            <w:pPr>
-              <w:spacing w:after="0" w:line="228"/>
-            </w:pPr>
-            <w:r>
-              <w:rPr>
-                <w:rFonts w:ascii="Consolas" w:cs="Consolas" w:eastAsia="Consolas" w:hAnsi="Consolas"/>
-                <w:color w:val="94A3B8"/>
-                <w:sz w:val="16"/>
-                <w:szCs w:val="16"/>
-              </w:rPr>
-              <w:t xml:space="preserve"> 78  </w:t>
-            </w:r>
-            <w:r>
-              <w:rPr>
-                <w:rFonts w:ascii="Consolas" w:cs="Consolas" w:eastAsia="Consolas" w:hAnsi="Consolas"/>
-                <w:sz w:val="16"/>
-                <w:szCs w:val="16"/>
-              </w:rPr>
-              <w:t xml:space="preserve">        data: enrollForm,</w:t>
-            </w:r>
-          </w:p>
-          <w:p>
-            <w:pPr>
-              <w:spacing w:after="0" w:line="228"/>
-            </w:pPr>
-            <w:r>
-              <w:rPr>
-                <w:rFonts w:ascii="Consolas" w:cs="Consolas" w:eastAsia="Consolas" w:hAnsi="Consolas"/>
-                <w:color w:val="94A3B8"/>
-                <w:sz w:val="16"/>
-                <w:szCs w:val="16"/>
-              </w:rPr>
-              <w:t xml:space="preserve"> 79  </w:t>
+              <w:t xml:space="preserve">198  </w:t>
+            </w:r>
+            <w:r>
+              <w:rPr>
+                <w:rFonts w:ascii="Consolas" w:cs="Consolas" w:eastAsia="Consolas" w:hAnsi="Consolas"/>
+                <w:sz w:val="16"/>
+                <w:szCs w:val="16"/>
+              </w:rPr>
+              <w:t xml:space="preserve">      final response = await _client.post&lt;dynamic&gt;(</w:t>
+            </w:r>
+          </w:p>
+          <w:p>
+            <w:pPr>
+              <w:spacing w:after="0" w:line="228"/>
+            </w:pPr>
+            <w:r>
+              <w:rPr>
+                <w:rFonts w:ascii="Consolas" w:cs="Consolas" w:eastAsia="Consolas" w:hAnsi="Consolas"/>
+                <w:color w:val="94A3B8"/>
+                <w:sz w:val="16"/>
+                <w:szCs w:val="16"/>
+              </w:rPr>
+              <w:t xml:space="preserve">199  </w:t>
+            </w:r>
+            <w:r>
+              <w:rPr>
+                <w:rFonts w:ascii="Consolas" w:cs="Consolas" w:eastAsia="Consolas" w:hAnsi="Consolas"/>
+                <w:sz w:val="16"/>
+                <w:szCs w:val="16"/>
+              </w:rPr>
+              <w:t xml:space="preserve">        FaceApiEndpoints.verify,</w:t>
+            </w:r>
+          </w:p>
+          <w:p>
+            <w:pPr>
+              <w:spacing w:after="0" w:line="228"/>
+            </w:pPr>
+            <w:r>
+              <w:rPr>
+                <w:rFonts w:ascii="Consolas" w:cs="Consolas" w:eastAsia="Consolas" w:hAnsi="Consolas"/>
+                <w:color w:val="94A3B8"/>
+                <w:sz w:val="16"/>
+                <w:szCs w:val="16"/>
+              </w:rPr>
+              <w:t xml:space="preserve">200  </w:t>
+            </w:r>
+            <w:r>
+              <w:rPr>
+                <w:rFonts w:ascii="Consolas" w:cs="Consolas" w:eastAsia="Consolas" w:hAnsi="Consolas"/>
+                <w:sz w:val="16"/>
+                <w:szCs w:val="16"/>
+              </w:rPr>
+              <w:t xml:space="preserve">        data: formData,</w:t>
+            </w:r>
+          </w:p>
+          <w:p>
+            <w:pPr>
+              <w:spacing w:after="0" w:line="228"/>
+            </w:pPr>
+            <w:r>
+              <w:rPr>
+                <w:rFonts w:ascii="Consolas" w:cs="Consolas" w:eastAsia="Consolas" w:hAnsi="Consolas"/>
+                <w:color w:val="94A3B8"/>
+                <w:sz w:val="16"/>
+                <w:szCs w:val="16"/>
+              </w:rPr>
+              <w:t xml:space="preserve">201  </w:t>
             </w:r>
             <w:r>
               <w:rPr>
@@ -1191,7 +1367,7 @@
                 <w:sz w:val="16"/>
                 <w:szCs w:val="16"/>
               </w:rPr>
-              <w:t xml:space="preserve"> 80  </w:t>
+              <w:t xml:space="preserve">202  </w:t>
             </w:r>
             <w:r>
               <w:rPr>
@@ -1213,29 +1389,7 @@
                 <w:sz w:val="16"/>
                 <w:szCs w:val="16"/>
               </w:rPr>
-              <w:t xml:space="preserve"> 81  </w:t>
-            </w:r>
-            <w:r>
-              <w:rPr>
-                <w:rFonts w:ascii="Consolas" w:cs="Consolas" w:eastAsia="Consolas" w:hAnsi="Consolas"/>
-                <w:sz w:val="16"/>
-                <w:szCs w:val="16"/>
-              </w:rPr>
-              <w:t xml:space="preserve">      var message = 'Ghi nhận chấm công thành công';</w:t>
-            </w:r>
-          </w:p>
-          <w:p>
-            <w:pPr>
-              <w:spacing w:after="0" w:line="228"/>
-            </w:pPr>
-            <w:r>
-              <w:rPr>
-                <w:rFonts w:ascii="Consolas" w:cs="Consolas" w:eastAsia="Consolas" w:hAnsi="Consolas"/>
-                <w:color w:val="94A3B8"/>
-                <w:sz w:val="16"/>
-                <w:szCs w:val="16"/>
-              </w:rPr>
-              <w:t xml:space="preserve"> 82  </w:t>
+              <w:t xml:space="preserve">203  </w:t>
             </w:r>
             <w:r>
               <w:rPr>
@@ -1257,73 +1411,29 @@
                 <w:sz w:val="16"/>
                 <w:szCs w:val="16"/>
               </w:rPr>
-              <w:t xml:space="preserve"> 83  </w:t>
-            </w:r>
-            <w:r>
-              <w:rPr>
-                <w:rFonts w:ascii="Consolas" w:cs="Consolas" w:eastAsia="Consolas" w:hAnsi="Consolas"/>
-                <w:sz w:val="16"/>
-                <w:szCs w:val="16"/>
-              </w:rPr>
-              <w:t xml:space="preserve">        if (body['message'] != null &amp;&amp; body['message'].toString().isNotEmpty) {</w:t>
-            </w:r>
-          </w:p>
-          <w:p>
-            <w:pPr>
-              <w:spacing w:after="0" w:line="228"/>
-            </w:pPr>
-            <w:r>
-              <w:rPr>
-                <w:rFonts w:ascii="Consolas" w:cs="Consolas" w:eastAsia="Consolas" w:hAnsi="Consolas"/>
-                <w:color w:val="94A3B8"/>
-                <w:sz w:val="16"/>
-                <w:szCs w:val="16"/>
-              </w:rPr>
-              <w:t xml:space="preserve"> 84  </w:t>
-            </w:r>
-            <w:r>
-              <w:rPr>
-                <w:rFonts w:ascii="Consolas" w:cs="Consolas" w:eastAsia="Consolas" w:hAnsi="Consolas"/>
-                <w:sz w:val="16"/>
-                <w:szCs w:val="16"/>
-              </w:rPr>
-              <w:t xml:space="preserve">          message = body['message'].toString();</w:t>
-            </w:r>
-          </w:p>
-          <w:p>
-            <w:pPr>
-              <w:spacing w:after="0" w:line="228"/>
-            </w:pPr>
-            <w:r>
-              <w:rPr>
-                <w:rFonts w:ascii="Consolas" w:cs="Consolas" w:eastAsia="Consolas" w:hAnsi="Consolas"/>
-                <w:color w:val="94A3B8"/>
-                <w:sz w:val="16"/>
-                <w:szCs w:val="16"/>
-              </w:rPr>
-              <w:t xml:space="preserve"> 85  </w:t>
-            </w:r>
-            <w:r>
-              <w:rPr>
-                <w:rFonts w:ascii="Consolas" w:cs="Consolas" w:eastAsia="Consolas" w:hAnsi="Consolas"/>
-                <w:sz w:val="16"/>
-                <w:szCs w:val="16"/>
-              </w:rPr>
-              <w:t xml:space="preserve">        }</w:t>
-            </w:r>
-          </w:p>
-          <w:p>
-            <w:pPr>
-              <w:spacing w:after="0" w:line="228"/>
-            </w:pPr>
-            <w:r>
-              <w:rPr>
-                <w:rFonts w:ascii="Consolas" w:cs="Consolas" w:eastAsia="Consolas" w:hAnsi="Consolas"/>
-                <w:color w:val="94A3B8"/>
-                <w:sz w:val="16"/>
-                <w:szCs w:val="16"/>
-              </w:rPr>
-              <w:t xml:space="preserve"> 86  </w:t>
+              <w:t xml:space="preserve">204  </w:t>
+            </w:r>
+            <w:r>
+              <w:rPr>
+                <w:rFonts w:ascii="Consolas" w:cs="Consolas" w:eastAsia="Consolas" w:hAnsi="Consolas"/>
+                <w:sz w:val="16"/>
+                <w:szCs w:val="16"/>
+              </w:rPr>
+              <w:t xml:space="preserve">        return FaceVerifyResponseModel.fromJson(body);</w:t>
+            </w:r>
+          </w:p>
+          <w:p>
+            <w:pPr>
+              <w:spacing w:after="0" w:line="228"/>
+            </w:pPr>
+            <w:r>
+              <w:rPr>
+                <w:rFonts w:ascii="Consolas" w:cs="Consolas" w:eastAsia="Consolas" w:hAnsi="Consolas"/>
+                <w:color w:val="94A3B8"/>
+                <w:sz w:val="16"/>
+                <w:szCs w:val="16"/>
+              </w:rPr>
+              <w:t xml:space="preserve">205  </w:t>
             </w:r>
             <w:r>
               <w:rPr>
@@ -1345,359 +1455,29 @@
                 <w:sz w:val="16"/>
                 <w:szCs w:val="16"/>
               </w:rPr>
-              <w:t xml:space="preserve"> 87  </w:t>
-            </w:r>
-            <w:r>
-              <w:rPr>
-                <w:rFonts w:ascii="Consolas" w:cs="Consolas" w:eastAsia="Consolas" w:hAnsi="Consolas"/>
-                <w:sz w:val="16"/>
-                <w:szCs w:val="16"/>
-              </w:rPr>
-              <w:t xml:space="preserve"> </w:t>
-            </w:r>
-          </w:p>
-          <w:p>
-            <w:pPr>
-              <w:spacing w:after="0" w:line="228"/>
-            </w:pPr>
-            <w:r>
-              <w:rPr>
-                <w:rFonts w:ascii="Consolas" w:cs="Consolas" w:eastAsia="Consolas" w:hAnsi="Consolas"/>
-                <w:color w:val="94A3B8"/>
-                <w:sz w:val="16"/>
-                <w:szCs w:val="16"/>
-              </w:rPr>
-              <w:t xml:space="preserve"> 88  </w:t>
-            </w:r>
-            <w:r>
-              <w:rPr>
-                <w:rFonts w:ascii="Consolas" w:cs="Consolas" w:eastAsia="Consolas" w:hAnsi="Consolas"/>
-                <w:sz w:val="16"/>
-                <w:szCs w:val="16"/>
-              </w:rPr>
-              <w:t xml:space="preserve">      final isLate = params.capturedAt.hour &gt; 8 ||</w:t>
-            </w:r>
-          </w:p>
-          <w:p>
-            <w:pPr>
-              <w:spacing w:after="0" w:line="228"/>
-            </w:pPr>
-            <w:r>
-              <w:rPr>
-                <w:rFonts w:ascii="Consolas" w:cs="Consolas" w:eastAsia="Consolas" w:hAnsi="Consolas"/>
-                <w:color w:val="94A3B8"/>
-                <w:sz w:val="16"/>
-                <w:szCs w:val="16"/>
-              </w:rPr>
-              <w:t xml:space="preserve"> 89  </w:t>
-            </w:r>
-            <w:r>
-              <w:rPr>
-                <w:rFonts w:ascii="Consolas" w:cs="Consolas" w:eastAsia="Consolas" w:hAnsi="Consolas"/>
-                <w:sz w:val="16"/>
-                <w:szCs w:val="16"/>
-              </w:rPr>
-              <w:t xml:space="preserve">          (params.capturedAt.hour == 8 &amp;&amp; params.capturedAt.minute &gt; 5);</w:t>
-            </w:r>
-          </w:p>
-          <w:p>
-            <w:pPr>
-              <w:spacing w:after="0" w:line="228"/>
-            </w:pPr>
-            <w:r>
-              <w:rPr>
-                <w:rFonts w:ascii="Consolas" w:cs="Consolas" w:eastAsia="Consolas" w:hAnsi="Consolas"/>
-                <w:color w:val="94A3B8"/>
-                <w:sz w:val="16"/>
-                <w:szCs w:val="16"/>
-              </w:rPr>
-              <w:t xml:space="preserve"> 90  </w:t>
-            </w:r>
-            <w:r>
-              <w:rPr>
-                <w:rFonts w:ascii="Consolas" w:cs="Consolas" w:eastAsia="Consolas" w:hAnsi="Consolas"/>
-                <w:sz w:val="16"/>
-                <w:szCs w:val="16"/>
-              </w:rPr>
-              <w:t xml:space="preserve">      return AttendanceRecordModel(</w:t>
-            </w:r>
-          </w:p>
-          <w:p>
-            <w:pPr>
-              <w:spacing w:after="0" w:line="228"/>
-            </w:pPr>
-            <w:r>
-              <w:rPr>
-                <w:rFonts w:ascii="Consolas" w:cs="Consolas" w:eastAsia="Consolas" w:hAnsi="Consolas"/>
-                <w:color w:val="94A3B8"/>
-                <w:sz w:val="16"/>
-                <w:szCs w:val="16"/>
-              </w:rPr>
-              <w:t xml:space="preserve"> 91  </w:t>
-            </w:r>
-            <w:r>
-              <w:rPr>
-                <w:rFonts w:ascii="Consolas" w:cs="Consolas" w:eastAsia="Consolas" w:hAnsi="Consolas"/>
-                <w:sz w:val="16"/>
-                <w:szCs w:val="16"/>
-              </w:rPr>
-              <w:t xml:space="preserve">        id: 'att_${DateTime.now().millisecondsSinceEpoch}',</w:t>
-            </w:r>
-          </w:p>
-          <w:p>
-            <w:pPr>
-              <w:spacing w:after="0" w:line="228"/>
-            </w:pPr>
-            <w:r>
-              <w:rPr>
-                <w:rFonts w:ascii="Consolas" w:cs="Consolas" w:eastAsia="Consolas" w:hAnsi="Consolas"/>
-                <w:color w:val="94A3B8"/>
-                <w:sz w:val="16"/>
-                <w:szCs w:val="16"/>
-              </w:rPr>
-              <w:t xml:space="preserve"> 92  </w:t>
-            </w:r>
-            <w:r>
-              <w:rPr>
-                <w:rFonts w:ascii="Consolas" w:cs="Consolas" w:eastAsia="Consolas" w:hAnsi="Consolas"/>
-                <w:sz w:val="16"/>
-                <w:szCs w:val="16"/>
-              </w:rPr>
-              <w:t xml:space="preserve">        timestamp: params.capturedAt,</w:t>
-            </w:r>
-          </w:p>
-          <w:p>
-            <w:pPr>
-              <w:spacing w:after="0" w:line="228"/>
-            </w:pPr>
-            <w:r>
-              <w:rPr>
-                <w:rFonts w:ascii="Consolas" w:cs="Consolas" w:eastAsia="Consolas" w:hAnsi="Consolas"/>
-                <w:color w:val="94A3B8"/>
-                <w:sz w:val="16"/>
-                <w:szCs w:val="16"/>
-              </w:rPr>
-              <w:t xml:space="preserve"> 93  </w:t>
-            </w:r>
-            <w:r>
-              <w:rPr>
-                <w:rFonts w:ascii="Consolas" w:cs="Consolas" w:eastAsia="Consolas" w:hAnsi="Consolas"/>
-                <w:sz w:val="16"/>
-                <w:szCs w:val="16"/>
-              </w:rPr>
-              <w:t xml:space="preserve">        type: 'checkIn',</w:t>
-            </w:r>
-          </w:p>
-          <w:p>
-            <w:pPr>
-              <w:spacing w:after="0" w:line="228"/>
-            </w:pPr>
-            <w:r>
-              <w:rPr>
-                <w:rFonts w:ascii="Consolas" w:cs="Consolas" w:eastAsia="Consolas" w:hAnsi="Consolas"/>
-                <w:color w:val="94A3B8"/>
-                <w:sz w:val="16"/>
-                <w:szCs w:val="16"/>
-              </w:rPr>
-              <w:t xml:space="preserve"> 94  </w:t>
-            </w:r>
-            <w:r>
-              <w:rPr>
-                <w:rFonts w:ascii="Consolas" w:cs="Consolas" w:eastAsia="Consolas" w:hAnsi="Consolas"/>
-                <w:sz w:val="16"/>
-                <w:szCs w:val="16"/>
-              </w:rPr>
-              <w:t xml:space="preserve">        classification: isLate ? 'late' : 'onTime',</w:t>
-            </w:r>
-          </w:p>
-          <w:p>
-            <w:pPr>
-              <w:spacing w:after="0" w:line="228"/>
-            </w:pPr>
-            <w:r>
-              <w:rPr>
-                <w:rFonts w:ascii="Consolas" w:cs="Consolas" w:eastAsia="Consolas" w:hAnsi="Consolas"/>
-                <w:color w:val="94A3B8"/>
-                <w:sz w:val="16"/>
-                <w:szCs w:val="16"/>
-              </w:rPr>
-              <w:t xml:space="preserve"> 95  </w:t>
-            </w:r>
-            <w:r>
-              <w:rPr>
-                <w:rFonts w:ascii="Consolas" w:cs="Consolas" w:eastAsia="Consolas" w:hAnsi="Consolas"/>
-                <w:sz w:val="16"/>
-                <w:szCs w:val="16"/>
-              </w:rPr>
-              <w:t xml:space="preserve">        locationName: 'Trụ sở chính VSTech',</w:t>
-            </w:r>
-          </w:p>
-          <w:p>
-            <w:pPr>
-              <w:spacing w:after="0" w:line="228"/>
-            </w:pPr>
-            <w:r>
-              <w:rPr>
-                <w:rFonts w:ascii="Consolas" w:cs="Consolas" w:eastAsia="Consolas" w:hAnsi="Consolas"/>
-                <w:color w:val="94A3B8"/>
-                <w:sz w:val="16"/>
-                <w:szCs w:val="16"/>
-              </w:rPr>
-              <w:t xml:space="preserve"> 96  </w:t>
-            </w:r>
-            <w:r>
-              <w:rPr>
-                <w:rFonts w:ascii="Consolas" w:cs="Consolas" w:eastAsia="Consolas" w:hAnsi="Consolas"/>
-                <w:sz w:val="16"/>
-                <w:szCs w:val="16"/>
-              </w:rPr>
-              <w:t xml:space="preserve">        lat: params.lat,</w:t>
-            </w:r>
-          </w:p>
-          <w:p>
-            <w:pPr>
-              <w:spacing w:after="0" w:line="228"/>
-            </w:pPr>
-            <w:r>
-              <w:rPr>
-                <w:rFonts w:ascii="Consolas" w:cs="Consolas" w:eastAsia="Consolas" w:hAnsi="Consolas"/>
-                <w:color w:val="94A3B8"/>
-                <w:sz w:val="16"/>
-                <w:szCs w:val="16"/>
-              </w:rPr>
-              <w:t xml:space="preserve"> 97  </w:t>
-            </w:r>
-            <w:r>
-              <w:rPr>
-                <w:rFonts w:ascii="Consolas" w:cs="Consolas" w:eastAsia="Consolas" w:hAnsi="Consolas"/>
-                <w:sz w:val="16"/>
-                <w:szCs w:val="16"/>
-              </w:rPr>
-              <w:t xml:space="preserve">        lng: params.lng,</w:t>
-            </w:r>
-          </w:p>
-          <w:p>
-            <w:pPr>
-              <w:spacing w:after="0" w:line="228"/>
-            </w:pPr>
-            <w:r>
-              <w:rPr>
-                <w:rFonts w:ascii="Consolas" w:cs="Consolas" w:eastAsia="Consolas" w:hAnsi="Consolas"/>
-                <w:color w:val="94A3B8"/>
-                <w:sz w:val="16"/>
-                <w:szCs w:val="16"/>
-              </w:rPr>
-              <w:t xml:space="preserve"> 98  </w:t>
-            </w:r>
-            <w:r>
-              <w:rPr>
-                <w:rFonts w:ascii="Consolas" w:cs="Consolas" w:eastAsia="Consolas" w:hAnsi="Consolas"/>
-                <w:sz w:val="16"/>
-                <w:szCs w:val="16"/>
-              </w:rPr>
-              <w:t xml:space="preserve">        bssid: params.bssid,</w:t>
-            </w:r>
-          </w:p>
-          <w:p>
-            <w:pPr>
-              <w:spacing w:after="0" w:line="228"/>
-            </w:pPr>
-            <w:r>
-              <w:rPr>
-                <w:rFonts w:ascii="Consolas" w:cs="Consolas" w:eastAsia="Consolas" w:hAnsi="Consolas"/>
-                <w:color w:val="94A3B8"/>
-                <w:sz w:val="16"/>
-                <w:szCs w:val="16"/>
-              </w:rPr>
-              <w:t xml:space="preserve"> 99  </w:t>
-            </w:r>
-            <w:r>
-              <w:rPr>
-                <w:rFonts w:ascii="Consolas" w:cs="Consolas" w:eastAsia="Consolas" w:hAnsi="Consolas"/>
-                <w:sz w:val="16"/>
-                <w:szCs w:val="16"/>
-              </w:rPr>
-              <w:t xml:space="preserve">        note: message,</w:t>
-            </w:r>
-          </w:p>
-          <w:p>
-            <w:pPr>
-              <w:spacing w:after="0" w:line="228"/>
-            </w:pPr>
-            <w:r>
-              <w:rPr>
-                <w:rFonts w:ascii="Consolas" w:cs="Consolas" w:eastAsia="Consolas" w:hAnsi="Consolas"/>
-                <w:color w:val="94A3B8"/>
-                <w:sz w:val="16"/>
-                <w:szCs w:val="16"/>
-              </w:rPr>
-              <w:t xml:space="preserve">100  </w:t>
-            </w:r>
-            <w:r>
-              <w:rPr>
-                <w:rFonts w:ascii="Consolas" w:cs="Consolas" w:eastAsia="Consolas" w:hAnsi="Consolas"/>
-                <w:sz w:val="16"/>
-                <w:szCs w:val="16"/>
-              </w:rPr>
-              <w:t xml:space="preserve">      );</w:t>
-            </w:r>
-          </w:p>
-          <w:p>
-            <w:pPr>
-              <w:spacing w:after="0" w:line="228"/>
-            </w:pPr>
-            <w:r>
-              <w:rPr>
-                <w:rFonts w:ascii="Consolas" w:cs="Consolas" w:eastAsia="Consolas" w:hAnsi="Consolas"/>
-                <w:color w:val="94A3B8"/>
-                <w:sz w:val="16"/>
-                <w:szCs w:val="16"/>
-              </w:rPr>
-              <w:t xml:space="preserve">101  </w:t>
-            </w:r>
-            <w:r>
-              <w:rPr>
-                <w:rFonts w:ascii="Consolas" w:cs="Consolas" w:eastAsia="Consolas" w:hAnsi="Consolas"/>
-                <w:sz w:val="16"/>
-                <w:szCs w:val="16"/>
-              </w:rPr>
-              <w:t xml:space="preserve">    } on AppException {</w:t>
-            </w:r>
-          </w:p>
-          <w:p>
-            <w:pPr>
-              <w:spacing w:after="0" w:line="228"/>
-            </w:pPr>
-            <w:r>
-              <w:rPr>
-                <w:rFonts w:ascii="Consolas" w:cs="Consolas" w:eastAsia="Consolas" w:hAnsi="Consolas"/>
-                <w:color w:val="94A3B8"/>
-                <w:sz w:val="16"/>
-                <w:szCs w:val="16"/>
-              </w:rPr>
-              <w:t xml:space="preserve">102  </w:t>
-            </w:r>
-            <w:r>
-              <w:rPr>
-                <w:rFonts w:ascii="Consolas" w:cs="Consolas" w:eastAsia="Consolas" w:hAnsi="Consolas"/>
-                <w:sz w:val="16"/>
-                <w:szCs w:val="16"/>
-              </w:rPr>
-              <w:t xml:space="preserve">      rethrow;</w:t>
-            </w:r>
-          </w:p>
-          <w:p>
-            <w:pPr>
-              <w:spacing w:after="0" w:line="228"/>
-            </w:pPr>
-            <w:r>
-              <w:rPr>
-                <w:rFonts w:ascii="Consolas" w:cs="Consolas" w:eastAsia="Consolas" w:hAnsi="Consolas"/>
-                <w:color w:val="94A3B8"/>
-                <w:sz w:val="16"/>
-                <w:szCs w:val="16"/>
-              </w:rPr>
-              <w:t xml:space="preserve">103  </w:t>
+              <w:t xml:space="preserve">206  </w:t>
+            </w:r>
+            <w:r>
+              <w:rPr>
+                <w:rFonts w:ascii="Consolas" w:cs="Consolas" w:eastAsia="Consolas" w:hAnsi="Consolas"/>
+                <w:sz w:val="16"/>
+                <w:szCs w:val="16"/>
+              </w:rPr>
+              <w:t xml:space="preserve">      throw const ServerException(message: 'Phản hồi xác thực khuôn mặt không hợp lệ');</w:t>
+            </w:r>
+          </w:p>
+          <w:p>
+            <w:pPr>
+              <w:spacing w:after="0" w:line="228"/>
+            </w:pPr>
+            <w:r>
+              <w:rPr>
+                <w:rFonts w:ascii="Consolas" w:cs="Consolas" w:eastAsia="Consolas" w:hAnsi="Consolas"/>
+                <w:color w:val="94A3B8"/>
+                <w:sz w:val="16"/>
+                <w:szCs w:val="16"/>
+              </w:rPr>
+              <w:t xml:space="preserve">207  </w:t>
             </w:r>
             <w:r>
               <w:rPr>
@@ -1719,29 +1499,51 @@
                 <w:sz w:val="16"/>
                 <w:szCs w:val="16"/>
               </w:rPr>
-              <w:t xml:space="preserve">104  </w:t>
-            </w:r>
-            <w:r>
-              <w:rPr>
-                <w:rFonts w:ascii="Consolas" w:cs="Consolas" w:eastAsia="Consolas" w:hAnsi="Consolas"/>
-                <w:sz w:val="16"/>
-                <w:szCs w:val="16"/>
-              </w:rPr>
-              <w:t xml:space="preserve">      throw ServerException(message: 'Lỗi khi thực hiện Check-in: $e');</w:t>
-            </w:r>
-          </w:p>
-          <w:p>
-            <w:pPr>
-              <w:spacing w:after="0" w:line="228"/>
-            </w:pPr>
-            <w:r>
-              <w:rPr>
-                <w:rFonts w:ascii="Consolas" w:cs="Consolas" w:eastAsia="Consolas" w:hAnsi="Consolas"/>
-                <w:color w:val="94A3B8"/>
-                <w:sz w:val="16"/>
-                <w:szCs w:val="16"/>
-              </w:rPr>
-              <w:t xml:space="preserve">105  </w:t>
+              <w:t xml:space="preserve">208  </w:t>
+            </w:r>
+            <w:r>
+              <w:rPr>
+                <w:rFonts w:ascii="Consolas" w:cs="Consolas" w:eastAsia="Consolas" w:hAnsi="Consolas"/>
+                <w:sz w:val="16"/>
+                <w:szCs w:val="16"/>
+              </w:rPr>
+              <w:t xml:space="preserve">      if (e is ServerException) rethrow;</w:t>
+            </w:r>
+          </w:p>
+          <w:p>
+            <w:pPr>
+              <w:spacing w:after="0" w:line="228"/>
+            </w:pPr>
+            <w:r>
+              <w:rPr>
+                <w:rFonts w:ascii="Consolas" w:cs="Consolas" w:eastAsia="Consolas" w:hAnsi="Consolas"/>
+                <w:color w:val="94A3B8"/>
+                <w:sz w:val="16"/>
+                <w:szCs w:val="16"/>
+              </w:rPr>
+              <w:t xml:space="preserve">209  </w:t>
+            </w:r>
+            <w:r>
+              <w:rPr>
+                <w:rFonts w:ascii="Consolas" w:cs="Consolas" w:eastAsia="Consolas" w:hAnsi="Consolas"/>
+                <w:sz w:val="16"/>
+                <w:szCs w:val="16"/>
+              </w:rPr>
+              <w:t xml:space="preserve">      throw ServerException(message: _parseErrorMessage(e, 'Lỗi xác thực khuôn mặt'));</w:t>
+            </w:r>
+          </w:p>
+          <w:p>
+            <w:pPr>
+              <w:spacing w:after="0" w:line="228"/>
+            </w:pPr>
+            <w:r>
+              <w:rPr>
+                <w:rFonts w:ascii="Consolas" w:cs="Consolas" w:eastAsia="Consolas" w:hAnsi="Consolas"/>
+                <w:color w:val="94A3B8"/>
+                <w:sz w:val="16"/>
+                <w:szCs w:val="16"/>
+              </w:rPr>
+              <w:t xml:space="preserve">210  </w:t>
             </w:r>
             <w:r>
               <w:rPr>
@@ -1763,7 +1565,7 @@
                 <w:sz w:val="16"/>
                 <w:szCs w:val="16"/>
               </w:rPr>
-              <w:t xml:space="preserve">106  </w:t>
+              <w:t xml:space="preserve">211  </w:t>
             </w:r>
             <w:r>
               <w:rPr>
@@ -1789,7 +1591,7 @@
           <w:sz w:val="21"/>
           <w:szCs w:val="21"/>
         </w:rPr>
-        <w:t xml:space="preserve">Đoạn mã 1.1 – DataSource: lập EnrollForm (toạ độ, mạng, thiết bị), gửi lượt chấm công vào ca và phân loại kết quả</w:t>
+        <w:t xml:space="preserve">Đoạn mã 1.1 – DataSource: gửi ảnh khuôn mặt (multipart) tới Face Authentication API để xác thực</w:t>
       </w:r>
     </w:p>
     <w:tbl>
@@ -2961,241 +2763,857 @@
                 <w:sz w:val="18"/>
                 <w:szCs w:val="18"/>
               </w:rPr>
-              <w:t xml:space="preserve">lib/core/services/offline_attendance_service.dart  (dòng 174–187)</w:t>
-            </w:r>
-          </w:p>
-          <w:p>
-            <w:pPr>
-              <w:spacing w:after="0" w:line="228"/>
-            </w:pPr>
-            <w:r>
-              <w:rPr>
-                <w:rFonts w:ascii="Consolas" w:cs="Consolas" w:eastAsia="Consolas" w:hAnsi="Consolas"/>
-                <w:color w:val="94A3B8"/>
-                <w:sz w:val="16"/>
-                <w:szCs w:val="16"/>
-              </w:rPr>
-              <w:t xml:space="preserve">174  </w:t>
-            </w:r>
-            <w:r>
-              <w:rPr>
-                <w:rFonts w:ascii="Consolas" w:cs="Consolas" w:eastAsia="Consolas" w:hAnsi="Consolas"/>
-                <w:sz w:val="16"/>
-                <w:szCs w:val="16"/>
-              </w:rPr>
-              <w:t xml:space="preserve">  /// Calculates cosine similarity between enrolled vector and captured scan vector.</w:t>
-            </w:r>
-          </w:p>
-          <w:p>
-            <w:pPr>
-              <w:spacing w:after="0" w:line="228"/>
-            </w:pPr>
-            <w:r>
-              <w:rPr>
-                <w:rFonts w:ascii="Consolas" w:cs="Consolas" w:eastAsia="Consolas" w:hAnsi="Consolas"/>
-                <w:color w:val="94A3B8"/>
-                <w:sz w:val="16"/>
-                <w:szCs w:val="16"/>
-              </w:rPr>
-              <w:t xml:space="preserve">175  </w:t>
-            </w:r>
-            <w:r>
-              <w:rPr>
-                <w:rFonts w:ascii="Consolas" w:cs="Consolas" w:eastAsia="Consolas" w:hAnsi="Consolas"/>
-                <w:sz w:val="16"/>
-                <w:szCs w:val="16"/>
-              </w:rPr>
-              <w:t xml:space="preserve">  static double calculateSimilarity(List&lt;double&gt; v1, List&lt;double&gt; v2) {</w:t>
-            </w:r>
-          </w:p>
-          <w:p>
-            <w:pPr>
-              <w:spacing w:after="0" w:line="228"/>
-            </w:pPr>
-            <w:r>
-              <w:rPr>
-                <w:rFonts w:ascii="Consolas" w:cs="Consolas" w:eastAsia="Consolas" w:hAnsi="Consolas"/>
-                <w:color w:val="94A3B8"/>
-                <w:sz w:val="16"/>
-                <w:szCs w:val="16"/>
-              </w:rPr>
-              <w:t xml:space="preserve">176  </w:t>
-            </w:r>
-            <w:r>
-              <w:rPr>
-                <w:rFonts w:ascii="Consolas" w:cs="Consolas" w:eastAsia="Consolas" w:hAnsi="Consolas"/>
-                <w:sz w:val="16"/>
-                <w:szCs w:val="16"/>
-              </w:rPr>
-              <w:t xml:space="preserve">    if (v1.isEmpty || v2.isEmpty || v1.length != v2.length) return 0;</w:t>
-            </w:r>
-          </w:p>
-          <w:p>
-            <w:pPr>
-              <w:spacing w:after="0" w:line="228"/>
-            </w:pPr>
-            <w:r>
-              <w:rPr>
-                <w:rFonts w:ascii="Consolas" w:cs="Consolas" w:eastAsia="Consolas" w:hAnsi="Consolas"/>
-                <w:color w:val="94A3B8"/>
-                <w:sz w:val="16"/>
-                <w:szCs w:val="16"/>
-              </w:rPr>
-              <w:t xml:space="preserve">177  </w:t>
-            </w:r>
-            <w:r>
-              <w:rPr>
-                <w:rFonts w:ascii="Consolas" w:cs="Consolas" w:eastAsia="Consolas" w:hAnsi="Consolas"/>
-                <w:sz w:val="16"/>
-                <w:szCs w:val="16"/>
-              </w:rPr>
-              <w:t xml:space="preserve">    var dotProduct = 0.0;</w:t>
-            </w:r>
-          </w:p>
-          <w:p>
-            <w:pPr>
-              <w:spacing w:after="0" w:line="228"/>
-            </w:pPr>
-            <w:r>
-              <w:rPr>
-                <w:rFonts w:ascii="Consolas" w:cs="Consolas" w:eastAsia="Consolas" w:hAnsi="Consolas"/>
-                <w:color w:val="94A3B8"/>
-                <w:sz w:val="16"/>
-                <w:szCs w:val="16"/>
-              </w:rPr>
-              <w:t xml:space="preserve">178  </w:t>
-            </w:r>
-            <w:r>
-              <w:rPr>
-                <w:rFonts w:ascii="Consolas" w:cs="Consolas" w:eastAsia="Consolas" w:hAnsi="Consolas"/>
-                <w:sz w:val="16"/>
-                <w:szCs w:val="16"/>
-              </w:rPr>
-              <w:t xml:space="preserve">    var normA = 0.0;</w:t>
-            </w:r>
-          </w:p>
-          <w:p>
-            <w:pPr>
-              <w:spacing w:after="0" w:line="228"/>
-            </w:pPr>
-            <w:r>
-              <w:rPr>
-                <w:rFonts w:ascii="Consolas" w:cs="Consolas" w:eastAsia="Consolas" w:hAnsi="Consolas"/>
-                <w:color w:val="94A3B8"/>
-                <w:sz w:val="16"/>
-                <w:szCs w:val="16"/>
-              </w:rPr>
-              <w:t xml:space="preserve">179  </w:t>
-            </w:r>
-            <w:r>
-              <w:rPr>
-                <w:rFonts w:ascii="Consolas" w:cs="Consolas" w:eastAsia="Consolas" w:hAnsi="Consolas"/>
-                <w:sz w:val="16"/>
-                <w:szCs w:val="16"/>
-              </w:rPr>
-              <w:t xml:space="preserve">    var normB = 0.0;</w:t>
-            </w:r>
-          </w:p>
-          <w:p>
-            <w:pPr>
-              <w:spacing w:after="0" w:line="228"/>
-            </w:pPr>
-            <w:r>
-              <w:rPr>
-                <w:rFonts w:ascii="Consolas" w:cs="Consolas" w:eastAsia="Consolas" w:hAnsi="Consolas"/>
-                <w:color w:val="94A3B8"/>
-                <w:sz w:val="16"/>
-                <w:szCs w:val="16"/>
-              </w:rPr>
-              <w:t xml:space="preserve">180  </w:t>
-            </w:r>
-            <w:r>
-              <w:rPr>
-                <w:rFonts w:ascii="Consolas" w:cs="Consolas" w:eastAsia="Consolas" w:hAnsi="Consolas"/>
-                <w:sz w:val="16"/>
-                <w:szCs w:val="16"/>
-              </w:rPr>
-              <w:t xml:space="preserve">    for (var i = 0; i &lt; v1.length; i++) {</w:t>
-            </w:r>
-          </w:p>
-          <w:p>
-            <w:pPr>
-              <w:spacing w:after="0" w:line="228"/>
-            </w:pPr>
-            <w:r>
-              <w:rPr>
-                <w:rFonts w:ascii="Consolas" w:cs="Consolas" w:eastAsia="Consolas" w:hAnsi="Consolas"/>
-                <w:color w:val="94A3B8"/>
-                <w:sz w:val="16"/>
-                <w:szCs w:val="16"/>
-              </w:rPr>
-              <w:t xml:space="preserve">181  </w:t>
-            </w:r>
-            <w:r>
-              <w:rPr>
-                <w:rFonts w:ascii="Consolas" w:cs="Consolas" w:eastAsia="Consolas" w:hAnsi="Consolas"/>
-                <w:sz w:val="16"/>
-                <w:szCs w:val="16"/>
-              </w:rPr>
-              <w:t xml:space="preserve">      dotProduct += v1[i] * v2[i];</w:t>
-            </w:r>
-          </w:p>
-          <w:p>
-            <w:pPr>
-              <w:spacing w:after="0" w:line="228"/>
-            </w:pPr>
-            <w:r>
-              <w:rPr>
-                <w:rFonts w:ascii="Consolas" w:cs="Consolas" w:eastAsia="Consolas" w:hAnsi="Consolas"/>
-                <w:color w:val="94A3B8"/>
-                <w:sz w:val="16"/>
-                <w:szCs w:val="16"/>
-              </w:rPr>
-              <w:t xml:space="preserve">182  </w:t>
-            </w:r>
-            <w:r>
-              <w:rPr>
-                <w:rFonts w:ascii="Consolas" w:cs="Consolas" w:eastAsia="Consolas" w:hAnsi="Consolas"/>
-                <w:sz w:val="16"/>
-                <w:szCs w:val="16"/>
-              </w:rPr>
-              <w:t xml:space="preserve">      normA += v1[i] * v1[i];</w:t>
-            </w:r>
-          </w:p>
-          <w:p>
-            <w:pPr>
-              <w:spacing w:after="0" w:line="228"/>
-            </w:pPr>
-            <w:r>
-              <w:rPr>
-                <w:rFonts w:ascii="Consolas" w:cs="Consolas" w:eastAsia="Consolas" w:hAnsi="Consolas"/>
-                <w:color w:val="94A3B8"/>
-                <w:sz w:val="16"/>
-                <w:szCs w:val="16"/>
-              </w:rPr>
-              <w:t xml:space="preserve">183  </w:t>
-            </w:r>
-            <w:r>
-              <w:rPr>
-                <w:rFonts w:ascii="Consolas" w:cs="Consolas" w:eastAsia="Consolas" w:hAnsi="Consolas"/>
-                <w:sz w:val="16"/>
-                <w:szCs w:val="16"/>
-              </w:rPr>
-              <w:t xml:space="preserve">      normB += v2[i] * v2[i];</w:t>
-            </w:r>
-          </w:p>
-          <w:p>
-            <w:pPr>
-              <w:spacing w:after="0" w:line="228"/>
-            </w:pPr>
-            <w:r>
-              <w:rPr>
-                <w:rFonts w:ascii="Consolas" w:cs="Consolas" w:eastAsia="Consolas" w:hAnsi="Consolas"/>
-                <w:color w:val="94A3B8"/>
-                <w:sz w:val="16"/>
-                <w:szCs w:val="16"/>
-              </w:rPr>
-              <w:t xml:space="preserve">184  </w:t>
+              <w:t xml:space="preserve">lib/features/attendance/data/datasources/attendance_remote_datasource.dart  (dòng 67–106)</w:t>
+            </w:r>
+          </w:p>
+          <w:p>
+            <w:pPr>
+              <w:spacing w:after="0" w:line="228"/>
+            </w:pPr>
+            <w:r>
+              <w:rPr>
+                <w:rFonts w:ascii="Consolas" w:cs="Consolas" w:eastAsia="Consolas" w:hAnsi="Consolas"/>
+                <w:color w:val="94A3B8"/>
+                <w:sz w:val="16"/>
+                <w:szCs w:val="16"/>
+              </w:rPr>
+              <w:t xml:space="preserve"> 67  </w:t>
+            </w:r>
+            <w:r>
+              <w:rPr>
+                <w:rFonts w:ascii="Consolas" w:cs="Consolas" w:eastAsia="Consolas" w:hAnsi="Consolas"/>
+                <w:sz w:val="16"/>
+                <w:szCs w:val="16"/>
+              </w:rPr>
+              <w:t xml:space="preserve">  @override</w:t>
+            </w:r>
+          </w:p>
+          <w:p>
+            <w:pPr>
+              <w:spacing w:after="0" w:line="228"/>
+            </w:pPr>
+            <w:r>
+              <w:rPr>
+                <w:rFonts w:ascii="Consolas" w:cs="Consolas" w:eastAsia="Consolas" w:hAnsi="Consolas"/>
+                <w:color w:val="94A3B8"/>
+                <w:sz w:val="16"/>
+                <w:szCs w:val="16"/>
+              </w:rPr>
+              <w:t xml:space="preserve"> 68  </w:t>
+            </w:r>
+            <w:r>
+              <w:rPr>
+                <w:rFonts w:ascii="Consolas" w:cs="Consolas" w:eastAsia="Consolas" w:hAnsi="Consolas"/>
+                <w:sz w:val="16"/>
+                <w:szCs w:val="16"/>
+              </w:rPr>
+              <w:t xml:space="preserve">  Future&lt;AttendanceRecordModel&gt; checkIn(CheckInParams params) async {</w:t>
+            </w:r>
+          </w:p>
+          <w:p>
+            <w:pPr>
+              <w:spacing w:after="0" w:line="228"/>
+            </w:pPr>
+            <w:r>
+              <w:rPr>
+                <w:rFonts w:ascii="Consolas" w:cs="Consolas" w:eastAsia="Consolas" w:hAnsi="Consolas"/>
+                <w:color w:val="94A3B8"/>
+                <w:sz w:val="16"/>
+                <w:szCs w:val="16"/>
+              </w:rPr>
+              <w:t xml:space="preserve"> 69  </w:t>
+            </w:r>
+            <w:r>
+              <w:rPr>
+                <w:rFonts w:ascii="Consolas" w:cs="Consolas" w:eastAsia="Consolas" w:hAnsi="Consolas"/>
+                <w:sz w:val="16"/>
+                <w:szCs w:val="16"/>
+              </w:rPr>
+              <w:t xml:space="preserve">    try {</w:t>
+            </w:r>
+          </w:p>
+          <w:p>
+            <w:pPr>
+              <w:spacing w:after="0" w:line="228"/>
+            </w:pPr>
+            <w:r>
+              <w:rPr>
+                <w:rFonts w:ascii="Consolas" w:cs="Consolas" w:eastAsia="Consolas" w:hAnsi="Consolas"/>
+                <w:color w:val="94A3B8"/>
+                <w:sz w:val="16"/>
+                <w:szCs w:val="16"/>
+              </w:rPr>
+              <w:t xml:space="preserve"> 70  </w:t>
+            </w:r>
+            <w:r>
+              <w:rPr>
+                <w:rFonts w:ascii="Consolas" w:cs="Consolas" w:eastAsia="Consolas" w:hAnsi="Consolas"/>
+                <w:sz w:val="16"/>
+                <w:szCs w:val="16"/>
+              </w:rPr>
+              <w:t xml:space="preserve">      final enrollForm = &lt;String, dynamic&gt;{</w:t>
+            </w:r>
+          </w:p>
+          <w:p>
+            <w:pPr>
+              <w:spacing w:after="0" w:line="228"/>
+            </w:pPr>
+            <w:r>
+              <w:rPr>
+                <w:rFonts w:ascii="Consolas" w:cs="Consolas" w:eastAsia="Consolas" w:hAnsi="Consolas"/>
+                <w:color w:val="94A3B8"/>
+                <w:sz w:val="16"/>
+                <w:szCs w:val="16"/>
+              </w:rPr>
+              <w:t xml:space="preserve"> 71  </w:t>
+            </w:r>
+            <w:r>
+              <w:rPr>
+                <w:rFonts w:ascii="Consolas" w:cs="Consolas" w:eastAsia="Consolas" w:hAnsi="Consolas"/>
+                <w:sz w:val="16"/>
+                <w:szCs w:val="16"/>
+              </w:rPr>
+              <w:t xml:space="preserve">        'coordinate': '${params.lat},${params.lng}',</w:t>
+            </w:r>
+          </w:p>
+          <w:p>
+            <w:pPr>
+              <w:spacing w:after="0" w:line="228"/>
+            </w:pPr>
+            <w:r>
+              <w:rPr>
+                <w:rFonts w:ascii="Consolas" w:cs="Consolas" w:eastAsia="Consolas" w:hAnsi="Consolas"/>
+                <w:color w:val="94A3B8"/>
+                <w:sz w:val="16"/>
+                <w:szCs w:val="16"/>
+              </w:rPr>
+              <w:t xml:space="preserve"> 72  </w:t>
+            </w:r>
+            <w:r>
+              <w:rPr>
+                <w:rFonts w:ascii="Consolas" w:cs="Consolas" w:eastAsia="Consolas" w:hAnsi="Consolas"/>
+                <w:sz w:val="16"/>
+                <w:szCs w:val="16"/>
+              </w:rPr>
+              <w:t xml:space="preserve">        'local': params.bssid,</w:t>
+            </w:r>
+          </w:p>
+          <w:p>
+            <w:pPr>
+              <w:spacing w:after="0" w:line="228"/>
+            </w:pPr>
+            <w:r>
+              <w:rPr>
+                <w:rFonts w:ascii="Consolas" w:cs="Consolas" w:eastAsia="Consolas" w:hAnsi="Consolas"/>
+                <w:color w:val="94A3B8"/>
+                <w:sz w:val="16"/>
+                <w:szCs w:val="16"/>
+              </w:rPr>
+              <w:t xml:space="preserve"> 73  </w:t>
+            </w:r>
+            <w:r>
+              <w:rPr>
+                <w:rFonts w:ascii="Consolas" w:cs="Consolas" w:eastAsia="Consolas" w:hAnsi="Consolas"/>
+                <w:sz w:val="16"/>
+                <w:szCs w:val="16"/>
+              </w:rPr>
+              <w:t xml:space="preserve">        'fingerprint': 'device_fingerprint_01',</w:t>
+            </w:r>
+          </w:p>
+          <w:p>
+            <w:pPr>
+              <w:spacing w:after="0" w:line="228"/>
+            </w:pPr>
+            <w:r>
+              <w:rPr>
+                <w:rFonts w:ascii="Consolas" w:cs="Consolas" w:eastAsia="Consolas" w:hAnsi="Consolas"/>
+                <w:color w:val="94A3B8"/>
+                <w:sz w:val="16"/>
+                <w:szCs w:val="16"/>
+              </w:rPr>
+              <w:t xml:space="preserve"> 74  </w:t>
+            </w:r>
+            <w:r>
+              <w:rPr>
+                <w:rFonts w:ascii="Consolas" w:cs="Consolas" w:eastAsia="Consolas" w:hAnsi="Consolas"/>
+                <w:sz w:val="16"/>
+                <w:szCs w:val="16"/>
+              </w:rPr>
+              <w:t xml:space="preserve">      };</w:t>
+            </w:r>
+          </w:p>
+          <w:p>
+            <w:pPr>
+              <w:spacing w:after="0" w:line="228"/>
+            </w:pPr>
+            <w:r>
+              <w:rPr>
+                <w:rFonts w:ascii="Consolas" w:cs="Consolas" w:eastAsia="Consolas" w:hAnsi="Consolas"/>
+                <w:color w:val="94A3B8"/>
+                <w:sz w:val="16"/>
+                <w:szCs w:val="16"/>
+              </w:rPr>
+              <w:t xml:space="preserve"> 75  </w:t>
+            </w:r>
+            <w:r>
+              <w:rPr>
+                <w:rFonts w:ascii="Consolas" w:cs="Consolas" w:eastAsia="Consolas" w:hAnsi="Consolas"/>
+                <w:sz w:val="16"/>
+                <w:szCs w:val="16"/>
+              </w:rPr>
+              <w:t xml:space="preserve"> </w:t>
+            </w:r>
+          </w:p>
+          <w:p>
+            <w:pPr>
+              <w:spacing w:after="0" w:line="228"/>
+            </w:pPr>
+            <w:r>
+              <w:rPr>
+                <w:rFonts w:ascii="Consolas" w:cs="Consolas" w:eastAsia="Consolas" w:hAnsi="Consolas"/>
+                <w:color w:val="94A3B8"/>
+                <w:sz w:val="16"/>
+                <w:szCs w:val="16"/>
+              </w:rPr>
+              <w:t xml:space="preserve"> 76  </w:t>
+            </w:r>
+            <w:r>
+              <w:rPr>
+                <w:rFonts w:ascii="Consolas" w:cs="Consolas" w:eastAsia="Consolas" w:hAnsi="Consolas"/>
+                <w:sz w:val="16"/>
+                <w:szCs w:val="16"/>
+              </w:rPr>
+              <w:t xml:space="preserve">      final response = await _dioClient.post&lt;dynamic&gt;(</w:t>
+            </w:r>
+          </w:p>
+          <w:p>
+            <w:pPr>
+              <w:spacing w:after="0" w:line="228"/>
+            </w:pPr>
+            <w:r>
+              <w:rPr>
+                <w:rFonts w:ascii="Consolas" w:cs="Consolas" w:eastAsia="Consolas" w:hAnsi="Consolas"/>
+                <w:color w:val="94A3B8"/>
+                <w:sz w:val="16"/>
+                <w:szCs w:val="16"/>
+              </w:rPr>
+              <w:t xml:space="preserve"> 77  </w:t>
+            </w:r>
+            <w:r>
+              <w:rPr>
+                <w:rFonts w:ascii="Consolas" w:cs="Consolas" w:eastAsia="Consolas" w:hAnsi="Consolas"/>
+                <w:sz w:val="16"/>
+                <w:szCs w:val="16"/>
+              </w:rPr>
+              <w:t xml:space="preserve">        ApiEndpoints.attendanceCheckIn,</w:t>
+            </w:r>
+          </w:p>
+          <w:p>
+            <w:pPr>
+              <w:spacing w:after="0" w:line="228"/>
+            </w:pPr>
+            <w:r>
+              <w:rPr>
+                <w:rFonts w:ascii="Consolas" w:cs="Consolas" w:eastAsia="Consolas" w:hAnsi="Consolas"/>
+                <w:color w:val="94A3B8"/>
+                <w:sz w:val="16"/>
+                <w:szCs w:val="16"/>
+              </w:rPr>
+              <w:t xml:space="preserve"> 78  </w:t>
+            </w:r>
+            <w:r>
+              <w:rPr>
+                <w:rFonts w:ascii="Consolas" w:cs="Consolas" w:eastAsia="Consolas" w:hAnsi="Consolas"/>
+                <w:sz w:val="16"/>
+                <w:szCs w:val="16"/>
+              </w:rPr>
+              <w:t xml:space="preserve">        data: enrollForm,</w:t>
+            </w:r>
+          </w:p>
+          <w:p>
+            <w:pPr>
+              <w:spacing w:after="0" w:line="228"/>
+            </w:pPr>
+            <w:r>
+              <w:rPr>
+                <w:rFonts w:ascii="Consolas" w:cs="Consolas" w:eastAsia="Consolas" w:hAnsi="Consolas"/>
+                <w:color w:val="94A3B8"/>
+                <w:sz w:val="16"/>
+                <w:szCs w:val="16"/>
+              </w:rPr>
+              <w:t xml:space="preserve"> 79  </w:t>
+            </w:r>
+            <w:r>
+              <w:rPr>
+                <w:rFonts w:ascii="Consolas" w:cs="Consolas" w:eastAsia="Consolas" w:hAnsi="Consolas"/>
+                <w:sz w:val="16"/>
+                <w:szCs w:val="16"/>
+              </w:rPr>
+              <w:t xml:space="preserve">      );</w:t>
+            </w:r>
+          </w:p>
+          <w:p>
+            <w:pPr>
+              <w:spacing w:after="0" w:line="228"/>
+            </w:pPr>
+            <w:r>
+              <w:rPr>
+                <w:rFonts w:ascii="Consolas" w:cs="Consolas" w:eastAsia="Consolas" w:hAnsi="Consolas"/>
+                <w:color w:val="94A3B8"/>
+                <w:sz w:val="16"/>
+                <w:szCs w:val="16"/>
+              </w:rPr>
+              <w:t xml:space="preserve"> 80  </w:t>
+            </w:r>
+            <w:r>
+              <w:rPr>
+                <w:rFonts w:ascii="Consolas" w:cs="Consolas" w:eastAsia="Consolas" w:hAnsi="Consolas"/>
+                <w:sz w:val="16"/>
+                <w:szCs w:val="16"/>
+              </w:rPr>
+              <w:t xml:space="preserve">      final dynamic body = response.data;</w:t>
+            </w:r>
+          </w:p>
+          <w:p>
+            <w:pPr>
+              <w:spacing w:after="0" w:line="228"/>
+            </w:pPr>
+            <w:r>
+              <w:rPr>
+                <w:rFonts w:ascii="Consolas" w:cs="Consolas" w:eastAsia="Consolas" w:hAnsi="Consolas"/>
+                <w:color w:val="94A3B8"/>
+                <w:sz w:val="16"/>
+                <w:szCs w:val="16"/>
+              </w:rPr>
+              <w:t xml:space="preserve"> 81  </w:t>
+            </w:r>
+            <w:r>
+              <w:rPr>
+                <w:rFonts w:ascii="Consolas" w:cs="Consolas" w:eastAsia="Consolas" w:hAnsi="Consolas"/>
+                <w:sz w:val="16"/>
+                <w:szCs w:val="16"/>
+              </w:rPr>
+              <w:t xml:space="preserve">      var message = 'Ghi nhận chấm công thành công';</w:t>
+            </w:r>
+          </w:p>
+          <w:p>
+            <w:pPr>
+              <w:spacing w:after="0" w:line="228"/>
+            </w:pPr>
+            <w:r>
+              <w:rPr>
+                <w:rFonts w:ascii="Consolas" w:cs="Consolas" w:eastAsia="Consolas" w:hAnsi="Consolas"/>
+                <w:color w:val="94A3B8"/>
+                <w:sz w:val="16"/>
+                <w:szCs w:val="16"/>
+              </w:rPr>
+              <w:t xml:space="preserve"> 82  </w:t>
+            </w:r>
+            <w:r>
+              <w:rPr>
+                <w:rFonts w:ascii="Consolas" w:cs="Consolas" w:eastAsia="Consolas" w:hAnsi="Consolas"/>
+                <w:sz w:val="16"/>
+                <w:szCs w:val="16"/>
+              </w:rPr>
+              <w:t xml:space="preserve">      if (body is Map&lt;String, dynamic&gt;) {</w:t>
+            </w:r>
+          </w:p>
+          <w:p>
+            <w:pPr>
+              <w:spacing w:after="0" w:line="228"/>
+            </w:pPr>
+            <w:r>
+              <w:rPr>
+                <w:rFonts w:ascii="Consolas" w:cs="Consolas" w:eastAsia="Consolas" w:hAnsi="Consolas"/>
+                <w:color w:val="94A3B8"/>
+                <w:sz w:val="16"/>
+                <w:szCs w:val="16"/>
+              </w:rPr>
+              <w:t xml:space="preserve"> 83  </w:t>
+            </w:r>
+            <w:r>
+              <w:rPr>
+                <w:rFonts w:ascii="Consolas" w:cs="Consolas" w:eastAsia="Consolas" w:hAnsi="Consolas"/>
+                <w:sz w:val="16"/>
+                <w:szCs w:val="16"/>
+              </w:rPr>
+              <w:t xml:space="preserve">        if (body['message'] != null &amp;&amp; body['message'].toString().isNotEmpty) {</w:t>
+            </w:r>
+          </w:p>
+          <w:p>
+            <w:pPr>
+              <w:spacing w:after="0" w:line="228"/>
+            </w:pPr>
+            <w:r>
+              <w:rPr>
+                <w:rFonts w:ascii="Consolas" w:cs="Consolas" w:eastAsia="Consolas" w:hAnsi="Consolas"/>
+                <w:color w:val="94A3B8"/>
+                <w:sz w:val="16"/>
+                <w:szCs w:val="16"/>
+              </w:rPr>
+              <w:t xml:space="preserve"> 84  </w:t>
+            </w:r>
+            <w:r>
+              <w:rPr>
+                <w:rFonts w:ascii="Consolas" w:cs="Consolas" w:eastAsia="Consolas" w:hAnsi="Consolas"/>
+                <w:sz w:val="16"/>
+                <w:szCs w:val="16"/>
+              </w:rPr>
+              <w:t xml:space="preserve">          message = body['message'].toString();</w:t>
+            </w:r>
+          </w:p>
+          <w:p>
+            <w:pPr>
+              <w:spacing w:after="0" w:line="228"/>
+            </w:pPr>
+            <w:r>
+              <w:rPr>
+                <w:rFonts w:ascii="Consolas" w:cs="Consolas" w:eastAsia="Consolas" w:hAnsi="Consolas"/>
+                <w:color w:val="94A3B8"/>
+                <w:sz w:val="16"/>
+                <w:szCs w:val="16"/>
+              </w:rPr>
+              <w:t xml:space="preserve"> 85  </w:t>
+            </w:r>
+            <w:r>
+              <w:rPr>
+                <w:rFonts w:ascii="Consolas" w:cs="Consolas" w:eastAsia="Consolas" w:hAnsi="Consolas"/>
+                <w:sz w:val="16"/>
+                <w:szCs w:val="16"/>
+              </w:rPr>
+              <w:t xml:space="preserve">        }</w:t>
+            </w:r>
+          </w:p>
+          <w:p>
+            <w:pPr>
+              <w:spacing w:after="0" w:line="228"/>
+            </w:pPr>
+            <w:r>
+              <w:rPr>
+                <w:rFonts w:ascii="Consolas" w:cs="Consolas" w:eastAsia="Consolas" w:hAnsi="Consolas"/>
+                <w:color w:val="94A3B8"/>
+                <w:sz w:val="16"/>
+                <w:szCs w:val="16"/>
+              </w:rPr>
+              <w:t xml:space="preserve"> 86  </w:t>
+            </w:r>
+            <w:r>
+              <w:rPr>
+                <w:rFonts w:ascii="Consolas" w:cs="Consolas" w:eastAsia="Consolas" w:hAnsi="Consolas"/>
+                <w:sz w:val="16"/>
+                <w:szCs w:val="16"/>
+              </w:rPr>
+              <w:t xml:space="preserve">      }</w:t>
+            </w:r>
+          </w:p>
+          <w:p>
+            <w:pPr>
+              <w:spacing w:after="0" w:line="228"/>
+            </w:pPr>
+            <w:r>
+              <w:rPr>
+                <w:rFonts w:ascii="Consolas" w:cs="Consolas" w:eastAsia="Consolas" w:hAnsi="Consolas"/>
+                <w:color w:val="94A3B8"/>
+                <w:sz w:val="16"/>
+                <w:szCs w:val="16"/>
+              </w:rPr>
+              <w:t xml:space="preserve"> 87  </w:t>
+            </w:r>
+            <w:r>
+              <w:rPr>
+                <w:rFonts w:ascii="Consolas" w:cs="Consolas" w:eastAsia="Consolas" w:hAnsi="Consolas"/>
+                <w:sz w:val="16"/>
+                <w:szCs w:val="16"/>
+              </w:rPr>
+              <w:t xml:space="preserve"> </w:t>
+            </w:r>
+          </w:p>
+          <w:p>
+            <w:pPr>
+              <w:spacing w:after="0" w:line="228"/>
+            </w:pPr>
+            <w:r>
+              <w:rPr>
+                <w:rFonts w:ascii="Consolas" w:cs="Consolas" w:eastAsia="Consolas" w:hAnsi="Consolas"/>
+                <w:color w:val="94A3B8"/>
+                <w:sz w:val="16"/>
+                <w:szCs w:val="16"/>
+              </w:rPr>
+              <w:t xml:space="preserve"> 88  </w:t>
+            </w:r>
+            <w:r>
+              <w:rPr>
+                <w:rFonts w:ascii="Consolas" w:cs="Consolas" w:eastAsia="Consolas" w:hAnsi="Consolas"/>
+                <w:sz w:val="16"/>
+                <w:szCs w:val="16"/>
+              </w:rPr>
+              <w:t xml:space="preserve">      final isLate = params.capturedAt.hour &gt; 8 ||</w:t>
+            </w:r>
+          </w:p>
+          <w:p>
+            <w:pPr>
+              <w:spacing w:after="0" w:line="228"/>
+            </w:pPr>
+            <w:r>
+              <w:rPr>
+                <w:rFonts w:ascii="Consolas" w:cs="Consolas" w:eastAsia="Consolas" w:hAnsi="Consolas"/>
+                <w:color w:val="94A3B8"/>
+                <w:sz w:val="16"/>
+                <w:szCs w:val="16"/>
+              </w:rPr>
+              <w:t xml:space="preserve"> 89  </w:t>
+            </w:r>
+            <w:r>
+              <w:rPr>
+                <w:rFonts w:ascii="Consolas" w:cs="Consolas" w:eastAsia="Consolas" w:hAnsi="Consolas"/>
+                <w:sz w:val="16"/>
+                <w:szCs w:val="16"/>
+              </w:rPr>
+              <w:t xml:space="preserve">          (params.capturedAt.hour == 8 &amp;&amp; params.capturedAt.minute &gt; 5);</w:t>
+            </w:r>
+          </w:p>
+          <w:p>
+            <w:pPr>
+              <w:spacing w:after="0" w:line="228"/>
+            </w:pPr>
+            <w:r>
+              <w:rPr>
+                <w:rFonts w:ascii="Consolas" w:cs="Consolas" w:eastAsia="Consolas" w:hAnsi="Consolas"/>
+                <w:color w:val="94A3B8"/>
+                <w:sz w:val="16"/>
+                <w:szCs w:val="16"/>
+              </w:rPr>
+              <w:t xml:space="preserve"> 90  </w:t>
+            </w:r>
+            <w:r>
+              <w:rPr>
+                <w:rFonts w:ascii="Consolas" w:cs="Consolas" w:eastAsia="Consolas" w:hAnsi="Consolas"/>
+                <w:sz w:val="16"/>
+                <w:szCs w:val="16"/>
+              </w:rPr>
+              <w:t xml:space="preserve">      return AttendanceRecordModel(</w:t>
+            </w:r>
+          </w:p>
+          <w:p>
+            <w:pPr>
+              <w:spacing w:after="0" w:line="228"/>
+            </w:pPr>
+            <w:r>
+              <w:rPr>
+                <w:rFonts w:ascii="Consolas" w:cs="Consolas" w:eastAsia="Consolas" w:hAnsi="Consolas"/>
+                <w:color w:val="94A3B8"/>
+                <w:sz w:val="16"/>
+                <w:szCs w:val="16"/>
+              </w:rPr>
+              <w:t xml:space="preserve"> 91  </w:t>
+            </w:r>
+            <w:r>
+              <w:rPr>
+                <w:rFonts w:ascii="Consolas" w:cs="Consolas" w:eastAsia="Consolas" w:hAnsi="Consolas"/>
+                <w:sz w:val="16"/>
+                <w:szCs w:val="16"/>
+              </w:rPr>
+              <w:t xml:space="preserve">        id: 'att_${DateTime.now().millisecondsSinceEpoch}',</w:t>
+            </w:r>
+          </w:p>
+          <w:p>
+            <w:pPr>
+              <w:spacing w:after="0" w:line="228"/>
+            </w:pPr>
+            <w:r>
+              <w:rPr>
+                <w:rFonts w:ascii="Consolas" w:cs="Consolas" w:eastAsia="Consolas" w:hAnsi="Consolas"/>
+                <w:color w:val="94A3B8"/>
+                <w:sz w:val="16"/>
+                <w:szCs w:val="16"/>
+              </w:rPr>
+              <w:t xml:space="preserve"> 92  </w:t>
+            </w:r>
+            <w:r>
+              <w:rPr>
+                <w:rFonts w:ascii="Consolas" w:cs="Consolas" w:eastAsia="Consolas" w:hAnsi="Consolas"/>
+                <w:sz w:val="16"/>
+                <w:szCs w:val="16"/>
+              </w:rPr>
+              <w:t xml:space="preserve">        timestamp: params.capturedAt,</w:t>
+            </w:r>
+          </w:p>
+          <w:p>
+            <w:pPr>
+              <w:spacing w:after="0" w:line="228"/>
+            </w:pPr>
+            <w:r>
+              <w:rPr>
+                <w:rFonts w:ascii="Consolas" w:cs="Consolas" w:eastAsia="Consolas" w:hAnsi="Consolas"/>
+                <w:color w:val="94A3B8"/>
+                <w:sz w:val="16"/>
+                <w:szCs w:val="16"/>
+              </w:rPr>
+              <w:t xml:space="preserve"> 93  </w:t>
+            </w:r>
+            <w:r>
+              <w:rPr>
+                <w:rFonts w:ascii="Consolas" w:cs="Consolas" w:eastAsia="Consolas" w:hAnsi="Consolas"/>
+                <w:sz w:val="16"/>
+                <w:szCs w:val="16"/>
+              </w:rPr>
+              <w:t xml:space="preserve">        type: 'checkIn',</w:t>
+            </w:r>
+          </w:p>
+          <w:p>
+            <w:pPr>
+              <w:spacing w:after="0" w:line="228"/>
+            </w:pPr>
+            <w:r>
+              <w:rPr>
+                <w:rFonts w:ascii="Consolas" w:cs="Consolas" w:eastAsia="Consolas" w:hAnsi="Consolas"/>
+                <w:color w:val="94A3B8"/>
+                <w:sz w:val="16"/>
+                <w:szCs w:val="16"/>
+              </w:rPr>
+              <w:t xml:space="preserve"> 94  </w:t>
+            </w:r>
+            <w:r>
+              <w:rPr>
+                <w:rFonts w:ascii="Consolas" w:cs="Consolas" w:eastAsia="Consolas" w:hAnsi="Consolas"/>
+                <w:sz w:val="16"/>
+                <w:szCs w:val="16"/>
+              </w:rPr>
+              <w:t xml:space="preserve">        classification: isLate ? 'late' : 'onTime',</w:t>
+            </w:r>
+          </w:p>
+          <w:p>
+            <w:pPr>
+              <w:spacing w:after="0" w:line="228"/>
+            </w:pPr>
+            <w:r>
+              <w:rPr>
+                <w:rFonts w:ascii="Consolas" w:cs="Consolas" w:eastAsia="Consolas" w:hAnsi="Consolas"/>
+                <w:color w:val="94A3B8"/>
+                <w:sz w:val="16"/>
+                <w:szCs w:val="16"/>
+              </w:rPr>
+              <w:t xml:space="preserve"> 95  </w:t>
+            </w:r>
+            <w:r>
+              <w:rPr>
+                <w:rFonts w:ascii="Consolas" w:cs="Consolas" w:eastAsia="Consolas" w:hAnsi="Consolas"/>
+                <w:sz w:val="16"/>
+                <w:szCs w:val="16"/>
+              </w:rPr>
+              <w:t xml:space="preserve">        locationName: 'Trụ sở chính VSTech',</w:t>
+            </w:r>
+          </w:p>
+          <w:p>
+            <w:pPr>
+              <w:spacing w:after="0" w:line="228"/>
+            </w:pPr>
+            <w:r>
+              <w:rPr>
+                <w:rFonts w:ascii="Consolas" w:cs="Consolas" w:eastAsia="Consolas" w:hAnsi="Consolas"/>
+                <w:color w:val="94A3B8"/>
+                <w:sz w:val="16"/>
+                <w:szCs w:val="16"/>
+              </w:rPr>
+              <w:t xml:space="preserve"> 96  </w:t>
+            </w:r>
+            <w:r>
+              <w:rPr>
+                <w:rFonts w:ascii="Consolas" w:cs="Consolas" w:eastAsia="Consolas" w:hAnsi="Consolas"/>
+                <w:sz w:val="16"/>
+                <w:szCs w:val="16"/>
+              </w:rPr>
+              <w:t xml:space="preserve">        lat: params.lat,</w:t>
+            </w:r>
+          </w:p>
+          <w:p>
+            <w:pPr>
+              <w:spacing w:after="0" w:line="228"/>
+            </w:pPr>
+            <w:r>
+              <w:rPr>
+                <w:rFonts w:ascii="Consolas" w:cs="Consolas" w:eastAsia="Consolas" w:hAnsi="Consolas"/>
+                <w:color w:val="94A3B8"/>
+                <w:sz w:val="16"/>
+                <w:szCs w:val="16"/>
+              </w:rPr>
+              <w:t xml:space="preserve"> 97  </w:t>
+            </w:r>
+            <w:r>
+              <w:rPr>
+                <w:rFonts w:ascii="Consolas" w:cs="Consolas" w:eastAsia="Consolas" w:hAnsi="Consolas"/>
+                <w:sz w:val="16"/>
+                <w:szCs w:val="16"/>
+              </w:rPr>
+              <w:t xml:space="preserve">        lng: params.lng,</w:t>
+            </w:r>
+          </w:p>
+          <w:p>
+            <w:pPr>
+              <w:spacing w:after="0" w:line="228"/>
+            </w:pPr>
+            <w:r>
+              <w:rPr>
+                <w:rFonts w:ascii="Consolas" w:cs="Consolas" w:eastAsia="Consolas" w:hAnsi="Consolas"/>
+                <w:color w:val="94A3B8"/>
+                <w:sz w:val="16"/>
+                <w:szCs w:val="16"/>
+              </w:rPr>
+              <w:t xml:space="preserve"> 98  </w:t>
+            </w:r>
+            <w:r>
+              <w:rPr>
+                <w:rFonts w:ascii="Consolas" w:cs="Consolas" w:eastAsia="Consolas" w:hAnsi="Consolas"/>
+                <w:sz w:val="16"/>
+                <w:szCs w:val="16"/>
+              </w:rPr>
+              <w:t xml:space="preserve">        bssid: params.bssid,</w:t>
+            </w:r>
+          </w:p>
+          <w:p>
+            <w:pPr>
+              <w:spacing w:after="0" w:line="228"/>
+            </w:pPr>
+            <w:r>
+              <w:rPr>
+                <w:rFonts w:ascii="Consolas" w:cs="Consolas" w:eastAsia="Consolas" w:hAnsi="Consolas"/>
+                <w:color w:val="94A3B8"/>
+                <w:sz w:val="16"/>
+                <w:szCs w:val="16"/>
+              </w:rPr>
+              <w:t xml:space="preserve"> 99  </w:t>
+            </w:r>
+            <w:r>
+              <w:rPr>
+                <w:rFonts w:ascii="Consolas" w:cs="Consolas" w:eastAsia="Consolas" w:hAnsi="Consolas"/>
+                <w:sz w:val="16"/>
+                <w:szCs w:val="16"/>
+              </w:rPr>
+              <w:t xml:space="preserve">        note: message,</w:t>
+            </w:r>
+          </w:p>
+          <w:p>
+            <w:pPr>
+              <w:spacing w:after="0" w:line="228"/>
+            </w:pPr>
+            <w:r>
+              <w:rPr>
+                <w:rFonts w:ascii="Consolas" w:cs="Consolas" w:eastAsia="Consolas" w:hAnsi="Consolas"/>
+                <w:color w:val="94A3B8"/>
+                <w:sz w:val="16"/>
+                <w:szCs w:val="16"/>
+              </w:rPr>
+              <w:t xml:space="preserve">100  </w:t>
+            </w:r>
+            <w:r>
+              <w:rPr>
+                <w:rFonts w:ascii="Consolas" w:cs="Consolas" w:eastAsia="Consolas" w:hAnsi="Consolas"/>
+                <w:sz w:val="16"/>
+                <w:szCs w:val="16"/>
+              </w:rPr>
+              <w:t xml:space="preserve">      );</w:t>
+            </w:r>
+          </w:p>
+          <w:p>
+            <w:pPr>
+              <w:spacing w:after="0" w:line="228"/>
+            </w:pPr>
+            <w:r>
+              <w:rPr>
+                <w:rFonts w:ascii="Consolas" w:cs="Consolas" w:eastAsia="Consolas" w:hAnsi="Consolas"/>
+                <w:color w:val="94A3B8"/>
+                <w:sz w:val="16"/>
+                <w:szCs w:val="16"/>
+              </w:rPr>
+              <w:t xml:space="preserve">101  </w:t>
+            </w:r>
+            <w:r>
+              <w:rPr>
+                <w:rFonts w:ascii="Consolas" w:cs="Consolas" w:eastAsia="Consolas" w:hAnsi="Consolas"/>
+                <w:sz w:val="16"/>
+                <w:szCs w:val="16"/>
+              </w:rPr>
+              <w:t xml:space="preserve">    } on AppException {</w:t>
+            </w:r>
+          </w:p>
+          <w:p>
+            <w:pPr>
+              <w:spacing w:after="0" w:line="228"/>
+            </w:pPr>
+            <w:r>
+              <w:rPr>
+                <w:rFonts w:ascii="Consolas" w:cs="Consolas" w:eastAsia="Consolas" w:hAnsi="Consolas"/>
+                <w:color w:val="94A3B8"/>
+                <w:sz w:val="16"/>
+                <w:szCs w:val="16"/>
+              </w:rPr>
+              <w:t xml:space="preserve">102  </w:t>
+            </w:r>
+            <w:r>
+              <w:rPr>
+                <w:rFonts w:ascii="Consolas" w:cs="Consolas" w:eastAsia="Consolas" w:hAnsi="Consolas"/>
+                <w:sz w:val="16"/>
+                <w:szCs w:val="16"/>
+              </w:rPr>
+              <w:t xml:space="preserve">      rethrow;</w:t>
+            </w:r>
+          </w:p>
+          <w:p>
+            <w:pPr>
+              <w:spacing w:after="0" w:line="228"/>
+            </w:pPr>
+            <w:r>
+              <w:rPr>
+                <w:rFonts w:ascii="Consolas" w:cs="Consolas" w:eastAsia="Consolas" w:hAnsi="Consolas"/>
+                <w:color w:val="94A3B8"/>
+                <w:sz w:val="16"/>
+                <w:szCs w:val="16"/>
+              </w:rPr>
+              <w:t xml:space="preserve">103  </w:t>
+            </w:r>
+            <w:r>
+              <w:rPr>
+                <w:rFonts w:ascii="Consolas" w:cs="Consolas" w:eastAsia="Consolas" w:hAnsi="Consolas"/>
+                <w:sz w:val="16"/>
+                <w:szCs w:val="16"/>
+              </w:rPr>
+              <w:t xml:space="preserve">    } on Object catch (e) {</w:t>
+            </w:r>
+          </w:p>
+          <w:p>
+            <w:pPr>
+              <w:spacing w:after="0" w:line="228"/>
+            </w:pPr>
+            <w:r>
+              <w:rPr>
+                <w:rFonts w:ascii="Consolas" w:cs="Consolas" w:eastAsia="Consolas" w:hAnsi="Consolas"/>
+                <w:color w:val="94A3B8"/>
+                <w:sz w:val="16"/>
+                <w:szCs w:val="16"/>
+              </w:rPr>
+              <w:t xml:space="preserve">104  </w:t>
+            </w:r>
+            <w:r>
+              <w:rPr>
+                <w:rFonts w:ascii="Consolas" w:cs="Consolas" w:eastAsia="Consolas" w:hAnsi="Consolas"/>
+                <w:sz w:val="16"/>
+                <w:szCs w:val="16"/>
+              </w:rPr>
+              <w:t xml:space="preserve">      throw ServerException(message: 'Lỗi khi thực hiện Check-in: $e');</w:t>
+            </w:r>
+          </w:p>
+          <w:p>
+            <w:pPr>
+              <w:spacing w:after="0" w:line="228"/>
+            </w:pPr>
+            <w:r>
+              <w:rPr>
+                <w:rFonts w:ascii="Consolas" w:cs="Consolas" w:eastAsia="Consolas" w:hAnsi="Consolas"/>
+                <w:color w:val="94A3B8"/>
+                <w:sz w:val="16"/>
+                <w:szCs w:val="16"/>
+              </w:rPr>
+              <w:t xml:space="preserve">105  </w:t>
             </w:r>
             <w:r>
               <w:rPr>
@@ -3217,51 +3635,7 @@
                 <w:sz w:val="16"/>
                 <w:szCs w:val="16"/>
               </w:rPr>
-              <w:t xml:space="preserve">185  </w:t>
-            </w:r>
-            <w:r>
-              <w:rPr>
-                <w:rFonts w:ascii="Consolas" w:cs="Consolas" w:eastAsia="Consolas" w:hAnsi="Consolas"/>
-                <w:sz w:val="16"/>
-                <w:szCs w:val="16"/>
-              </w:rPr>
-              <w:t xml:space="preserve">    if (normA == 0 || normB == 0) return 0;</w:t>
-            </w:r>
-          </w:p>
-          <w:p>
-            <w:pPr>
-              <w:spacing w:after="0" w:line="228"/>
-            </w:pPr>
-            <w:r>
-              <w:rPr>
-                <w:rFonts w:ascii="Consolas" w:cs="Consolas" w:eastAsia="Consolas" w:hAnsi="Consolas"/>
-                <w:color w:val="94A3B8"/>
-                <w:sz w:val="16"/>
-                <w:szCs w:val="16"/>
-              </w:rPr>
-              <w:t xml:space="preserve">186  </w:t>
-            </w:r>
-            <w:r>
-              <w:rPr>
-                <w:rFonts w:ascii="Consolas" w:cs="Consolas" w:eastAsia="Consolas" w:hAnsi="Consolas"/>
-                <w:sz w:val="16"/>
-                <w:szCs w:val="16"/>
-              </w:rPr>
-              <w:t xml:space="preserve">    return dotProduct / (math.sqrt(normA) * math.sqrt(normB));</w:t>
-            </w:r>
-          </w:p>
-          <w:p>
-            <w:pPr>
-              <w:spacing w:after="0" w:line="228"/>
-            </w:pPr>
-            <w:r>
-              <w:rPr>
-                <w:rFonts w:ascii="Consolas" w:cs="Consolas" w:eastAsia="Consolas" w:hAnsi="Consolas"/>
-                <w:color w:val="94A3B8"/>
-                <w:sz w:val="16"/>
-                <w:szCs w:val="16"/>
-              </w:rPr>
-              <w:t xml:space="preserve">187  </w:t>
+              <w:t xml:space="preserve">106  </w:t>
             </w:r>
             <w:r>
               <w:rPr>
@@ -3287,7 +3661,7 @@
           <w:sz w:val="21"/>
           <w:szCs w:val="21"/>
         </w:rPr>
-        <w:t xml:space="preserve">Đoạn mã 1.3 – So khớp khuôn mặt ngoại tuyến bằng độ tương đồng cosine</w:t>
+        <w:t xml:space="preserve">Đoạn mã 1.3 – DataSource: lập EnrollForm (toạ độ, mạng, thiết bị), gửi lượt chấm công vào ca và phân loại kết quả</w:t>
       </w:r>
     </w:p>
     <w:p>
@@ -3313,7 +3687,7 @@
         <w:jc w:val="both"/>
       </w:pPr>
       <w:r>
-        <w:t xml:space="preserve">Nhân viên xem số dư phép theo từng loại (phép năm, ốm BHXH, việc riêng có lương, không lương, thai sản, nghỉ bù) và tạo đơn nghỉ trực tuyến: chọn loại phép, từ ngày – đến ngày, nghỉ cả ngày hoặc nửa ca, nhập lý do; ứng dụng tự tính số ngày nghỉ. Đơn đi qua quy trình duyệt 4 bước </w:t>
+        <w:t xml:space="preserve">Nhân viên xem danh sách đơn nghỉ theo tháng (lọc Chờ duyệt / Đã duyệt / Từ chối) và tạo đơn nghỉ trực tuyến: chọn nghỉ cả ngày, nửa ca sáng hoặc nửa ca chiều, loại phép (phép năm, hiếu, hỷ, thai sản, chăm vợ sinh con…), từ ngày – đến ngày và lý do; ứng dụng tự tính số ngày nghỉ. Đơn đi qua quy trình duyệt </w:t>
       </w:r>
       <w:r>
         <w:rPr>
@@ -3323,7 +3697,7 @@
         <w:t xml:space="preserve">Nhân viên → Quản lý trực tiếp → HR → Giám đốc</w:t>
       </w:r>
       <w:r>
-        <w:t xml:space="preserve">, được thu hồi khi chưa duyệt; quản lý duyệt / từ chối (bắt buộc lý do) ngay trên điện thoại.</w:t>
+        <w:t xml:space="preserve">; quản lý duyệt / từ chối ngay trên điện thoại. Lộ trình phiên bản tiếp theo bổ sung thu hồi đơn đang chờ duyệt.</w:t>
       </w:r>
     </w:p>
     <w:p>
@@ -3600,7 +3974,7 @@
                 <w:sz w:val="20"/>
                 <w:szCs w:val="20"/>
               </w:rPr>
-              <w:t xml:space="preserve">Lịch sử đơn của tôi (phân trang)</w:t>
+              <w:t xml:space="preserve">Danh sách đơn của tôi theo tháng</w:t>
             </w:r>
           </w:p>
         </w:tc>
@@ -3668,7 +4042,7 @@
                 <w:sz w:val="20"/>
                 <w:szCs w:val="20"/>
               </w:rPr>
-              <w:t xml:space="preserve">/api/LeaveRequests/self</w:t>
+              <w:t xml:space="preserve">/api/LeaveRequests/self?From&amp;To</w:t>
             </w:r>
           </w:p>
         </w:tc>
@@ -3811,7 +4185,7 @@
                 <w:sz w:val="20"/>
                 <w:szCs w:val="20"/>
               </w:rPr>
-              <w:t xml:space="preserve">Thu hồi đơn chưa duyệt</w:t>
+              <w:t xml:space="preserve">Quản lý duyệt / từ chối</w:t>
             </w:r>
           </w:p>
         </w:tc>
@@ -3845,7 +4219,7 @@
                 <w:sz w:val="20"/>
                 <w:szCs w:val="20"/>
               </w:rPr>
-              <w:t xml:space="preserve">DELETE</w:t>
+              <w:t xml:space="preserve">GET</w:t>
             </w:r>
           </w:p>
         </w:tc>
@@ -3859,110 +4233,6 @@
               <w:right w:val="single" w:color="94A3B8" w:sz="4"/>
             </w:tcBorders>
             <w:shd w:fill="F0FDFA" w:color="auto" w:val="clear"/>
-            <w:tcMar>
-              <w:top w:type="dxa" w:w="60"/>
-              <w:left w:type="dxa" w:w="100"/>
-              <w:bottom w:type="dxa" w:w="60"/>
-              <w:right w:type="dxa" w:w="100"/>
-            </w:tcMar>
-            <w:vAlign w:val="center"/>
-          </w:tcPr>
-          <w:p>
-            <w:pPr>
-              <w:spacing w:after="40" w:line="264"/>
-              <w:jc w:val="left"/>
-            </w:pPr>
-            <w:r>
-              <w:rPr>
-                <w:b w:val="false"/>
-                <w:bCs w:val="false"/>
-                <w:sz w:val="20"/>
-                <w:szCs w:val="20"/>
-              </w:rPr>
-              <w:t xml:space="preserve">/api/LeaveRequests/self/{id}</w:t>
-            </w:r>
-          </w:p>
-        </w:tc>
-      </w:tr>
-      <w:tr>
-        <w:trPr>
-          <w:cantSplit/>
-        </w:trPr>
-        <w:tc>
-          <w:tcPr>
-            <w:tcW w:type="dxa" w:w="3628"/>
-            <w:tcBorders>
-              <w:top w:val="single" w:color="94A3B8" w:sz="4"/>
-              <w:left w:val="single" w:color="94A3B8" w:sz="4"/>
-              <w:bottom w:val="single" w:color="94A3B8" w:sz="4"/>
-              <w:right w:val="single" w:color="94A3B8" w:sz="4"/>
-            </w:tcBorders>
-            <w:tcMar>
-              <w:top w:type="dxa" w:w="60"/>
-              <w:left w:type="dxa" w:w="100"/>
-              <w:bottom w:type="dxa" w:w="60"/>
-              <w:right w:type="dxa" w:w="100"/>
-            </w:tcMar>
-            <w:vAlign w:val="center"/>
-          </w:tcPr>
-          <w:p>
-            <w:pPr>
-              <w:spacing w:after="40" w:line="264"/>
-              <w:jc w:val="left"/>
-            </w:pPr>
-            <w:r>
-              <w:rPr>
-                <w:b w:val="false"/>
-                <w:bCs w:val="false"/>
-                <w:sz w:val="20"/>
-                <w:szCs w:val="20"/>
-              </w:rPr>
-              <w:t xml:space="preserve">Quản lý duyệt / từ chối</w:t>
-            </w:r>
-          </w:p>
-        </w:tc>
-        <w:tc>
-          <w:tcPr>
-            <w:tcW w:type="dxa" w:w="1270"/>
-            <w:tcBorders>
-              <w:top w:val="single" w:color="94A3B8" w:sz="4"/>
-              <w:left w:val="single" w:color="94A3B8" w:sz="4"/>
-              <w:bottom w:val="single" w:color="94A3B8" w:sz="4"/>
-              <w:right w:val="single" w:color="94A3B8" w:sz="4"/>
-            </w:tcBorders>
-            <w:tcMar>
-              <w:top w:type="dxa" w:w="60"/>
-              <w:left w:type="dxa" w:w="100"/>
-              <w:bottom w:type="dxa" w:w="60"/>
-              <w:right w:type="dxa" w:w="100"/>
-            </w:tcMar>
-            <w:vAlign w:val="center"/>
-          </w:tcPr>
-          <w:p>
-            <w:pPr>
-              <w:spacing w:after="40" w:line="264"/>
-              <w:jc w:val="left"/>
-            </w:pPr>
-            <w:r>
-              <w:rPr>
-                <w:b w:val="false"/>
-                <w:bCs w:val="false"/>
-                <w:sz w:val="20"/>
-                <w:szCs w:val="20"/>
-              </w:rPr>
-              <w:t xml:space="preserve">GET</w:t>
-            </w:r>
-          </w:p>
-        </w:tc>
-        <w:tc>
-          <w:tcPr>
-            <w:tcW w:type="dxa" w:w="4173"/>
-            <w:tcBorders>
-              <w:top w:val="single" w:color="94A3B8" w:sz="4"/>
-              <w:left w:val="single" w:color="94A3B8" w:sz="4"/>
-              <w:bottom w:val="single" w:color="94A3B8" w:sz="4"/>
-              <w:right w:val="single" w:color="94A3B8" w:sz="4"/>
-            </w:tcBorders>
             <w:tcMar>
               <w:top w:type="dxa" w:w="60"/>
               <w:left w:type="dxa" w:w="100"/>
@@ -4044,21 +4314,21 @@
                 <w:sz w:val="18"/>
                 <w:szCs w:val="18"/>
               </w:rPr>
-              <w:t xml:space="preserve">lib/features/requests/data/models/leave_request_models.dart  (dòng 100–137)</w:t>
-            </w:r>
-          </w:p>
-          <w:p>
-            <w:pPr>
-              <w:spacing w:after="0" w:line="228"/>
-            </w:pPr>
-            <w:r>
-              <w:rPr>
-                <w:rFonts w:ascii="Consolas" w:cs="Consolas" w:eastAsia="Consolas" w:hAnsi="Consolas"/>
-                <w:color w:val="94A3B8"/>
-                <w:sz w:val="16"/>
-                <w:szCs w:val="16"/>
-              </w:rPr>
-              <w:t xml:space="preserve">100  </w:t>
+              <w:t xml:space="preserve">lib/features/requests/data/models/leave_request_models.dart  (dòng 110–158)</w:t>
+            </w:r>
+          </w:p>
+          <w:p>
+            <w:pPr>
+              <w:spacing w:after="0" w:line="228"/>
+            </w:pPr>
+            <w:r>
+              <w:rPr>
+                <w:rFonts w:ascii="Consolas" w:cs="Consolas" w:eastAsia="Consolas" w:hAnsi="Consolas"/>
+                <w:color w:val="94A3B8"/>
+                <w:sz w:val="16"/>
+                <w:szCs w:val="16"/>
+              </w:rPr>
+              <w:t xml:space="preserve">110  </w:t>
             </w:r>
             <w:r>
               <w:rPr>
@@ -4080,7 +4350,7 @@
                 <w:sz w:val="16"/>
                 <w:szCs w:val="16"/>
               </w:rPr>
-              <w:t xml:space="preserve">101  </w:t>
+              <w:t xml:space="preserve">111  </w:t>
             </w:r>
             <w:r>
               <w:rPr>
@@ -4102,7 +4372,7 @@
                 <w:sz w:val="16"/>
                 <w:szCs w:val="16"/>
               </w:rPr>
-              <w:t xml:space="preserve">102  </w:t>
+              <w:t xml:space="preserve">112  </w:t>
             </w:r>
             <w:r>
               <w:rPr>
@@ -4124,29 +4394,7 @@
                 <w:sz w:val="16"/>
                 <w:szCs w:val="16"/>
               </w:rPr>
-              <w:t xml:space="preserve">103  </w:t>
-            </w:r>
-            <w:r>
-              <w:rPr>
-                <w:rFonts w:ascii="Consolas" w:cs="Consolas" w:eastAsia="Consolas" w:hAnsi="Consolas"/>
-                <w:sz w:val="16"/>
-                <w:szCs w:val="16"/>
-              </w:rPr>
-              <w:t xml:space="preserve">    required this.employeeCode,</w:t>
-            </w:r>
-          </w:p>
-          <w:p>
-            <w:pPr>
-              <w:spacing w:after="0" w:line="228"/>
-            </w:pPr>
-            <w:r>
-              <w:rPr>
-                <w:rFonts w:ascii="Consolas" w:cs="Consolas" w:eastAsia="Consolas" w:hAnsi="Consolas"/>
-                <w:color w:val="94A3B8"/>
-                <w:sz w:val="16"/>
-                <w:szCs w:val="16"/>
-              </w:rPr>
-              <w:t xml:space="preserve">104  </w:t>
+              <w:t xml:space="preserve">113  </w:t>
             </w:r>
             <w:r>
               <w:rPr>
@@ -4168,7 +4416,7 @@
                 <w:sz w:val="16"/>
                 <w:szCs w:val="16"/>
               </w:rPr>
-              <w:t xml:space="preserve">105  </w:t>
+              <w:t xml:space="preserve">114  </w:t>
             </w:r>
             <w:r>
               <w:rPr>
@@ -4190,7 +4438,29 @@
                 <w:sz w:val="16"/>
                 <w:szCs w:val="16"/>
               </w:rPr>
-              <w:t xml:space="preserve">106  </w:t>
+              <w:t xml:space="preserve">115  </w:t>
+            </w:r>
+            <w:r>
+              <w:rPr>
+                <w:rFonts w:ascii="Consolas" w:cs="Consolas" w:eastAsia="Consolas" w:hAnsi="Consolas"/>
+                <w:sz w:val="16"/>
+                <w:szCs w:val="16"/>
+              </w:rPr>
+              <w:t xml:space="preserve">    this.employeeCode,</w:t>
+            </w:r>
+          </w:p>
+          <w:p>
+            <w:pPr>
+              <w:spacing w:after="0" w:line="228"/>
+            </w:pPr>
+            <w:r>
+              <w:rPr>
+                <w:rFonts w:ascii="Consolas" w:cs="Consolas" w:eastAsia="Consolas" w:hAnsi="Consolas"/>
+                <w:color w:val="94A3B8"/>
+                <w:sz w:val="16"/>
+                <w:szCs w:val="16"/>
+              </w:rPr>
+              <w:t xml:space="preserve">116  </w:t>
             </w:r>
             <w:r>
               <w:rPr>
@@ -4212,7 +4482,29 @@
                 <w:sz w:val="16"/>
                 <w:szCs w:val="16"/>
               </w:rPr>
-              <w:t xml:space="preserve">107  </w:t>
+              <w:t xml:space="preserve">117  </w:t>
+            </w:r>
+            <w:r>
+              <w:rPr>
+                <w:rFonts w:ascii="Consolas" w:cs="Consolas" w:eastAsia="Consolas" w:hAnsi="Consolas"/>
+                <w:sz w:val="16"/>
+                <w:szCs w:val="16"/>
+              </w:rPr>
+              <w:t xml:space="preserve">    this.shiftCode,</w:t>
+            </w:r>
+          </w:p>
+          <w:p>
+            <w:pPr>
+              <w:spacing w:after="0" w:line="228"/>
+            </w:pPr>
+            <w:r>
+              <w:rPr>
+                <w:rFonts w:ascii="Consolas" w:cs="Consolas" w:eastAsia="Consolas" w:hAnsi="Consolas"/>
+                <w:color w:val="94A3B8"/>
+                <w:sz w:val="16"/>
+                <w:szCs w:val="16"/>
+              </w:rPr>
+              <w:t xml:space="preserve">118  </w:t>
             </w:r>
             <w:r>
               <w:rPr>
@@ -4234,29 +4526,7 @@
                 <w:sz w:val="16"/>
                 <w:szCs w:val="16"/>
               </w:rPr>
-              <w:t xml:space="preserve">108  </w:t>
-            </w:r>
-            <w:r>
-              <w:rPr>
-                <w:rFonts w:ascii="Consolas" w:cs="Consolas" w:eastAsia="Consolas" w:hAnsi="Consolas"/>
-                <w:sz w:val="16"/>
-                <w:szCs w:val="16"/>
-              </w:rPr>
-              <w:t xml:space="preserve">    this.shiftCode,</w:t>
-            </w:r>
-          </w:p>
-          <w:p>
-            <w:pPr>
-              <w:spacing w:after="0" w:line="228"/>
-            </w:pPr>
-            <w:r>
-              <w:rPr>
-                <w:rFonts w:ascii="Consolas" w:cs="Consolas" w:eastAsia="Consolas" w:hAnsi="Consolas"/>
-                <w:color w:val="94A3B8"/>
-                <w:sz w:val="16"/>
-                <w:szCs w:val="16"/>
-              </w:rPr>
-              <w:t xml:space="preserve">109  </w:t>
+              <w:t xml:space="preserve">119  </w:t>
             </w:r>
             <w:r>
               <w:rPr>
@@ -4278,7 +4548,7 @@
                 <w:sz w:val="16"/>
                 <w:szCs w:val="16"/>
               </w:rPr>
-              <w:t xml:space="preserve">110  </w:t>
+              <w:t xml:space="preserve">120  </w:t>
             </w:r>
             <w:r>
               <w:rPr>
@@ -4300,7 +4570,7 @@
                 <w:sz w:val="16"/>
                 <w:szCs w:val="16"/>
               </w:rPr>
-              <w:t xml:space="preserve">111  </w:t>
+              <w:t xml:space="preserve">121  </w:t>
             </w:r>
             <w:r>
               <w:rPr>
@@ -4322,7 +4592,73 @@
                 <w:sz w:val="16"/>
                 <w:szCs w:val="16"/>
               </w:rPr>
-              <w:t xml:space="preserve">112  </w:t>
+              <w:t xml:space="preserve">122  </w:t>
+            </w:r>
+            <w:r>
+              <w:rPr>
+                <w:rFonts w:ascii="Consolas" w:cs="Consolas" w:eastAsia="Consolas" w:hAnsi="Consolas"/>
+                <w:sz w:val="16"/>
+                <w:szCs w:val="16"/>
+              </w:rPr>
+              <w:t xml:space="preserve">    this.validFrom,</w:t>
+            </w:r>
+          </w:p>
+          <w:p>
+            <w:pPr>
+              <w:spacing w:after="0" w:line="228"/>
+            </w:pPr>
+            <w:r>
+              <w:rPr>
+                <w:rFonts w:ascii="Consolas" w:cs="Consolas" w:eastAsia="Consolas" w:hAnsi="Consolas"/>
+                <w:color w:val="94A3B8"/>
+                <w:sz w:val="16"/>
+                <w:szCs w:val="16"/>
+              </w:rPr>
+              <w:t xml:space="preserve">123  </w:t>
+            </w:r>
+            <w:r>
+              <w:rPr>
+                <w:rFonts w:ascii="Consolas" w:cs="Consolas" w:eastAsia="Consolas" w:hAnsi="Consolas"/>
+                <w:sz w:val="16"/>
+                <w:szCs w:val="16"/>
+              </w:rPr>
+              <w:t xml:space="preserve">    this.validTo,</w:t>
+            </w:r>
+          </w:p>
+          <w:p>
+            <w:pPr>
+              <w:spacing w:after="0" w:line="228"/>
+            </w:pPr>
+            <w:r>
+              <w:rPr>
+                <w:rFonts w:ascii="Consolas" w:cs="Consolas" w:eastAsia="Consolas" w:hAnsi="Consolas"/>
+                <w:color w:val="94A3B8"/>
+                <w:sz w:val="16"/>
+                <w:szCs w:val="16"/>
+              </w:rPr>
+              <w:t xml:space="preserve">124  </w:t>
+            </w:r>
+            <w:r>
+              <w:rPr>
+                <w:rFonts w:ascii="Consolas" w:cs="Consolas" w:eastAsia="Consolas" w:hAnsi="Consolas"/>
+                <w:sz w:val="16"/>
+                <w:szCs w:val="16"/>
+              </w:rPr>
+              <w:t xml:space="preserve">    this.isMultiple = false,</w:t>
+            </w:r>
+          </w:p>
+          <w:p>
+            <w:pPr>
+              <w:spacing w:after="0" w:line="228"/>
+            </w:pPr>
+            <w:r>
+              <w:rPr>
+                <w:rFonts w:ascii="Consolas" w:cs="Consolas" w:eastAsia="Consolas" w:hAnsi="Consolas"/>
+                <w:color w:val="94A3B8"/>
+                <w:sz w:val="16"/>
+                <w:szCs w:val="16"/>
+              </w:rPr>
+              <w:t xml:space="preserve">125  </w:t>
             </w:r>
             <w:r>
               <w:rPr>
@@ -4344,7 +4680,7 @@
                 <w:sz w:val="16"/>
                 <w:szCs w:val="16"/>
               </w:rPr>
-              <w:t xml:space="preserve">113  </w:t>
+              <w:t xml:space="preserve">126  </w:t>
             </w:r>
             <w:r>
               <w:rPr>
@@ -4366,29 +4702,7 @@
                 <w:sz w:val="16"/>
                 <w:szCs w:val="16"/>
               </w:rPr>
-              <w:t xml:space="preserve">114  </w:t>
-            </w:r>
-            <w:r>
-              <w:rPr>
-                <w:rFonts w:ascii="Consolas" w:cs="Consolas" w:eastAsia="Consolas" w:hAnsi="Consolas"/>
-                <w:sz w:val="16"/>
-                <w:szCs w:val="16"/>
-              </w:rPr>
-              <w:t xml:space="preserve">  final String employeeCode;</w:t>
-            </w:r>
-          </w:p>
-          <w:p>
-            <w:pPr>
-              <w:spacing w:after="0" w:line="228"/>
-            </w:pPr>
-            <w:r>
-              <w:rPr>
-                <w:rFonts w:ascii="Consolas" w:cs="Consolas" w:eastAsia="Consolas" w:hAnsi="Consolas"/>
-                <w:color w:val="94A3B8"/>
-                <w:sz w:val="16"/>
-                <w:szCs w:val="16"/>
-              </w:rPr>
-              <w:t xml:space="preserve">115  </w:t>
+              <w:t xml:space="preserve">127  </w:t>
             </w:r>
             <w:r>
               <w:rPr>
@@ -4410,7 +4724,7 @@
                 <w:sz w:val="16"/>
                 <w:szCs w:val="16"/>
               </w:rPr>
-              <w:t xml:space="preserve">116  </w:t>
+              <w:t xml:space="preserve">128  </w:t>
             </w:r>
             <w:r>
               <w:rPr>
@@ -4432,7 +4746,29 @@
                 <w:sz w:val="16"/>
                 <w:szCs w:val="16"/>
               </w:rPr>
-              <w:t xml:space="preserve">117  </w:t>
+              <w:t xml:space="preserve">129  </w:t>
+            </w:r>
+            <w:r>
+              <w:rPr>
+                <w:rFonts w:ascii="Consolas" w:cs="Consolas" w:eastAsia="Consolas" w:hAnsi="Consolas"/>
+                <w:sz w:val="16"/>
+                <w:szCs w:val="16"/>
+              </w:rPr>
+              <w:t xml:space="preserve">  final String? employeeCode;</w:t>
+            </w:r>
+          </w:p>
+          <w:p>
+            <w:pPr>
+              <w:spacing w:after="0" w:line="228"/>
+            </w:pPr>
+            <w:r>
+              <w:rPr>
+                <w:rFonts w:ascii="Consolas" w:cs="Consolas" w:eastAsia="Consolas" w:hAnsi="Consolas"/>
+                <w:color w:val="94A3B8"/>
+                <w:sz w:val="16"/>
+                <w:szCs w:val="16"/>
+              </w:rPr>
+              <w:t xml:space="preserve">130  </w:t>
             </w:r>
             <w:r>
               <w:rPr>
@@ -4454,7 +4790,29 @@
                 <w:sz w:val="16"/>
                 <w:szCs w:val="16"/>
               </w:rPr>
-              <w:t xml:space="preserve">118  </w:t>
+              <w:t xml:space="preserve">131  </w:t>
+            </w:r>
+            <w:r>
+              <w:rPr>
+                <w:rFonts w:ascii="Consolas" w:cs="Consolas" w:eastAsia="Consolas" w:hAnsi="Consolas"/>
+                <w:sz w:val="16"/>
+                <w:szCs w:val="16"/>
+              </w:rPr>
+              <w:t xml:space="preserve">  final String? shiftCode;</w:t>
+            </w:r>
+          </w:p>
+          <w:p>
+            <w:pPr>
+              <w:spacing w:after="0" w:line="228"/>
+            </w:pPr>
+            <w:r>
+              <w:rPr>
+                <w:rFonts w:ascii="Consolas" w:cs="Consolas" w:eastAsia="Consolas" w:hAnsi="Consolas"/>
+                <w:color w:val="94A3B8"/>
+                <w:sz w:val="16"/>
+                <w:szCs w:val="16"/>
+              </w:rPr>
+              <w:t xml:space="preserve">132  </w:t>
             </w:r>
             <w:r>
               <w:rPr>
@@ -4476,51 +4834,29 @@
                 <w:sz w:val="16"/>
                 <w:szCs w:val="16"/>
               </w:rPr>
-              <w:t xml:space="preserve">119  </w:t>
-            </w:r>
-            <w:r>
-              <w:rPr>
-                <w:rFonts w:ascii="Consolas" w:cs="Consolas" w:eastAsia="Consolas" w:hAnsi="Consolas"/>
-                <w:sz w:val="16"/>
-                <w:szCs w:val="16"/>
-              </w:rPr>
-              <w:t xml:space="preserve">  final String? shiftCode;</w:t>
-            </w:r>
-          </w:p>
-          <w:p>
-            <w:pPr>
-              <w:spacing w:after="0" w:line="228"/>
-            </w:pPr>
-            <w:r>
-              <w:rPr>
-                <w:rFonts w:ascii="Consolas" w:cs="Consolas" w:eastAsia="Consolas" w:hAnsi="Consolas"/>
-                <w:color w:val="94A3B8"/>
-                <w:sz w:val="16"/>
-                <w:szCs w:val="16"/>
-              </w:rPr>
-              <w:t xml:space="preserve">120  </w:t>
-            </w:r>
-            <w:r>
-              <w:rPr>
-                <w:rFonts w:ascii="Consolas" w:cs="Consolas" w:eastAsia="Consolas" w:hAnsi="Consolas"/>
-                <w:sz w:val="16"/>
-                <w:szCs w:val="16"/>
-              </w:rPr>
-              <w:t xml:space="preserve">  final double? leaveAmountType;</w:t>
-            </w:r>
-          </w:p>
-          <w:p>
-            <w:pPr>
-              <w:spacing w:after="0" w:line="228"/>
-            </w:pPr>
-            <w:r>
-              <w:rPr>
-                <w:rFonts w:ascii="Consolas" w:cs="Consolas" w:eastAsia="Consolas" w:hAnsi="Consolas"/>
-                <w:color w:val="94A3B8"/>
-                <w:sz w:val="16"/>
-                <w:szCs w:val="16"/>
-              </w:rPr>
-              <w:t xml:space="preserve">121  </w:t>
+              <w:t xml:space="preserve">133  </w:t>
+            </w:r>
+            <w:r>
+              <w:rPr>
+                <w:rFonts w:ascii="Consolas" w:cs="Consolas" w:eastAsia="Consolas" w:hAnsi="Consolas"/>
+                <w:sz w:val="16"/>
+                <w:szCs w:val="16"/>
+              </w:rPr>
+              <w:t xml:space="preserve">  final String? leaveAmountType;</w:t>
+            </w:r>
+          </w:p>
+          <w:p>
+            <w:pPr>
+              <w:spacing w:after="0" w:line="228"/>
+            </w:pPr>
+            <w:r>
+              <w:rPr>
+                <w:rFonts w:ascii="Consolas" w:cs="Consolas" w:eastAsia="Consolas" w:hAnsi="Consolas"/>
+                <w:color w:val="94A3B8"/>
+                <w:sz w:val="16"/>
+                <w:szCs w:val="16"/>
+              </w:rPr>
+              <w:t xml:space="preserve">134  </w:t>
             </w:r>
             <w:r>
               <w:rPr>
@@ -4542,7 +4878,7 @@
                 <w:sz w:val="16"/>
                 <w:szCs w:val="16"/>
               </w:rPr>
-              <w:t xml:space="preserve">122  </w:t>
+              <w:t xml:space="preserve">135  </w:t>
             </w:r>
             <w:r>
               <w:rPr>
@@ -4564,7 +4900,73 @@
                 <w:sz w:val="16"/>
                 <w:szCs w:val="16"/>
               </w:rPr>
-              <w:t xml:space="preserve">123  </w:t>
+              <w:t xml:space="preserve">136  </w:t>
+            </w:r>
+            <w:r>
+              <w:rPr>
+                <w:rFonts w:ascii="Consolas" w:cs="Consolas" w:eastAsia="Consolas" w:hAnsi="Consolas"/>
+                <w:sz w:val="16"/>
+                <w:szCs w:val="16"/>
+              </w:rPr>
+              <w:t xml:space="preserve">  final String? validFrom;</w:t>
+            </w:r>
+          </w:p>
+          <w:p>
+            <w:pPr>
+              <w:spacing w:after="0" w:line="228"/>
+            </w:pPr>
+            <w:r>
+              <w:rPr>
+                <w:rFonts w:ascii="Consolas" w:cs="Consolas" w:eastAsia="Consolas" w:hAnsi="Consolas"/>
+                <w:color w:val="94A3B8"/>
+                <w:sz w:val="16"/>
+                <w:szCs w:val="16"/>
+              </w:rPr>
+              <w:t xml:space="preserve">137  </w:t>
+            </w:r>
+            <w:r>
+              <w:rPr>
+                <w:rFonts w:ascii="Consolas" w:cs="Consolas" w:eastAsia="Consolas" w:hAnsi="Consolas"/>
+                <w:sz w:val="16"/>
+                <w:szCs w:val="16"/>
+              </w:rPr>
+              <w:t xml:space="preserve">  final String? validTo;</w:t>
+            </w:r>
+          </w:p>
+          <w:p>
+            <w:pPr>
+              <w:spacing w:after="0" w:line="228"/>
+            </w:pPr>
+            <w:r>
+              <w:rPr>
+                <w:rFonts w:ascii="Consolas" w:cs="Consolas" w:eastAsia="Consolas" w:hAnsi="Consolas"/>
+                <w:color w:val="94A3B8"/>
+                <w:sz w:val="16"/>
+                <w:szCs w:val="16"/>
+              </w:rPr>
+              <w:t xml:space="preserve">138  </w:t>
+            </w:r>
+            <w:r>
+              <w:rPr>
+                <w:rFonts w:ascii="Consolas" w:cs="Consolas" w:eastAsia="Consolas" w:hAnsi="Consolas"/>
+                <w:sz w:val="16"/>
+                <w:szCs w:val="16"/>
+              </w:rPr>
+              <w:t xml:space="preserve">  final bool isMultiple;</w:t>
+            </w:r>
+          </w:p>
+          <w:p>
+            <w:pPr>
+              <w:spacing w:after="0" w:line="228"/>
+            </w:pPr>
+            <w:r>
+              <w:rPr>
+                <w:rFonts w:ascii="Consolas" w:cs="Consolas" w:eastAsia="Consolas" w:hAnsi="Consolas"/>
+                <w:color w:val="94A3B8"/>
+                <w:sz w:val="16"/>
+                <w:szCs w:val="16"/>
+              </w:rPr>
+              <w:t xml:space="preserve">139  </w:t>
             </w:r>
             <w:r>
               <w:rPr>
@@ -4586,7 +4988,7 @@
                 <w:sz w:val="16"/>
                 <w:szCs w:val="16"/>
               </w:rPr>
-              <w:t xml:space="preserve">124  </w:t>
+              <w:t xml:space="preserve">140  </w:t>
             </w:r>
             <w:r>
               <w:rPr>
@@ -4608,7 +5010,7 @@
                 <w:sz w:val="16"/>
                 <w:szCs w:val="16"/>
               </w:rPr>
-              <w:t xml:space="preserve">125  </w:t>
+              <w:t xml:space="preserve">141  </w:t>
             </w:r>
             <w:r>
               <w:rPr>
@@ -4630,29 +5032,7 @@
                 <w:sz w:val="16"/>
                 <w:szCs w:val="16"/>
               </w:rPr>
-              <w:t xml:space="preserve">126  </w:t>
-            </w:r>
-            <w:r>
-              <w:rPr>
-                <w:rFonts w:ascii="Consolas" w:cs="Consolas" w:eastAsia="Consolas" w:hAnsi="Consolas"/>
-                <w:sz w:val="16"/>
-                <w:szCs w:val="16"/>
-              </w:rPr>
-              <w:t xml:space="preserve">      'employeeCode': employeeCode,</w:t>
-            </w:r>
-          </w:p>
-          <w:p>
-            <w:pPr>
-              <w:spacing w:after="0" w:line="228"/>
-            </w:pPr>
-            <w:r>
-              <w:rPr>
-                <w:rFonts w:ascii="Consolas" w:cs="Consolas" w:eastAsia="Consolas" w:hAnsi="Consolas"/>
-                <w:color w:val="94A3B8"/>
-                <w:sz w:val="16"/>
-                <w:szCs w:val="16"/>
-              </w:rPr>
-              <w:t xml:space="preserve">127  </w:t>
+              <w:t xml:space="preserve">142  </w:t>
             </w:r>
             <w:r>
               <w:rPr>
@@ -4674,7 +5054,7 @@
                 <w:sz w:val="16"/>
                 <w:szCs w:val="16"/>
               </w:rPr>
-              <w:t xml:space="preserve">128  </w:t>
+              <w:t xml:space="preserve">143  </w:t>
             </w:r>
             <w:r>
               <w:rPr>
@@ -4696,7 +5076,161 @@
                 <w:sz w:val="16"/>
                 <w:szCs w:val="16"/>
               </w:rPr>
-              <w:t xml:space="preserve">129  </w:t>
+              <w:t xml:space="preserve">144  </w:t>
+            </w:r>
+            <w:r>
+              <w:rPr>
+                <w:rFonts w:ascii="Consolas" w:cs="Consolas" w:eastAsia="Consolas" w:hAnsi="Consolas"/>
+                <w:sz w:val="16"/>
+                <w:szCs w:val="16"/>
+              </w:rPr>
+              <w:t xml:space="preserve">      'halfShiftType': halfShiftType,</w:t>
+            </w:r>
+          </w:p>
+          <w:p>
+            <w:pPr>
+              <w:spacing w:after="0" w:line="228"/>
+            </w:pPr>
+            <w:r>
+              <w:rPr>
+                <w:rFonts w:ascii="Consolas" w:cs="Consolas" w:eastAsia="Consolas" w:hAnsi="Consolas"/>
+                <w:color w:val="94A3B8"/>
+                <w:sz w:val="16"/>
+                <w:szCs w:val="16"/>
+              </w:rPr>
+              <w:t xml:space="preserve">145  </w:t>
+            </w:r>
+            <w:r>
+              <w:rPr>
+                <w:rFonts w:ascii="Consolas" w:cs="Consolas" w:eastAsia="Consolas" w:hAnsi="Consolas"/>
+                <w:sz w:val="16"/>
+                <w:szCs w:val="16"/>
+              </w:rPr>
+              <w:t xml:space="preserve">      'isMultiple': isMultiple,</w:t>
+            </w:r>
+          </w:p>
+          <w:p>
+            <w:pPr>
+              <w:spacing w:after="0" w:line="228"/>
+            </w:pPr>
+            <w:r>
+              <w:rPr>
+                <w:rFonts w:ascii="Consolas" w:cs="Consolas" w:eastAsia="Consolas" w:hAnsi="Consolas"/>
+                <w:color w:val="94A3B8"/>
+                <w:sz w:val="16"/>
+                <w:szCs w:val="16"/>
+              </w:rPr>
+              <w:t xml:space="preserve">146  </w:t>
+            </w:r>
+            <w:r>
+              <w:rPr>
+                <w:rFonts w:ascii="Consolas" w:cs="Consolas" w:eastAsia="Consolas" w:hAnsi="Consolas"/>
+                <w:sz w:val="16"/>
+                <w:szCs w:val="16"/>
+              </w:rPr>
+              <w:t xml:space="preserve">      'leaveAmountType': leaveAmountType ?? '1',</w:t>
+            </w:r>
+          </w:p>
+          <w:p>
+            <w:pPr>
+              <w:spacing w:after="0" w:line="228"/>
+            </w:pPr>
+            <w:r>
+              <w:rPr>
+                <w:rFonts w:ascii="Consolas" w:cs="Consolas" w:eastAsia="Consolas" w:hAnsi="Consolas"/>
+                <w:color w:val="94A3B8"/>
+                <w:sz w:val="16"/>
+                <w:szCs w:val="16"/>
+              </w:rPr>
+              <w:t xml:space="preserve">147  </w:t>
+            </w:r>
+            <w:r>
+              <w:rPr>
+                <w:rFonts w:ascii="Consolas" w:cs="Consolas" w:eastAsia="Consolas" w:hAnsi="Consolas"/>
+                <w:sz w:val="16"/>
+                <w:szCs w:val="16"/>
+              </w:rPr>
+              <w:t xml:space="preserve">      'leavePlanCode': leavePlanCode,</w:t>
+            </w:r>
+          </w:p>
+          <w:p>
+            <w:pPr>
+              <w:spacing w:after="0" w:line="228"/>
+            </w:pPr>
+            <w:r>
+              <w:rPr>
+                <w:rFonts w:ascii="Consolas" w:cs="Consolas" w:eastAsia="Consolas" w:hAnsi="Consolas"/>
+                <w:color w:val="94A3B8"/>
+                <w:sz w:val="16"/>
+                <w:szCs w:val="16"/>
+              </w:rPr>
+              <w:t xml:space="preserve">148  </w:t>
+            </w:r>
+            <w:r>
+              <w:rPr>
+                <w:rFonts w:ascii="Consolas" w:cs="Consolas" w:eastAsia="Consolas" w:hAnsi="Consolas"/>
+                <w:sz w:val="16"/>
+                <w:szCs w:val="16"/>
+              </w:rPr>
+              <w:t xml:space="preserve">      'note': note ?? '',</w:t>
+            </w:r>
+          </w:p>
+          <w:p>
+            <w:pPr>
+              <w:spacing w:after="0" w:line="228"/>
+            </w:pPr>
+            <w:r>
+              <w:rPr>
+                <w:rFonts w:ascii="Consolas" w:cs="Consolas" w:eastAsia="Consolas" w:hAnsi="Consolas"/>
+                <w:color w:val="94A3B8"/>
+                <w:sz w:val="16"/>
+                <w:szCs w:val="16"/>
+              </w:rPr>
+              <w:t xml:space="preserve">149  </w:t>
+            </w:r>
+            <w:r>
+              <w:rPr>
+                <w:rFonts w:ascii="Consolas" w:cs="Consolas" w:eastAsia="Consolas" w:hAnsi="Consolas"/>
+                <w:sz w:val="16"/>
+                <w:szCs w:val="16"/>
+              </w:rPr>
+              <w:t xml:space="preserve">      'validFrom': validFrom,</w:t>
+            </w:r>
+          </w:p>
+          <w:p>
+            <w:pPr>
+              <w:spacing w:after="0" w:line="228"/>
+            </w:pPr>
+            <w:r>
+              <w:rPr>
+                <w:rFonts w:ascii="Consolas" w:cs="Consolas" w:eastAsia="Consolas" w:hAnsi="Consolas"/>
+                <w:color w:val="94A3B8"/>
+                <w:sz w:val="16"/>
+                <w:szCs w:val="16"/>
+              </w:rPr>
+              <w:t xml:space="preserve">150  </w:t>
+            </w:r>
+            <w:r>
+              <w:rPr>
+                <w:rFonts w:ascii="Consolas" w:cs="Consolas" w:eastAsia="Consolas" w:hAnsi="Consolas"/>
+                <w:sz w:val="16"/>
+                <w:szCs w:val="16"/>
+              </w:rPr>
+              <w:t xml:space="preserve">      'validTo': validTo,</w:t>
+            </w:r>
+          </w:p>
+          <w:p>
+            <w:pPr>
+              <w:spacing w:after="0" w:line="228"/>
+            </w:pPr>
+            <w:r>
+              <w:rPr>
+                <w:rFonts w:ascii="Consolas" w:cs="Consolas" w:eastAsia="Consolas" w:hAnsi="Consolas"/>
+                <w:color w:val="94A3B8"/>
+                <w:sz w:val="16"/>
+                <w:szCs w:val="16"/>
+              </w:rPr>
+              <w:t xml:space="preserve">151  </w:t>
             </w:r>
             <w:r>
               <w:rPr>
@@ -4718,7 +5252,73 @@
                 <w:sz w:val="16"/>
                 <w:szCs w:val="16"/>
               </w:rPr>
-              <w:t xml:space="preserve">130  </w:t>
+              <w:t xml:space="preserve">152  </w:t>
+            </w:r>
+            <w:r>
+              <w:rPr>
+                <w:rFonts w:ascii="Consolas" w:cs="Consolas" w:eastAsia="Consolas" w:hAnsi="Consolas"/>
+                <w:sz w:val="16"/>
+                <w:szCs w:val="16"/>
+              </w:rPr>
+              <w:t xml:space="preserve">    if (employeeCode != null &amp;&amp; employeeCode!.isNotEmpty) {</w:t>
+            </w:r>
+          </w:p>
+          <w:p>
+            <w:pPr>
+              <w:spacing w:after="0" w:line="228"/>
+            </w:pPr>
+            <w:r>
+              <w:rPr>
+                <w:rFonts w:ascii="Consolas" w:cs="Consolas" w:eastAsia="Consolas" w:hAnsi="Consolas"/>
+                <w:color w:val="94A3B8"/>
+                <w:sz w:val="16"/>
+                <w:szCs w:val="16"/>
+              </w:rPr>
+              <w:t xml:space="preserve">153  </w:t>
+            </w:r>
+            <w:r>
+              <w:rPr>
+                <w:rFonts w:ascii="Consolas" w:cs="Consolas" w:eastAsia="Consolas" w:hAnsi="Consolas"/>
+                <w:sz w:val="16"/>
+                <w:szCs w:val="16"/>
+              </w:rPr>
+              <w:t xml:space="preserve">      map['employeeCode'] = employeeCode;</w:t>
+            </w:r>
+          </w:p>
+          <w:p>
+            <w:pPr>
+              <w:spacing w:after="0" w:line="228"/>
+            </w:pPr>
+            <w:r>
+              <w:rPr>
+                <w:rFonts w:ascii="Consolas" w:cs="Consolas" w:eastAsia="Consolas" w:hAnsi="Consolas"/>
+                <w:color w:val="94A3B8"/>
+                <w:sz w:val="16"/>
+                <w:szCs w:val="16"/>
+              </w:rPr>
+              <w:t xml:space="preserve">154  </w:t>
+            </w:r>
+            <w:r>
+              <w:rPr>
+                <w:rFonts w:ascii="Consolas" w:cs="Consolas" w:eastAsia="Consolas" w:hAnsi="Consolas"/>
+                <w:sz w:val="16"/>
+                <w:szCs w:val="16"/>
+              </w:rPr>
+              <w:t xml:space="preserve">    }</w:t>
+            </w:r>
+          </w:p>
+          <w:p>
+            <w:pPr>
+              <w:spacing w:after="0" w:line="228"/>
+            </w:pPr>
+            <w:r>
+              <w:rPr>
+                <w:rFonts w:ascii="Consolas" w:cs="Consolas" w:eastAsia="Consolas" w:hAnsi="Consolas"/>
+                <w:color w:val="94A3B8"/>
+                <w:sz w:val="16"/>
+                <w:szCs w:val="16"/>
+              </w:rPr>
+              <w:t xml:space="preserve">155  </w:t>
             </w:r>
             <w:r>
               <w:rPr>
@@ -4740,29 +5340,7 @@
                 <w:sz w:val="16"/>
                 <w:szCs w:val="16"/>
               </w:rPr>
-              <w:t xml:space="preserve">131  </w:t>
-            </w:r>
-            <w:r>
-              <w:rPr>
-                <w:rFonts w:ascii="Consolas" w:cs="Consolas" w:eastAsia="Consolas" w:hAnsi="Consolas"/>
-                <w:sz w:val="16"/>
-                <w:szCs w:val="16"/>
-              </w:rPr>
-              <w:t xml:space="preserve">    if (leavePlanCode != null) map['leavePlanCode'] = leavePlanCode;</w:t>
-            </w:r>
-          </w:p>
-          <w:p>
-            <w:pPr>
-              <w:spacing w:after="0" w:line="228"/>
-            </w:pPr>
-            <w:r>
-              <w:rPr>
-                <w:rFonts w:ascii="Consolas" w:cs="Consolas" w:eastAsia="Consolas" w:hAnsi="Consolas"/>
-                <w:color w:val="94A3B8"/>
-                <w:sz w:val="16"/>
-                <w:szCs w:val="16"/>
-              </w:rPr>
-              <w:t xml:space="preserve">132  </w:t>
+              <w:t xml:space="preserve">156  </w:t>
             </w:r>
             <w:r>
               <w:rPr>
@@ -4784,73 +5362,7 @@
                 <w:sz w:val="16"/>
                 <w:szCs w:val="16"/>
               </w:rPr>
-              <w:t xml:space="preserve">133  </w:t>
-            </w:r>
-            <w:r>
-              <w:rPr>
-                <w:rFonts w:ascii="Consolas" w:cs="Consolas" w:eastAsia="Consolas" w:hAnsi="Consolas"/>
-                <w:sz w:val="16"/>
-                <w:szCs w:val="16"/>
-              </w:rPr>
-              <w:t xml:space="preserve">    if (leaveAmountType != null) map['leaveAmountType'] = leaveAmountType;</w:t>
-            </w:r>
-          </w:p>
-          <w:p>
-            <w:pPr>
-              <w:spacing w:after="0" w:line="228"/>
-            </w:pPr>
-            <w:r>
-              <w:rPr>
-                <w:rFonts w:ascii="Consolas" w:cs="Consolas" w:eastAsia="Consolas" w:hAnsi="Consolas"/>
-                <w:color w:val="94A3B8"/>
-                <w:sz w:val="16"/>
-                <w:szCs w:val="16"/>
-              </w:rPr>
-              <w:t xml:space="preserve">134  </w:t>
-            </w:r>
-            <w:r>
-              <w:rPr>
-                <w:rFonts w:ascii="Consolas" w:cs="Consolas" w:eastAsia="Consolas" w:hAnsi="Consolas"/>
-                <w:sz w:val="16"/>
-                <w:szCs w:val="16"/>
-              </w:rPr>
-              <w:t xml:space="preserve">    if (halfShiftType != null) map['halfShiftType'] = halfShiftType;</w:t>
-            </w:r>
-          </w:p>
-          <w:p>
-            <w:pPr>
-              <w:spacing w:after="0" w:line="228"/>
-            </w:pPr>
-            <w:r>
-              <w:rPr>
-                <w:rFonts w:ascii="Consolas" w:cs="Consolas" w:eastAsia="Consolas" w:hAnsi="Consolas"/>
-                <w:color w:val="94A3B8"/>
-                <w:sz w:val="16"/>
-                <w:szCs w:val="16"/>
-              </w:rPr>
-              <w:t xml:space="preserve">135  </w:t>
-            </w:r>
-            <w:r>
-              <w:rPr>
-                <w:rFonts w:ascii="Consolas" w:cs="Consolas" w:eastAsia="Consolas" w:hAnsi="Consolas"/>
-                <w:sz w:val="16"/>
-                <w:szCs w:val="16"/>
-              </w:rPr>
-              <w:t xml:space="preserve">    if (note != null) map['note'] = note;</w:t>
-            </w:r>
-          </w:p>
-          <w:p>
-            <w:pPr>
-              <w:spacing w:after="0" w:line="228"/>
-            </w:pPr>
-            <w:r>
-              <w:rPr>
-                <w:rFonts w:ascii="Consolas" w:cs="Consolas" w:eastAsia="Consolas" w:hAnsi="Consolas"/>
-                <w:color w:val="94A3B8"/>
-                <w:sz w:val="16"/>
-                <w:szCs w:val="16"/>
-              </w:rPr>
-              <w:t xml:space="preserve">136  </w:t>
+              <w:t xml:space="preserve">157  </w:t>
             </w:r>
             <w:r>
               <w:rPr>
@@ -4872,7 +5384,7 @@
                 <w:sz w:val="16"/>
                 <w:szCs w:val="16"/>
               </w:rPr>
-              <w:t xml:space="preserve">137  </w:t>
+              <w:t xml:space="preserve">158  </w:t>
             </w:r>
             <w:r>
               <w:rPr>
@@ -4947,21 +5459,21 @@
                 <w:sz w:val="18"/>
                 <w:szCs w:val="18"/>
               </w:rPr>
-              <w:t xml:space="preserve">lib/features/requests/data/datasources/requests_remote_datasource.dart  (dòng 48–61)</w:t>
-            </w:r>
-          </w:p>
-          <w:p>
-            <w:pPr>
-              <w:spacing w:after="0" w:line="228"/>
-            </w:pPr>
-            <w:r>
-              <w:rPr>
-                <w:rFonts w:ascii="Consolas" w:cs="Consolas" w:eastAsia="Consolas" w:hAnsi="Consolas"/>
-                <w:color w:val="94A3B8"/>
-                <w:sz w:val="16"/>
-                <w:szCs w:val="16"/>
-              </w:rPr>
-              <w:t xml:space="preserve">48  </w:t>
+              <w:t xml:space="preserve">lib/features/requests/data/datasources/requests_remote_datasource.dart  (dòng 75–88)</w:t>
+            </w:r>
+          </w:p>
+          <w:p>
+            <w:pPr>
+              <w:spacing w:after="0" w:line="228"/>
+            </w:pPr>
+            <w:r>
+              <w:rPr>
+                <w:rFonts w:ascii="Consolas" w:cs="Consolas" w:eastAsia="Consolas" w:hAnsi="Consolas"/>
+                <w:color w:val="94A3B8"/>
+                <w:sz w:val="16"/>
+                <w:szCs w:val="16"/>
+              </w:rPr>
+              <w:t xml:space="preserve">75  </w:t>
             </w:r>
             <w:r>
               <w:rPr>
@@ -4983,7 +5495,7 @@
                 <w:sz w:val="16"/>
                 <w:szCs w:val="16"/>
               </w:rPr>
-              <w:t xml:space="preserve">49  </w:t>
+              <w:t xml:space="preserve">76  </w:t>
             </w:r>
             <w:r>
               <w:rPr>
@@ -5005,7 +5517,7 @@
                 <w:sz w:val="16"/>
                 <w:szCs w:val="16"/>
               </w:rPr>
-              <w:t xml:space="preserve">50  </w:t>
+              <w:t xml:space="preserve">77  </w:t>
             </w:r>
             <w:r>
               <w:rPr>
@@ -5027,7 +5539,7 @@
                 <w:sz w:val="16"/>
                 <w:szCs w:val="16"/>
               </w:rPr>
-              <w:t xml:space="preserve">51  </w:t>
+              <w:t xml:space="preserve">78  </w:t>
             </w:r>
             <w:r>
               <w:rPr>
@@ -5049,29 +5561,29 @@
                 <w:sz w:val="16"/>
                 <w:szCs w:val="16"/>
               </w:rPr>
-              <w:t xml:space="preserve">52  </w:t>
-            </w:r>
-            <w:r>
-              <w:rPr>
-                <w:rFonts w:ascii="Consolas" w:cs="Consolas" w:eastAsia="Consolas" w:hAnsi="Consolas"/>
-                <w:sz w:val="16"/>
-                <w:szCs w:val="16"/>
-              </w:rPr>
-              <w:t xml:space="preserve">        ApiEndpoints.leaveRequestsSelf,</w:t>
-            </w:r>
-          </w:p>
-          <w:p>
-            <w:pPr>
-              <w:spacing w:after="0" w:line="228"/>
-            </w:pPr>
-            <w:r>
-              <w:rPr>
-                <w:rFonts w:ascii="Consolas" w:cs="Consolas" w:eastAsia="Consolas" w:hAnsi="Consolas"/>
-                <w:color w:val="94A3B8"/>
-                <w:sz w:val="16"/>
-                <w:szCs w:val="16"/>
-              </w:rPr>
-              <w:t xml:space="preserve">53  </w:t>
+              <w:t xml:space="preserve">79  </w:t>
+            </w:r>
+            <w:r>
+              <w:rPr>
+                <w:rFonts w:ascii="Consolas" w:cs="Consolas" w:eastAsia="Consolas" w:hAnsi="Consolas"/>
+                <w:sz w:val="16"/>
+                <w:szCs w:val="16"/>
+              </w:rPr>
+              <w:t xml:space="preserve">        ApiEndpoints.leaveRequests,</w:t>
+            </w:r>
+          </w:p>
+          <w:p>
+            <w:pPr>
+              <w:spacing w:after="0" w:line="228"/>
+            </w:pPr>
+            <w:r>
+              <w:rPr>
+                <w:rFonts w:ascii="Consolas" w:cs="Consolas" w:eastAsia="Consolas" w:hAnsi="Consolas"/>
+                <w:color w:val="94A3B8"/>
+                <w:sz w:val="16"/>
+                <w:szCs w:val="16"/>
+              </w:rPr>
+              <w:t xml:space="preserve">80  </w:t>
             </w:r>
             <w:r>
               <w:rPr>
@@ -5093,7 +5605,7 @@
                 <w:sz w:val="16"/>
                 <w:szCs w:val="16"/>
               </w:rPr>
-              <w:t xml:space="preserve">54  </w:t>
+              <w:t xml:space="preserve">81  </w:t>
             </w:r>
             <w:r>
               <w:rPr>
@@ -5115,7 +5627,7 @@
                 <w:sz w:val="16"/>
                 <w:szCs w:val="16"/>
               </w:rPr>
-              <w:t xml:space="preserve">55  </w:t>
+              <w:t xml:space="preserve">82  </w:t>
             </w:r>
             <w:r>
               <w:rPr>
@@ -5137,7 +5649,7 @@
                 <w:sz w:val="16"/>
                 <w:szCs w:val="16"/>
               </w:rPr>
-              <w:t xml:space="preserve">56  </w:t>
+              <w:t xml:space="preserve">83  </w:t>
             </w:r>
             <w:r>
               <w:rPr>
@@ -5159,7 +5671,7 @@
                 <w:sz w:val="16"/>
                 <w:szCs w:val="16"/>
               </w:rPr>
-              <w:t xml:space="preserve">57  </w:t>
+              <w:t xml:space="preserve">84  </w:t>
             </w:r>
             <w:r>
               <w:rPr>
@@ -5181,7 +5693,7 @@
                 <w:sz w:val="16"/>
                 <w:szCs w:val="16"/>
               </w:rPr>
-              <w:t xml:space="preserve">58  </w:t>
+              <w:t xml:space="preserve">85  </w:t>
             </w:r>
             <w:r>
               <w:rPr>
@@ -5203,7 +5715,7 @@
                 <w:sz w:val="16"/>
                 <w:szCs w:val="16"/>
               </w:rPr>
-              <w:t xml:space="preserve">59  </w:t>
+              <w:t xml:space="preserve">86  </w:t>
             </w:r>
             <w:r>
               <w:rPr>
@@ -5225,7 +5737,7 @@
                 <w:sz w:val="16"/>
                 <w:szCs w:val="16"/>
               </w:rPr>
-              <w:t xml:space="preserve">60  </w:t>
+              <w:t xml:space="preserve">87  </w:t>
             </w:r>
             <w:r>
               <w:rPr>
@@ -5247,7 +5759,7 @@
                 <w:sz w:val="16"/>
                 <w:szCs w:val="16"/>
               </w:rPr>
-              <w:t xml:space="preserve">61  </w:t>
+              <w:t xml:space="preserve">88  </w:t>
             </w:r>
             <w:r>
               <w:rPr>
@@ -5322,21 +5834,21 @@
                 <w:sz w:val="18"/>
                 <w:szCs w:val="18"/>
               </w:rPr>
-              <w:t xml:space="preserve">lib/features/requests/data/repositories/requests_repository_impl.dart  (dòng 66–87)</w:t>
-            </w:r>
-          </w:p>
-          <w:p>
-            <w:pPr>
-              <w:spacing w:after="0" w:line="228"/>
-            </w:pPr>
-            <w:r>
-              <w:rPr>
-                <w:rFonts w:ascii="Consolas" w:cs="Consolas" w:eastAsia="Consolas" w:hAnsi="Consolas"/>
-                <w:color w:val="94A3B8"/>
-                <w:sz w:val="16"/>
-                <w:szCs w:val="16"/>
-              </w:rPr>
-              <w:t xml:space="preserve">66  </w:t>
+              <w:t xml:space="preserve">lib/features/requests/data/repositories/requests_repository_impl.dart  (dòng 70–99)</w:t>
+            </w:r>
+          </w:p>
+          <w:p>
+            <w:pPr>
+              <w:spacing w:after="0" w:line="228"/>
+            </w:pPr>
+            <w:r>
+              <w:rPr>
+                <w:rFonts w:ascii="Consolas" w:cs="Consolas" w:eastAsia="Consolas" w:hAnsi="Consolas"/>
+                <w:color w:val="94A3B8"/>
+                <w:sz w:val="16"/>
+                <w:szCs w:val="16"/>
+              </w:rPr>
+              <w:t xml:space="preserve">70  </w:t>
             </w:r>
             <w:r>
               <w:rPr>
@@ -5358,7 +5870,7 @@
                 <w:sz w:val="16"/>
                 <w:szCs w:val="16"/>
               </w:rPr>
-              <w:t xml:space="preserve">67  </w:t>
+              <w:t xml:space="preserve">71  </w:t>
             </w:r>
             <w:r>
               <w:rPr>
@@ -5380,7 +5892,7 @@
                 <w:sz w:val="16"/>
                 <w:szCs w:val="16"/>
               </w:rPr>
-              <w:t xml:space="preserve">68  </w:t>
+              <w:t xml:space="preserve">72  </w:t>
             </w:r>
             <w:r>
               <w:rPr>
@@ -5402,7 +5914,117 @@
                 <w:sz w:val="16"/>
                 <w:szCs w:val="16"/>
               </w:rPr>
-              <w:t xml:space="preserve">69  </w:t>
+              <w:t xml:space="preserve">73  </w:t>
+            </w:r>
+            <w:r>
+              <w:rPr>
+                <w:rFonts w:ascii="Consolas" w:cs="Consolas" w:eastAsia="Consolas" w:hAnsi="Consolas"/>
+                <w:sz w:val="16"/>
+                <w:szCs w:val="16"/>
+              </w:rPr>
+              <w:t xml:space="preserve">      final amountStr = params.leaveAmountType != null</w:t>
+            </w:r>
+          </w:p>
+          <w:p>
+            <w:pPr>
+              <w:spacing w:after="0" w:line="228"/>
+            </w:pPr>
+            <w:r>
+              <w:rPr>
+                <w:rFonts w:ascii="Consolas" w:cs="Consolas" w:eastAsia="Consolas" w:hAnsi="Consolas"/>
+                <w:color w:val="94A3B8"/>
+                <w:sz w:val="16"/>
+                <w:szCs w:val="16"/>
+              </w:rPr>
+              <w:t xml:space="preserve">74  </w:t>
+            </w:r>
+            <w:r>
+              <w:rPr>
+                <w:rFonts w:ascii="Consolas" w:cs="Consolas" w:eastAsia="Consolas" w:hAnsi="Consolas"/>
+                <w:sz w:val="16"/>
+                <w:szCs w:val="16"/>
+              </w:rPr>
+              <w:t xml:space="preserve">          ? (params.leaveAmountType! % 1 == 0</w:t>
+            </w:r>
+          </w:p>
+          <w:p>
+            <w:pPr>
+              <w:spacing w:after="0" w:line="228"/>
+            </w:pPr>
+            <w:r>
+              <w:rPr>
+                <w:rFonts w:ascii="Consolas" w:cs="Consolas" w:eastAsia="Consolas" w:hAnsi="Consolas"/>
+                <w:color w:val="94A3B8"/>
+                <w:sz w:val="16"/>
+                <w:szCs w:val="16"/>
+              </w:rPr>
+              <w:t xml:space="preserve">75  </w:t>
+            </w:r>
+            <w:r>
+              <w:rPr>
+                <w:rFonts w:ascii="Consolas" w:cs="Consolas" w:eastAsia="Consolas" w:hAnsi="Consolas"/>
+                <w:sz w:val="16"/>
+                <w:szCs w:val="16"/>
+              </w:rPr>
+              <w:t xml:space="preserve">              ? params.leaveAmountType!.toInt().toString()</w:t>
+            </w:r>
+          </w:p>
+          <w:p>
+            <w:pPr>
+              <w:spacing w:after="0" w:line="228"/>
+            </w:pPr>
+            <w:r>
+              <w:rPr>
+                <w:rFonts w:ascii="Consolas" w:cs="Consolas" w:eastAsia="Consolas" w:hAnsi="Consolas"/>
+                <w:color w:val="94A3B8"/>
+                <w:sz w:val="16"/>
+                <w:szCs w:val="16"/>
+              </w:rPr>
+              <w:t xml:space="preserve">76  </w:t>
+            </w:r>
+            <w:r>
+              <w:rPr>
+                <w:rFonts w:ascii="Consolas" w:cs="Consolas" w:eastAsia="Consolas" w:hAnsi="Consolas"/>
+                <w:sz w:val="16"/>
+                <w:szCs w:val="16"/>
+              </w:rPr>
+              <w:t xml:space="preserve">              : params.leaveAmountType!.toString())</w:t>
+            </w:r>
+          </w:p>
+          <w:p>
+            <w:pPr>
+              <w:spacing w:after="0" w:line="228"/>
+            </w:pPr>
+            <w:r>
+              <w:rPr>
+                <w:rFonts w:ascii="Consolas" w:cs="Consolas" w:eastAsia="Consolas" w:hAnsi="Consolas"/>
+                <w:color w:val="94A3B8"/>
+                <w:sz w:val="16"/>
+                <w:szCs w:val="16"/>
+              </w:rPr>
+              <w:t xml:space="preserve">77  </w:t>
+            </w:r>
+            <w:r>
+              <w:rPr>
+                <w:rFonts w:ascii="Consolas" w:cs="Consolas" w:eastAsia="Consolas" w:hAnsi="Consolas"/>
+                <w:sz w:val="16"/>
+                <w:szCs w:val="16"/>
+              </w:rPr>
+              <w:t xml:space="preserve">          : '1';</w:t>
+            </w:r>
+          </w:p>
+          <w:p>
+            <w:pPr>
+              <w:spacing w:after="0" w:line="228"/>
+            </w:pPr>
+            <w:r>
+              <w:rPr>
+                <w:rFonts w:ascii="Consolas" w:cs="Consolas" w:eastAsia="Consolas" w:hAnsi="Consolas"/>
+                <w:color w:val="94A3B8"/>
+                <w:sz w:val="16"/>
+                <w:szCs w:val="16"/>
+              </w:rPr>
+              <w:t xml:space="preserve">78  </w:t>
             </w:r>
             <w:r>
               <w:rPr>
@@ -5424,7 +6046,51 @@
                 <w:sz w:val="16"/>
                 <w:szCs w:val="16"/>
               </w:rPr>
-              <w:t xml:space="preserve">70  </w:t>
+              <w:t xml:space="preserve">79  </w:t>
+            </w:r>
+            <w:r>
+              <w:rPr>
+                <w:rFonts w:ascii="Consolas" w:cs="Consolas" w:eastAsia="Consolas" w:hAnsi="Consolas"/>
+                <w:sz w:val="16"/>
+                <w:szCs w:val="16"/>
+              </w:rPr>
+              <w:t xml:space="preserve">        from: params.from,</w:t>
+            </w:r>
+          </w:p>
+          <w:p>
+            <w:pPr>
+              <w:spacing w:after="0" w:line="228"/>
+            </w:pPr>
+            <w:r>
+              <w:rPr>
+                <w:rFonts w:ascii="Consolas" w:cs="Consolas" w:eastAsia="Consolas" w:hAnsi="Consolas"/>
+                <w:color w:val="94A3B8"/>
+                <w:sz w:val="16"/>
+                <w:szCs w:val="16"/>
+              </w:rPr>
+              <w:t xml:space="preserve">80  </w:t>
+            </w:r>
+            <w:r>
+              <w:rPr>
+                <w:rFonts w:ascii="Consolas" w:cs="Consolas" w:eastAsia="Consolas" w:hAnsi="Consolas"/>
+                <w:sz w:val="16"/>
+                <w:szCs w:val="16"/>
+              </w:rPr>
+              <w:t xml:space="preserve">        to: params.to,</w:t>
+            </w:r>
+          </w:p>
+          <w:p>
+            <w:pPr>
+              <w:spacing w:after="0" w:line="228"/>
+            </w:pPr>
+            <w:r>
+              <w:rPr>
+                <w:rFonts w:ascii="Consolas" w:cs="Consolas" w:eastAsia="Consolas" w:hAnsi="Consolas"/>
+                <w:color w:val="94A3B8"/>
+                <w:sz w:val="16"/>
+                <w:szCs w:val="16"/>
+              </w:rPr>
+              <w:t xml:space="preserve">81  </w:t>
             </w:r>
             <w:r>
               <w:rPr>
@@ -5446,51 +6112,73 @@
                 <w:sz w:val="16"/>
                 <w:szCs w:val="16"/>
               </w:rPr>
-              <w:t xml:space="preserve">71  </w:t>
-            </w:r>
-            <w:r>
-              <w:rPr>
-                <w:rFonts w:ascii="Consolas" w:cs="Consolas" w:eastAsia="Consolas" w:hAnsi="Consolas"/>
-                <w:sz w:val="16"/>
-                <w:szCs w:val="16"/>
-              </w:rPr>
-              <w:t xml:space="preserve">        from: params.from,</w:t>
-            </w:r>
-          </w:p>
-          <w:p>
-            <w:pPr>
-              <w:spacing w:after="0" w:line="228"/>
-            </w:pPr>
-            <w:r>
-              <w:rPr>
-                <w:rFonts w:ascii="Consolas" w:cs="Consolas" w:eastAsia="Consolas" w:hAnsi="Consolas"/>
-                <w:color w:val="94A3B8"/>
-                <w:sz w:val="16"/>
-                <w:szCs w:val="16"/>
-              </w:rPr>
-              <w:t xml:space="preserve">72  </w:t>
-            </w:r>
-            <w:r>
-              <w:rPr>
-                <w:rFonts w:ascii="Consolas" w:cs="Consolas" w:eastAsia="Consolas" w:hAnsi="Consolas"/>
-                <w:sz w:val="16"/>
-                <w:szCs w:val="16"/>
-              </w:rPr>
-              <w:t xml:space="preserve">        to: params.to,</w:t>
-            </w:r>
-          </w:p>
-          <w:p>
-            <w:pPr>
-              <w:spacing w:after="0" w:line="228"/>
-            </w:pPr>
-            <w:r>
-              <w:rPr>
-                <w:rFonts w:ascii="Consolas" w:cs="Consolas" w:eastAsia="Consolas" w:hAnsi="Consolas"/>
-                <w:color w:val="94A3B8"/>
-                <w:sz w:val="16"/>
-                <w:szCs w:val="16"/>
-              </w:rPr>
-              <w:t xml:space="preserve">73  </w:t>
+              <w:t xml:space="preserve">82  </w:t>
+            </w:r>
+            <w:r>
+              <w:rPr>
+                <w:rFonts w:ascii="Consolas" w:cs="Consolas" w:eastAsia="Consolas" w:hAnsi="Consolas"/>
+                <w:sz w:val="16"/>
+                <w:szCs w:val="16"/>
+              </w:rPr>
+              <w:t xml:space="preserve">        validFrom: params.validFrom,</w:t>
+            </w:r>
+          </w:p>
+          <w:p>
+            <w:pPr>
+              <w:spacing w:after="0" w:line="228"/>
+            </w:pPr>
+            <w:r>
+              <w:rPr>
+                <w:rFonts w:ascii="Consolas" w:cs="Consolas" w:eastAsia="Consolas" w:hAnsi="Consolas"/>
+                <w:color w:val="94A3B8"/>
+                <w:sz w:val="16"/>
+                <w:szCs w:val="16"/>
+              </w:rPr>
+              <w:t xml:space="preserve">83  </w:t>
+            </w:r>
+            <w:r>
+              <w:rPr>
+                <w:rFonts w:ascii="Consolas" w:cs="Consolas" w:eastAsia="Consolas" w:hAnsi="Consolas"/>
+                <w:sz w:val="16"/>
+                <w:szCs w:val="16"/>
+              </w:rPr>
+              <w:t xml:space="preserve">        validTo: params.validTo,</w:t>
+            </w:r>
+          </w:p>
+          <w:p>
+            <w:pPr>
+              <w:spacing w:after="0" w:line="228"/>
+            </w:pPr>
+            <w:r>
+              <w:rPr>
+                <w:rFonts w:ascii="Consolas" w:cs="Consolas" w:eastAsia="Consolas" w:hAnsi="Consolas"/>
+                <w:color w:val="94A3B8"/>
+                <w:sz w:val="16"/>
+                <w:szCs w:val="16"/>
+              </w:rPr>
+              <w:t xml:space="preserve">84  </w:t>
+            </w:r>
+            <w:r>
+              <w:rPr>
+                <w:rFonts w:ascii="Consolas" w:cs="Consolas" w:eastAsia="Consolas" w:hAnsi="Consolas"/>
+                <w:sz w:val="16"/>
+                <w:szCs w:val="16"/>
+              </w:rPr>
+              <w:t xml:space="preserve">        isMultiple: params.isMultiple,</w:t>
+            </w:r>
+          </w:p>
+          <w:p>
+            <w:pPr>
+              <w:spacing w:after="0" w:line="228"/>
+            </w:pPr>
+            <w:r>
+              <w:rPr>
+                <w:rFonts w:ascii="Consolas" w:cs="Consolas" w:eastAsia="Consolas" w:hAnsi="Consolas"/>
+                <w:color w:val="94A3B8"/>
+                <w:sz w:val="16"/>
+                <w:szCs w:val="16"/>
+              </w:rPr>
+              <w:t xml:space="preserve">85  </w:t>
             </w:r>
             <w:r>
               <w:rPr>
@@ -5512,7 +6200,7 @@
                 <w:sz w:val="16"/>
                 <w:szCs w:val="16"/>
               </w:rPr>
-              <w:t xml:space="preserve">74  </w:t>
+              <w:t xml:space="preserve">86  </w:t>
             </w:r>
             <w:r>
               <w:rPr>
@@ -5534,7 +6222,7 @@
                 <w:sz w:val="16"/>
                 <w:szCs w:val="16"/>
               </w:rPr>
-              <w:t xml:space="preserve">75  </w:t>
+              <w:t xml:space="preserve">87  </w:t>
             </w:r>
             <w:r>
               <w:rPr>
@@ -5556,29 +6244,29 @@
                 <w:sz w:val="16"/>
                 <w:szCs w:val="16"/>
               </w:rPr>
-              <w:t xml:space="preserve">76  </w:t>
-            </w:r>
-            <w:r>
-              <w:rPr>
-                <w:rFonts w:ascii="Consolas" w:cs="Consolas" w:eastAsia="Consolas" w:hAnsi="Consolas"/>
-                <w:sz w:val="16"/>
-                <w:szCs w:val="16"/>
-              </w:rPr>
-              <w:t xml:space="preserve">        leaveAmountType: params.leaveAmountType,</w:t>
-            </w:r>
-          </w:p>
-          <w:p>
-            <w:pPr>
-              <w:spacing w:after="0" w:line="228"/>
-            </w:pPr>
-            <w:r>
-              <w:rPr>
-                <w:rFonts w:ascii="Consolas" w:cs="Consolas" w:eastAsia="Consolas" w:hAnsi="Consolas"/>
-                <w:color w:val="94A3B8"/>
-                <w:sz w:val="16"/>
-                <w:szCs w:val="16"/>
-              </w:rPr>
-              <w:t xml:space="preserve">77  </w:t>
+              <w:t xml:space="preserve">88  </w:t>
+            </w:r>
+            <w:r>
+              <w:rPr>
+                <w:rFonts w:ascii="Consolas" w:cs="Consolas" w:eastAsia="Consolas" w:hAnsi="Consolas"/>
+                <w:sz w:val="16"/>
+                <w:szCs w:val="16"/>
+              </w:rPr>
+              <w:t xml:space="preserve">        leaveAmountType: amountStr,</w:t>
+            </w:r>
+          </w:p>
+          <w:p>
+            <w:pPr>
+              <w:spacing w:after="0" w:line="228"/>
+            </w:pPr>
+            <w:r>
+              <w:rPr>
+                <w:rFonts w:ascii="Consolas" w:cs="Consolas" w:eastAsia="Consolas" w:hAnsi="Consolas"/>
+                <w:color w:val="94A3B8"/>
+                <w:sz w:val="16"/>
+                <w:szCs w:val="16"/>
+              </w:rPr>
+              <w:t xml:space="preserve">89  </w:t>
             </w:r>
             <w:r>
               <w:rPr>
@@ -5600,29 +6288,29 @@
                 <w:sz w:val="16"/>
                 <w:szCs w:val="16"/>
               </w:rPr>
-              <w:t xml:space="preserve">78  </w:t>
-            </w:r>
-            <w:r>
-              <w:rPr>
-                <w:rFonts w:ascii="Consolas" w:cs="Consolas" w:eastAsia="Consolas" w:hAnsi="Consolas"/>
-                <w:sz w:val="16"/>
-                <w:szCs w:val="16"/>
-              </w:rPr>
-              <w:t xml:space="preserve">        note: params.note,</w:t>
-            </w:r>
-          </w:p>
-          <w:p>
-            <w:pPr>
-              <w:spacing w:after="0" w:line="228"/>
-            </w:pPr>
-            <w:r>
-              <w:rPr>
-                <w:rFonts w:ascii="Consolas" w:cs="Consolas" w:eastAsia="Consolas" w:hAnsi="Consolas"/>
-                <w:color w:val="94A3B8"/>
-                <w:sz w:val="16"/>
-                <w:szCs w:val="16"/>
-              </w:rPr>
-              <w:t xml:space="preserve">79  </w:t>
+              <w:t xml:space="preserve">90  </w:t>
+            </w:r>
+            <w:r>
+              <w:rPr>
+                <w:rFonts w:ascii="Consolas" w:cs="Consolas" w:eastAsia="Consolas" w:hAnsi="Consolas"/>
+                <w:sz w:val="16"/>
+                <w:szCs w:val="16"/>
+              </w:rPr>
+              <w:t xml:space="preserve">        note: params.note ?? '',</w:t>
+            </w:r>
+          </w:p>
+          <w:p>
+            <w:pPr>
+              <w:spacing w:after="0" w:line="228"/>
+            </w:pPr>
+            <w:r>
+              <w:rPr>
+                <w:rFonts w:ascii="Consolas" w:cs="Consolas" w:eastAsia="Consolas" w:hAnsi="Consolas"/>
+                <w:color w:val="94A3B8"/>
+                <w:sz w:val="16"/>
+                <w:szCs w:val="16"/>
+              </w:rPr>
+              <w:t xml:space="preserve">91  </w:t>
             </w:r>
             <w:r>
               <w:rPr>
@@ -5644,7 +6332,7 @@
                 <w:sz w:val="16"/>
                 <w:szCs w:val="16"/>
               </w:rPr>
-              <w:t xml:space="preserve">80  </w:t>
+              <w:t xml:space="preserve">92  </w:t>
             </w:r>
             <w:r>
               <w:rPr>
@@ -5666,7 +6354,7 @@
                 <w:sz w:val="16"/>
                 <w:szCs w:val="16"/>
               </w:rPr>
-              <w:t xml:space="preserve">81  </w:t>
+              <w:t xml:space="preserve">93  </w:t>
             </w:r>
             <w:r>
               <w:rPr>
@@ -5688,7 +6376,7 @@
                 <w:sz w:val="16"/>
                 <w:szCs w:val="16"/>
               </w:rPr>
-              <w:t xml:space="preserve">82  </w:t>
+              <w:t xml:space="preserve">94  </w:t>
             </w:r>
             <w:r>
               <w:rPr>
@@ -5710,7 +6398,7 @@
                 <w:sz w:val="16"/>
                 <w:szCs w:val="16"/>
               </w:rPr>
-              <w:t xml:space="preserve">83  </w:t>
+              <w:t xml:space="preserve">95  </w:t>
             </w:r>
             <w:r>
               <w:rPr>
@@ -5732,7 +6420,7 @@
                 <w:sz w:val="16"/>
                 <w:szCs w:val="16"/>
               </w:rPr>
-              <w:t xml:space="preserve">84  </w:t>
+              <w:t xml:space="preserve">96  </w:t>
             </w:r>
             <w:r>
               <w:rPr>
@@ -5754,7 +6442,7 @@
                 <w:sz w:val="16"/>
                 <w:szCs w:val="16"/>
               </w:rPr>
-              <w:t xml:space="preserve">85  </w:t>
+              <w:t xml:space="preserve">97  </w:t>
             </w:r>
             <w:r>
               <w:rPr>
@@ -5776,7 +6464,7 @@
                 <w:sz w:val="16"/>
                 <w:szCs w:val="16"/>
               </w:rPr>
-              <w:t xml:space="preserve">86  </w:t>
+              <w:t xml:space="preserve">98  </w:t>
             </w:r>
             <w:r>
               <w:rPr>
@@ -5798,7 +6486,7 @@
                 <w:sz w:val="16"/>
                 <w:szCs w:val="16"/>
               </w:rPr>
-              <w:t xml:space="preserve">87  </w:t>
+              <w:t xml:space="preserve">99  </w:t>
             </w:r>
             <w:r>
               <w:rPr>
@@ -5850,17 +6538,17 @@
         <w:jc w:val="both"/>
       </w:pPr>
       <w:r>
-        <w:t xml:space="preserve">Nhân viên đăng ký làm thêm giờ: chọn ngày, giờ bắt đầu – kết thúc, loại tăng ca và lý do. Hệ số lương </w:t>
+        <w:t xml:space="preserve">Nhân viên xem tổng giờ tăng ca trong tháng theo loại (ngày thường, cuối tuần, ngày lễ) so với giới hạn tháng, và đăng ký làm thêm giờ: chọn ngày, giờ bắt đầu – kết thúc, loại tăng ca và lý do. Danh mục loại tăng ca kèm hệ số </w:t>
       </w:r>
       <w:r>
         <w:rPr>
           <w:b/>
           <w:bCs/>
         </w:rPr>
-        <w:t xml:space="preserve">×1,5 (ngày thường), ×2,0 (ngày nghỉ tuần), ×3,0 (ngày lễ)</w:t>
+        <w:t xml:space="preserve">×1,5 / ×2,0 / ×3,0</w:t>
       </w:r>
       <w:r>
-        <w:t xml:space="preserve"> lấy từ danh mục máy chủ; ứng dụng tự tính số giờ và số giờ quy đổi trước khi gửi. Lịch sử tăng ca hiển thị theo tháng kèm trạng thái duyệt; máy chủ kiểm soát giới hạn giờ tăng ca theo tháng / năm. Đơn được xoá khi chưa duyệt; quản lý duyệt / từ chối trên điện thoại.</w:t>
+        <w:t xml:space="preserve"> được tải từ máy chủ; ứng dụng tự tính thời lượng, bắt buộc chọn loại hợp lệ và nhập lý do, chặn gửi trùng khi đang xử lý. Nếu máy chủ từ chối (ví dụ vượt giới hạn giờ), thông báo lỗi hiển thị ngay trên form để nhân viên sửa lại.</w:t>
       </w:r>
     </w:p>
     <w:p>
@@ -6098,7 +6786,7 @@
                 <w:sz w:val="20"/>
                 <w:szCs w:val="20"/>
               </w:rPr>
-              <w:t xml:space="preserve">/api/OvertimeRequests/self?init=1</w:t>
+              <w:t xml:space="preserve">/api/OvertimeTypes/fetch?IsActive=1</w:t>
             </w:r>
           </w:p>
         </w:tc>
@@ -6137,7 +6825,7 @@
                 <w:sz w:val="20"/>
                 <w:szCs w:val="20"/>
               </w:rPr>
-              <w:t xml:space="preserve">Lịch sử tăng ca theo tháng</w:t>
+              <w:t xml:space="preserve">Danh mục dự phòng</w:t>
             </w:r>
           </w:p>
         </w:tc>
@@ -6205,7 +6893,7 @@
                 <w:sz w:val="20"/>
                 <w:szCs w:val="20"/>
               </w:rPr>
-              <w:t xml:space="preserve">/api/OvertimeRequests/self?month=yyyy-MM</w:t>
+              <w:t xml:space="preserve">/api/OvertimeRequests/self?init=1</w:t>
             </w:r>
           </w:p>
         </w:tc>
@@ -6243,7 +6931,7 @@
                 <w:sz w:val="20"/>
                 <w:szCs w:val="20"/>
               </w:rPr>
-              <w:t xml:space="preserve">Tạo đơn tăng ca</w:t>
+              <w:t xml:space="preserve">Lịch sử tăng ca theo tháng</w:t>
             </w:r>
           </w:p>
         </w:tc>
@@ -6276,7 +6964,7 @@
                 <w:sz w:val="20"/>
                 <w:szCs w:val="20"/>
               </w:rPr>
-              <w:t xml:space="preserve">POST</w:t>
+              <w:t xml:space="preserve">GET</w:t>
             </w:r>
           </w:p>
         </w:tc>
@@ -6309,7 +6997,7 @@
                 <w:sz w:val="20"/>
                 <w:szCs w:val="20"/>
               </w:rPr>
-              <w:t xml:space="preserve">/api/OvertimeRequests</w:t>
+              <w:t xml:space="preserve">/api/OvertimeRequests/self?month=yyyy-MM-01</w:t>
             </w:r>
           </w:p>
         </w:tc>
@@ -6348,7 +7036,7 @@
                 <w:sz w:val="20"/>
                 <w:szCs w:val="20"/>
               </w:rPr>
-              <w:t xml:space="preserve">Xoá đơn chưa duyệt</w:t>
+              <w:t xml:space="preserve">Tạo đơn tăng ca</w:t>
             </w:r>
           </w:p>
         </w:tc>
@@ -6382,7 +7070,7 @@
                 <w:sz w:val="20"/>
                 <w:szCs w:val="20"/>
               </w:rPr>
-              <w:t xml:space="preserve">DELETE</w:t>
+              <w:t xml:space="preserve">POST</w:t>
             </w:r>
           </w:p>
         </w:tc>
@@ -6416,7 +7104,7 @@
                 <w:sz w:val="20"/>
                 <w:szCs w:val="20"/>
               </w:rPr>
-              <w:t xml:space="preserve">/api/OvertimeRequests/self/{id}</w:t>
+              <w:t xml:space="preserve">/api/OvertimeRequests</w:t>
             </w:r>
           </w:p>
         </w:tc>
@@ -7131,7 +7819,7 @@
                 <w:sz w:val="16"/>
                 <w:szCs w:val="16"/>
               </w:rPr>
-              <w:t xml:space="preserve">      'employeeCode': employeeCode,</w:t>
+              <w:t xml:space="preserve">      'date': date,</w:t>
             </w:r>
           </w:p>
           <w:p>
@@ -7153,7 +7841,7 @@
                 <w:sz w:val="16"/>
                 <w:szCs w:val="16"/>
               </w:rPr>
-              <w:t xml:space="preserve">      'date': date,</w:t>
+              <w:t xml:space="preserve">      'length': length,</w:t>
             </w:r>
           </w:p>
           <w:p>
@@ -7175,7 +7863,7 @@
                 <w:sz w:val="16"/>
                 <w:szCs w:val="16"/>
               </w:rPr>
-              <w:t xml:space="preserve">      'length': length,</w:t>
+              <w:t xml:space="preserve">      'note': note ?? '',</w:t>
             </w:r>
           </w:p>
           <w:p>
@@ -7219,7 +7907,7 @@
                 <w:sz w:val="16"/>
                 <w:szCs w:val="16"/>
               </w:rPr>
-              <w:t xml:space="preserve">    if (overtimeTypeCode != null) map['overtimeTypeCode'] = overtimeTypeCode;</w:t>
+              <w:t xml:space="preserve">    if (startOvertime != null) map['startOvertime'] = startOvertime;</w:t>
             </w:r>
           </w:p>
           <w:p>
@@ -7241,7 +7929,7 @@
                 <w:sz w:val="16"/>
                 <w:szCs w:val="16"/>
               </w:rPr>
-              <w:t xml:space="preserve">    if (startOvertime != null) map['startOvertime'] = startOvertime;</w:t>
+              <w:t xml:space="preserve">    if (endOvertime != null) map['endOvertime'] = endOvertime;</w:t>
             </w:r>
           </w:p>
           <w:p>
@@ -7263,7 +7951,7 @@
                 <w:sz w:val="16"/>
                 <w:szCs w:val="16"/>
               </w:rPr>
-              <w:t xml:space="preserve">    if (endOvertime != null) map['endOvertime'] = endOvertime;</w:t>
+              <w:t xml:space="preserve">    if (overtimeTypeCode != null &amp;&amp; overtimeTypeCode!.toLowerCase() != 'default') {</w:t>
             </w:r>
           </w:p>
           <w:p>
@@ -7285,7 +7973,7 @@
                 <w:sz w:val="16"/>
                 <w:szCs w:val="16"/>
               </w:rPr>
-              <w:t xml:space="preserve">    if (note != null) map['note'] = note;</w:t>
+              <w:t xml:space="preserve">      map['overtimeTypeCode'] = overtimeTypeCode;</w:t>
             </w:r>
           </w:p>
           <w:p>
@@ -7307,7 +7995,7 @@
                 <w:sz w:val="16"/>
                 <w:szCs w:val="16"/>
               </w:rPr>
-              <w:t xml:space="preserve">    if (overtimeReasonCode != null) map['overtimeReasonCode'] = overtimeReasonCode;</w:t>
+              <w:t xml:space="preserve">    }</w:t>
             </w:r>
           </w:p>
           <w:p>
@@ -7418,21 +8106,21 @@
                 <w:sz w:val="18"/>
                 <w:szCs w:val="18"/>
               </w:rPr>
-              <w:t xml:space="preserve">lib/features/requests/data/datasources/requests_remote_datasource.dart  (dòng 98–111)</w:t>
-            </w:r>
-          </w:p>
-          <w:p>
-            <w:pPr>
-              <w:spacing w:after="0" w:line="228"/>
-            </w:pPr>
-            <w:r>
-              <w:rPr>
-                <w:rFonts w:ascii="Consolas" w:cs="Consolas" w:eastAsia="Consolas" w:hAnsi="Consolas"/>
-                <w:color w:val="94A3B8"/>
-                <w:sz w:val="16"/>
-                <w:szCs w:val="16"/>
-              </w:rPr>
-              <w:t xml:space="preserve"> 98  </w:t>
+              <w:t xml:space="preserve">lib/features/requests/data/datasources/requests_remote_datasource.dart  (dòng 132–149)</w:t>
+            </w:r>
+          </w:p>
+          <w:p>
+            <w:pPr>
+              <w:spacing w:after="0" w:line="228"/>
+            </w:pPr>
+            <w:r>
+              <w:rPr>
+                <w:rFonts w:ascii="Consolas" w:cs="Consolas" w:eastAsia="Consolas" w:hAnsi="Consolas"/>
+                <w:color w:val="94A3B8"/>
+                <w:sz w:val="16"/>
+                <w:szCs w:val="16"/>
+              </w:rPr>
+              <w:t xml:space="preserve">132  </w:t>
             </w:r>
             <w:r>
               <w:rPr>
@@ -7454,7 +8142,7 @@
                 <w:sz w:val="16"/>
                 <w:szCs w:val="16"/>
               </w:rPr>
-              <w:t xml:space="preserve"> 99  </w:t>
+              <w:t xml:space="preserve">133  </w:t>
             </w:r>
             <w:r>
               <w:rPr>
@@ -7476,7 +8164,7 @@
                 <w:sz w:val="16"/>
                 <w:szCs w:val="16"/>
               </w:rPr>
-              <w:t xml:space="preserve">100  </w:t>
+              <w:t xml:space="preserve">134  </w:t>
             </w:r>
             <w:r>
               <w:rPr>
@@ -7498,7 +8186,7 @@
                 <w:sz w:val="16"/>
                 <w:szCs w:val="16"/>
               </w:rPr>
-              <w:t xml:space="preserve">101  </w:t>
+              <w:t xml:space="preserve">135  </w:t>
             </w:r>
             <w:r>
               <w:rPr>
@@ -7520,7 +8208,7 @@
                 <w:sz w:val="16"/>
                 <w:szCs w:val="16"/>
               </w:rPr>
-              <w:t xml:space="preserve">102  </w:t>
+              <w:t xml:space="preserve">136  </w:t>
             </w:r>
             <w:r>
               <w:rPr>
@@ -7542,7 +8230,7 @@
                 <w:sz w:val="16"/>
                 <w:szCs w:val="16"/>
               </w:rPr>
-              <w:t xml:space="preserve">103  </w:t>
+              <w:t xml:space="preserve">137  </w:t>
             </w:r>
             <w:r>
               <w:rPr>
@@ -7564,7 +8252,7 @@
                 <w:sz w:val="16"/>
                 <w:szCs w:val="16"/>
               </w:rPr>
-              <w:t xml:space="preserve">104  </w:t>
+              <w:t xml:space="preserve">138  </w:t>
             </w:r>
             <w:r>
               <w:rPr>
@@ -7586,7 +8274,7 @@
                 <w:sz w:val="16"/>
                 <w:szCs w:val="16"/>
               </w:rPr>
-              <w:t xml:space="preserve">105  </w:t>
+              <w:t xml:space="preserve">139  </w:t>
             </w:r>
             <w:r>
               <w:rPr>
@@ -7608,7 +8296,95 @@
                 <w:sz w:val="16"/>
                 <w:szCs w:val="16"/>
               </w:rPr>
-              <w:t xml:space="preserve">106  </w:t>
+              <w:t xml:space="preserve">140  </w:t>
+            </w:r>
+            <w:r>
+              <w:rPr>
+                <w:rFonts w:ascii="Consolas" w:cs="Consolas" w:eastAsia="Consolas" w:hAnsi="Consolas"/>
+                <w:sz w:val="16"/>
+                <w:szCs w:val="16"/>
+              </w:rPr>
+              <w:t xml:space="preserve">    } on DioException catch (e) {</w:t>
+            </w:r>
+          </w:p>
+          <w:p>
+            <w:pPr>
+              <w:spacing w:after="0" w:line="228"/>
+            </w:pPr>
+            <w:r>
+              <w:rPr>
+                <w:rFonts w:ascii="Consolas" w:cs="Consolas" w:eastAsia="Consolas" w:hAnsi="Consolas"/>
+                <w:color w:val="94A3B8"/>
+                <w:sz w:val="16"/>
+                <w:szCs w:val="16"/>
+              </w:rPr>
+              <w:t xml:space="preserve">141  </w:t>
+            </w:r>
+            <w:r>
+              <w:rPr>
+                <w:rFonts w:ascii="Consolas" w:cs="Consolas" w:eastAsia="Consolas" w:hAnsi="Consolas"/>
+                <w:sz w:val="16"/>
+                <w:szCs w:val="16"/>
+              </w:rPr>
+              <w:t xml:space="preserve">      final data = e.response?.data;</w:t>
+            </w:r>
+          </w:p>
+          <w:p>
+            <w:pPr>
+              <w:spacing w:after="0" w:line="228"/>
+            </w:pPr>
+            <w:r>
+              <w:rPr>
+                <w:rFonts w:ascii="Consolas" w:cs="Consolas" w:eastAsia="Consolas" w:hAnsi="Consolas"/>
+                <w:color w:val="94A3B8"/>
+                <w:sz w:val="16"/>
+                <w:szCs w:val="16"/>
+              </w:rPr>
+              <w:t xml:space="preserve">142  </w:t>
+            </w:r>
+            <w:r>
+              <w:rPr>
+                <w:rFonts w:ascii="Consolas" w:cs="Consolas" w:eastAsia="Consolas" w:hAnsi="Consolas"/>
+                <w:sz w:val="16"/>
+                <w:szCs w:val="16"/>
+              </w:rPr>
+              <w:t xml:space="preserve">      final msg = data is Map&lt;String, dynamic&gt; ? data['message']?.toString() : null;</w:t>
+            </w:r>
+          </w:p>
+          <w:p>
+            <w:pPr>
+              <w:spacing w:after="0" w:line="228"/>
+            </w:pPr>
+            <w:r>
+              <w:rPr>
+                <w:rFonts w:ascii="Consolas" w:cs="Consolas" w:eastAsia="Consolas" w:hAnsi="Consolas"/>
+                <w:color w:val="94A3B8"/>
+                <w:sz w:val="16"/>
+                <w:szCs w:val="16"/>
+              </w:rPr>
+              <w:t xml:space="preserve">143  </w:t>
+            </w:r>
+            <w:r>
+              <w:rPr>
+                <w:rFonts w:ascii="Consolas" w:cs="Consolas" w:eastAsia="Consolas" w:hAnsi="Consolas"/>
+                <w:sz w:val="16"/>
+                <w:szCs w:val="16"/>
+              </w:rPr>
+              <w:t xml:space="preserve">      throw ServerException(message: msg ?? 'Lỗi khi đăng ký tăng ca: ${e.message}');</w:t>
+            </w:r>
+          </w:p>
+          <w:p>
+            <w:pPr>
+              <w:spacing w:after="0" w:line="228"/>
+            </w:pPr>
+            <w:r>
+              <w:rPr>
+                <w:rFonts w:ascii="Consolas" w:cs="Consolas" w:eastAsia="Consolas" w:hAnsi="Consolas"/>
+                <w:color w:val="94A3B8"/>
+                <w:sz w:val="16"/>
+                <w:szCs w:val="16"/>
+              </w:rPr>
+              <w:t xml:space="preserve">144  </w:t>
             </w:r>
             <w:r>
               <w:rPr>
@@ -7630,7 +8406,7 @@
                 <w:sz w:val="16"/>
                 <w:szCs w:val="16"/>
               </w:rPr>
-              <w:t xml:space="preserve">107  </w:t>
+              <w:t xml:space="preserve">145  </w:t>
             </w:r>
             <w:r>
               <w:rPr>
@@ -7652,7 +8428,7 @@
                 <w:sz w:val="16"/>
                 <w:szCs w:val="16"/>
               </w:rPr>
-              <w:t xml:space="preserve">108  </w:t>
+              <w:t xml:space="preserve">146  </w:t>
             </w:r>
             <w:r>
               <w:rPr>
@@ -7674,7 +8450,7 @@
                 <w:sz w:val="16"/>
                 <w:szCs w:val="16"/>
               </w:rPr>
-              <w:t xml:space="preserve">109  </w:t>
+              <w:t xml:space="preserve">147  </w:t>
             </w:r>
             <w:r>
               <w:rPr>
@@ -7696,7 +8472,7 @@
                 <w:sz w:val="16"/>
                 <w:szCs w:val="16"/>
               </w:rPr>
-              <w:t xml:space="preserve">110  </w:t>
+              <w:t xml:space="preserve">148  </w:t>
             </w:r>
             <w:r>
               <w:rPr>
@@ -7718,7 +8494,7 @@
                 <w:sz w:val="16"/>
                 <w:szCs w:val="16"/>
               </w:rPr>
-              <w:t xml:space="preserve">111  </w:t>
+              <w:t xml:space="preserve">149  </w:t>
             </w:r>
             <w:r>
               <w:rPr>
@@ -7744,7 +8520,7 @@
           <w:sz w:val="21"/>
           <w:szCs w:val="21"/>
         </w:rPr>
-        <w:t xml:space="preserve">Đoạn mã 3.2 – DataSource: gửi đơn tăng ca tới máy chủ</w:t>
+        <w:t xml:space="preserve">Đoạn mã 3.2 – DataSource: gửi đơn tăng ca, chuyển thông báo lỗi của máy chủ thành ServerException</w:t>
       </w:r>
     </w:p>
     <w:tbl>
@@ -7793,21 +8569,21 @@
                 <w:sz w:val="18"/>
                 <w:szCs w:val="18"/>
               </w:rPr>
-              <w:t xml:space="preserve">lib/features/requests/data/repositories/requests_repository_impl.dart  (dòng 143–163)</w:t>
-            </w:r>
-          </w:p>
-          <w:p>
-            <w:pPr>
-              <w:spacing w:after="0" w:line="228"/>
-            </w:pPr>
-            <w:r>
-              <w:rPr>
-                <w:rFonts w:ascii="Consolas" w:cs="Consolas" w:eastAsia="Consolas" w:hAnsi="Consolas"/>
-                <w:color w:val="94A3B8"/>
-                <w:sz w:val="16"/>
-                <w:szCs w:val="16"/>
-              </w:rPr>
-              <w:t xml:space="preserve">143  </w:t>
+              <w:t xml:space="preserve">lib/features/requests/data/repositories/requests_repository_impl.dart  (dòng 157–177)</w:t>
+            </w:r>
+          </w:p>
+          <w:p>
+            <w:pPr>
+              <w:spacing w:after="0" w:line="228"/>
+            </w:pPr>
+            <w:r>
+              <w:rPr>
+                <w:rFonts w:ascii="Consolas" w:cs="Consolas" w:eastAsia="Consolas" w:hAnsi="Consolas"/>
+                <w:color w:val="94A3B8"/>
+                <w:sz w:val="16"/>
+                <w:szCs w:val="16"/>
+              </w:rPr>
+              <w:t xml:space="preserve">157  </w:t>
             </w:r>
             <w:r>
               <w:rPr>
@@ -7829,7 +8605,7 @@
                 <w:sz w:val="16"/>
                 <w:szCs w:val="16"/>
               </w:rPr>
-              <w:t xml:space="preserve">144  </w:t>
+              <w:t xml:space="preserve">158  </w:t>
             </w:r>
             <w:r>
               <w:rPr>
@@ -7851,7 +8627,7 @@
                 <w:sz w:val="16"/>
                 <w:szCs w:val="16"/>
               </w:rPr>
-              <w:t xml:space="preserve">145  </w:t>
+              <w:t xml:space="preserve">159  </w:t>
             </w:r>
             <w:r>
               <w:rPr>
@@ -7873,7 +8649,7 @@
                 <w:sz w:val="16"/>
                 <w:szCs w:val="16"/>
               </w:rPr>
-              <w:t xml:space="preserve">146  </w:t>
+              <w:t xml:space="preserve">160  </w:t>
             </w:r>
             <w:r>
               <w:rPr>
@@ -7895,7 +8671,7 @@
                 <w:sz w:val="16"/>
                 <w:szCs w:val="16"/>
               </w:rPr>
-              <w:t xml:space="preserve">147  </w:t>
+              <w:t xml:space="preserve">161  </w:t>
             </w:r>
             <w:r>
               <w:rPr>
@@ -7917,7 +8693,7 @@
                 <w:sz w:val="16"/>
                 <w:szCs w:val="16"/>
               </w:rPr>
-              <w:t xml:space="preserve">148  </w:t>
+              <w:t xml:space="preserve">162  </w:t>
             </w:r>
             <w:r>
               <w:rPr>
@@ -7939,7 +8715,7 @@
                 <w:sz w:val="16"/>
                 <w:szCs w:val="16"/>
               </w:rPr>
-              <w:t xml:space="preserve">149  </w:t>
+              <w:t xml:space="preserve">163  </w:t>
             </w:r>
             <w:r>
               <w:rPr>
@@ -7961,7 +8737,7 @@
                 <w:sz w:val="16"/>
                 <w:szCs w:val="16"/>
               </w:rPr>
-              <w:t xml:space="preserve">150  </w:t>
+              <w:t xml:space="preserve">164  </w:t>
             </w:r>
             <w:r>
               <w:rPr>
@@ -7983,7 +8759,7 @@
                 <w:sz w:val="16"/>
                 <w:szCs w:val="16"/>
               </w:rPr>
-              <w:t xml:space="preserve">151  </w:t>
+              <w:t xml:space="preserve">165  </w:t>
             </w:r>
             <w:r>
               <w:rPr>
@@ -8005,7 +8781,7 @@
                 <w:sz w:val="16"/>
                 <w:szCs w:val="16"/>
               </w:rPr>
-              <w:t xml:space="preserve">152  </w:t>
+              <w:t xml:space="preserve">166  </w:t>
             </w:r>
             <w:r>
               <w:rPr>
@@ -8027,7 +8803,7 @@
                 <w:sz w:val="16"/>
                 <w:szCs w:val="16"/>
               </w:rPr>
-              <w:t xml:space="preserve">153  </w:t>
+              <w:t xml:space="preserve">167  </w:t>
             </w:r>
             <w:r>
               <w:rPr>
@@ -8049,7 +8825,7 @@
                 <w:sz w:val="16"/>
                 <w:szCs w:val="16"/>
               </w:rPr>
-              <w:t xml:space="preserve">154  </w:t>
+              <w:t xml:space="preserve">168  </w:t>
             </w:r>
             <w:r>
               <w:rPr>
@@ -8071,7 +8847,7 @@
                 <w:sz w:val="16"/>
                 <w:szCs w:val="16"/>
               </w:rPr>
-              <w:t xml:space="preserve">155  </w:t>
+              <w:t xml:space="preserve">169  </w:t>
             </w:r>
             <w:r>
               <w:rPr>
@@ -8093,7 +8869,7 @@
                 <w:sz w:val="16"/>
                 <w:szCs w:val="16"/>
               </w:rPr>
-              <w:t xml:space="preserve">156  </w:t>
+              <w:t xml:space="preserve">170  </w:t>
             </w:r>
             <w:r>
               <w:rPr>
@@ -8115,7 +8891,7 @@
                 <w:sz w:val="16"/>
                 <w:szCs w:val="16"/>
               </w:rPr>
-              <w:t xml:space="preserve">157  </w:t>
+              <w:t xml:space="preserve">171  </w:t>
             </w:r>
             <w:r>
               <w:rPr>
@@ -8137,7 +8913,7 @@
                 <w:sz w:val="16"/>
                 <w:szCs w:val="16"/>
               </w:rPr>
-              <w:t xml:space="preserve">158  </w:t>
+              <w:t xml:space="preserve">172  </w:t>
             </w:r>
             <w:r>
               <w:rPr>
@@ -8159,7 +8935,7 @@
                 <w:sz w:val="16"/>
                 <w:szCs w:val="16"/>
               </w:rPr>
-              <w:t xml:space="preserve">159  </w:t>
+              <w:t xml:space="preserve">173  </w:t>
             </w:r>
             <w:r>
               <w:rPr>
@@ -8181,7 +8957,7 @@
                 <w:sz w:val="16"/>
                 <w:szCs w:val="16"/>
               </w:rPr>
-              <w:t xml:space="preserve">160  </w:t>
+              <w:t xml:space="preserve">174  </w:t>
             </w:r>
             <w:r>
               <w:rPr>
@@ -8203,7 +8979,7 @@
                 <w:sz w:val="16"/>
                 <w:szCs w:val="16"/>
               </w:rPr>
-              <w:t xml:space="preserve">161  </w:t>
+              <w:t xml:space="preserve">175  </w:t>
             </w:r>
             <w:r>
               <w:rPr>
@@ -8225,7 +9001,7 @@
                 <w:sz w:val="16"/>
                 <w:szCs w:val="16"/>
               </w:rPr>
-              <w:t xml:space="preserve">162  </w:t>
+              <w:t xml:space="preserve">176  </w:t>
             </w:r>
             <w:r>
               <w:rPr>
@@ -8247,7 +9023,7 @@
                 <w:sz w:val="16"/>
                 <w:szCs w:val="16"/>
               </w:rPr>
-              <w:t xml:space="preserve">163  </w:t>
+              <w:t xml:space="preserve">177  </w:t>
             </w:r>
             <w:r>
               <w:rPr>
@@ -8299,17 +9075,7 @@
         <w:jc w:val="both"/>
       </w:pPr>
       <w:r>
-        <w:t xml:space="preserve">Nhân viên xem phiếu lương điện tử từng kỳ: thu nhập (lương cơ bản thực tế, phụ cấp, ăn trưa, điện thoại, lương tăng ca, thưởng KPI), các khoản khấu trừ (bảo hiểm, thuế TNCN, quỹ) và số </w:t>
-      </w:r>
-      <w:r>
-        <w:rPr>
-          <w:b/>
-          <w:bCs/>
-        </w:rPr>
-        <w:t xml:space="preserve">thực nhận</w:t>
-      </w:r>
-      <w:r>
-        <w:t xml:space="preserve">. Số liệu lương ở Trang chủ mặc định được che; phiếu lương chỉ mở sau xác thực sinh trắc học hoặc mã PIN. Nhân viên ký xác nhận phiếu lương bằng chữ ký tay trên màn hình và gửi khiếu nại sai lệch cho từng dòng lương.</w:t>
+        <w:t xml:space="preserve">Nhân viên xem lương thực nhận (NET) của kỳ lương, chi tiết thu nhập (lương cơ bản thực tế, phụ cấp, ăn trưa, điện thoại, lương tăng ca, thưởng KPI), các khoản khấu trừ (bảo hiểm, thuế TNCN, quỹ) và lịch sử kỳ lương. Số lương mặc định được che, bấm biểu tượng mắt để hiện; phiếu lương chi tiết chỉ mở sau xác thực sinh trắc học (Face ID / vân tay) hoặc mã PIN 6 số. Lộ trình phiên bản tiếp theo bổ sung ký xác nhận phiếu lương bằng chữ ký tay và khiếu nại sai lệch từng dòng lương.</w:t>
       </w:r>
     </w:p>
     <w:p>
@@ -11057,90 +11823,6 @@
       </w:pPr>
     </w:lvl>
   </w:abstractNum>
-  <w:abstractNum w:abstractNumId="4" w15:restartNumberingAfterBreak="0">
-    <w:multiLevelType w:val="hybridMultilevel"/>
-    <w:lvl w:ilvl="0" w:tentative="1">
-      <w:start w:val="1"/>
-      <w:numFmt w:val="decimal"/>
-      <w:lvlText w:val="%1."/>
-      <w:lvlJc w:val="left"/>
-      <w:pPr>
-        <w:ind w:left="567" w:hanging="340"/>
-      </w:pPr>
-    </w:lvl>
-  </w:abstractNum>
-  <w:abstractNum w:abstractNumId="5" w15:restartNumberingAfterBreak="0">
-    <w:multiLevelType w:val="hybridMultilevel"/>
-    <w:lvl w:ilvl="0" w:tentative="1">
-      <w:start w:val="1"/>
-      <w:numFmt w:val="decimal"/>
-      <w:lvlText w:val="%1."/>
-      <w:lvlJc w:val="left"/>
-      <w:pPr>
-        <w:ind w:left="567" w:hanging="340"/>
-      </w:pPr>
-    </w:lvl>
-  </w:abstractNum>
-  <w:abstractNum w:abstractNumId="6" w15:restartNumberingAfterBreak="0">
-    <w:multiLevelType w:val="hybridMultilevel"/>
-    <w:lvl w:ilvl="0" w:tentative="1">
-      <w:start w:val="1"/>
-      <w:numFmt w:val="decimal"/>
-      <w:lvlText w:val="%1."/>
-      <w:lvlJc w:val="left"/>
-      <w:pPr>
-        <w:ind w:left="567" w:hanging="340"/>
-      </w:pPr>
-    </w:lvl>
-  </w:abstractNum>
-  <w:abstractNum w:abstractNumId="7" w15:restartNumberingAfterBreak="0">
-    <w:multiLevelType w:val="hybridMultilevel"/>
-    <w:lvl w:ilvl="0" w:tentative="1">
-      <w:start w:val="1"/>
-      <w:numFmt w:val="decimal"/>
-      <w:lvlText w:val="%1."/>
-      <w:lvlJc w:val="left"/>
-      <w:pPr>
-        <w:ind w:left="567" w:hanging="340"/>
-      </w:pPr>
-    </w:lvl>
-  </w:abstractNum>
-  <w:abstractNum w:abstractNumId="8" w15:restartNumberingAfterBreak="0">
-    <w:multiLevelType w:val="hybridMultilevel"/>
-    <w:lvl w:ilvl="0" w:tentative="1">
-      <w:start w:val="1"/>
-      <w:numFmt w:val="decimal"/>
-      <w:lvlText w:val="%1."/>
-      <w:lvlJc w:val="left"/>
-      <w:pPr>
-        <w:ind w:left="567" w:hanging="340"/>
-      </w:pPr>
-    </w:lvl>
-  </w:abstractNum>
-  <w:abstractNum w:abstractNumId="9" w15:restartNumberingAfterBreak="0">
-    <w:multiLevelType w:val="hybridMultilevel"/>
-    <w:lvl w:ilvl="0" w:tentative="1">
-      <w:start w:val="1"/>
-      <w:numFmt w:val="decimal"/>
-      <w:lvlText w:val="%1."/>
-      <w:lvlJc w:val="left"/>
-      <w:pPr>
-        <w:ind w:left="567" w:hanging="340"/>
-      </w:pPr>
-    </w:lvl>
-  </w:abstractNum>
-  <w:abstractNum w:abstractNumId="10" w15:restartNumberingAfterBreak="0">
-    <w:multiLevelType w:val="hybridMultilevel"/>
-    <w:lvl w:ilvl="0" w:tentative="1">
-      <w:start w:val="1"/>
-      <w:numFmt w:val="decimal"/>
-      <w:lvlText w:val="%1."/>
-      <w:lvlJc w:val="left"/>
-      <w:pPr>
-        <w:ind w:left="567" w:hanging="340"/>
-      </w:pPr>
-    </w:lvl>
-  </w:abstractNum>
   <w:num w:numId="1">
     <w:abstractNumId w:val="1"/>
     <w:lvlOverride w:ilvl="0">
@@ -11172,6 +11854,21 @@
     <w:name w:val="Normal"/>
     <w:qFormat/>
   </w:style>
+  <w:style w:type="table" w:styleId="TableNormal" w:default="true">
+    <w:name w:val="Normal Table"/>
+    <w:uiPriority w:val="99"/>
+    <w:semiHidden/>
+    <w:unhideWhenUsed/>
+    <w:tblPr>
+      <w:tblInd w:type="dxa" w:w="0"/>
+      <w:tblCellMar>
+        <w:top w:type="dxa" w:w="0"/>
+        <w:left w:type="dxa" w:w="108"/>
+        <w:bottom w:type="dxa" w:w="0"/>
+        <w:right w:type="dxa" w:w="108"/>
+      </w:tblCellMar>
+    </w:tblPr>
+  </w:style>
   <w:style w:type="paragraph" w:styleId="Title">
     <w:name w:val="Title"/>
     <w:basedOn w:val="Normal"/>
@@ -11180,6 +11877,17 @@
     <w:rPr>
       <w:sz w:val="56"/>
       <w:szCs w:val="56"/>
+    </w:rPr>
+  </w:style>
+  <w:style w:type="paragraph" w:styleId="Heading4">
+    <w:name w:val="Heading 4"/>
+    <w:basedOn w:val="Normal"/>
+    <w:next w:val="Normal"/>
+    <w:qFormat/>
+    <w:rPr>
+      <w:i/>
+      <w:iCs/>
+      <w:color w:val="2E74B5"/>
     </w:rPr>
   </w:style>
   <w:style w:type="paragraph" w:styleId="Heading5">
@@ -11341,7 +12049,7 @@
     <w:next w:val="Normal"/>
     <w:qFormat/>
     <w:pPr>
-      <w:spacing w:after="100" w:before="180"/>
+      <w:spacing w:after="80" w:before="120"/>
       <w:outlineLvl w:val="2"/>
     </w:pPr>
     <w:rPr>
@@ -11351,24 +12059,6 @@
       <w:i/>
       <w:iCs/>
       <w:color w:val="0F766E"/>
-      <w:sz w:val="26"/>
-      <w:szCs w:val="26"/>
-    </w:rPr>
-  </w:style>
-  <w:style w:type="paragraph" w:styleId="Heading4">
-    <w:name w:val="Heading 4"/>
-    <w:basedOn w:val="Normal"/>
-    <w:next w:val="Normal"/>
-    <w:qFormat/>
-    <w:pPr>
-      <w:spacing w:after="80" w:before="120"/>
-      <w:outlineLvl w:val="3"/>
-    </w:pPr>
-    <w:rPr>
-      <w:rFonts w:ascii="Times New Roman" w:cs="Times New Roman" w:eastAsia="Times New Roman" w:hAnsi="Times New Roman"/>
-      <w:b/>
-      <w:bCs/>
-      <w:color w:val="92400E"/>
       <w:sz w:val="26"/>
       <w:szCs w:val="26"/>
     </w:rPr>
